--- a/internal_doc/03.开发设计/Story-sequoiafs设计方案.docx
+++ b/internal_doc/03.开发设计/Story-sequoiafs设计方案.docx
@@ -4,7 +4,7 @@
   <w:body>
     <w:tbl>
       <w:tblPr>
-        <w:tblStyle w:val="a9"/>
+        <w:tblStyle w:val="TableGrid"/>
         <w:tblW w:w="0" w:type="auto"/>
         <w:tblLook w:val="04A0"/>
       </w:tblPr>
@@ -38,19 +38,7 @@
               <w:rPr>
                 <w:rFonts w:hint="eastAsia"/>
               </w:rPr>
-              <w:t>2017-11-</w:t>
-            </w:r>
-            <w:r>
-              <w:rPr>
-                <w:rFonts w:hint="eastAsia"/>
-              </w:rPr>
-              <w:t>1</w:t>
-            </w:r>
-            <w:r>
-              <w:rPr>
-                <w:rFonts w:hint="eastAsia"/>
-              </w:rPr>
-              <w:t xml:space="preserve"> yuweixing</w:t>
+              <w:t>2017-11-1 yuweixing</w:t>
             </w:r>
           </w:p>
         </w:tc>
@@ -74,16 +62,39 @@
             <w:tcW w:w="4261" w:type="dxa"/>
           </w:tcPr>
           <w:p>
-            <w:pPr>
-              <w:rPr>
-                <w:rFonts w:hint="eastAsia"/>
-              </w:rPr>
-            </w:pPr>
             <w:r>
               <w:rPr>
                 <w:rFonts w:hint="eastAsia"/>
               </w:rPr>
               <w:t>2018-3-8 yuweixing</w:t>
+            </w:r>
+          </w:p>
+        </w:tc>
+        <w:tc>
+          <w:tcPr>
+            <w:tcW w:w="4261" w:type="dxa"/>
+          </w:tcPr>
+          <w:p>
+            <w:r>
+              <w:rPr>
+                <w:rFonts w:hint="eastAsia"/>
+              </w:rPr>
+              <w:t>Update with review comments</w:t>
+            </w:r>
+          </w:p>
+        </w:tc>
+      </w:tr>
+      <w:tr>
+        <w:tc>
+          <w:tcPr>
+            <w:tcW w:w="4261" w:type="dxa"/>
+          </w:tcPr>
+          <w:p>
+            <w:r>
+              <w:rPr>
+                <w:rFonts w:hint="eastAsia"/>
+              </w:rPr>
+              <w:t>2018-4-25yuweixing</w:t>
             </w:r>
           </w:p>
         </w:tc>
@@ -104,7 +115,7 @@
     </w:tbl>
     <w:p>
       <w:pPr>
-        <w:pStyle w:val="2"/>
+        <w:pStyle w:val="Heading2"/>
         <w:numPr>
           <w:ilvl w:val="0"/>
           <w:numId w:val="13"/>
@@ -119,7 +130,7 @@
     </w:p>
     <w:p>
       <w:pPr>
-        <w:pStyle w:val="2"/>
+        <w:pStyle w:val="Heading2"/>
         <w:numPr>
           <w:ilvl w:val="0"/>
           <w:numId w:val="13"/>
@@ -262,7 +273,7 @@
     </w:p>
     <w:p>
       <w:pPr>
-        <w:pStyle w:val="2"/>
+        <w:pStyle w:val="Heading2"/>
         <w:numPr>
           <w:ilvl w:val="0"/>
           <w:numId w:val="13"/>
@@ -330,31 +341,7 @@
         <w:rPr>
           <w:rFonts w:hint="eastAsia"/>
         </w:rPr>
-        <w:t xml:space="preserve"> -</w:t>
-      </w:r>
-      <w:r>
-        <w:rPr>
-          <w:rFonts w:hint="eastAsia"/>
-        </w:rPr>
-        <w:t>-hosts</w:t>
-      </w:r>
-      <w:r>
-        <w:rPr>
-          <w:rFonts w:hint="eastAsia"/>
-        </w:rPr>
-        <w:t xml:space="preserve"> 192.168.20.45</w:t>
-      </w:r>
-      <w:r>
-        <w:rPr>
-          <w:rFonts w:hint="eastAsia"/>
-        </w:rPr>
-        <w:t>:1181</w:t>
-      </w:r>
-      <w:r>
-        <w:rPr>
-          <w:rFonts w:hint="eastAsia"/>
-        </w:rPr>
-        <w:t xml:space="preserve">0 </w:t>
+        <w:t xml:space="preserve"> --hosts 192.168.20.45:11810 </w:t>
       </w:r>
       <w:r>
         <w:t>-</w:t>
@@ -390,13 +377,7 @@
         <w:rPr>
           <w:rFonts w:hint="eastAsia"/>
         </w:rPr>
-        <w:t>f</w:t>
-      </w:r>
-      <w:r>
-        <w:rPr>
-          <w:rFonts w:hint="eastAsia"/>
-        </w:rPr>
-        <w:t xml:space="preserve"> metafilefoo </w:t>
+        <w:t xml:space="preserve">f metafilefoo </w:t>
       </w:r>
       <w:r>
         <w:t>–</w:t>
@@ -405,19 +386,7 @@
         <w:rPr>
           <w:rFonts w:hint="eastAsia"/>
         </w:rPr>
-        <w:t>d metadirfoo</w:t>
-      </w:r>
-      <w:r>
-        <w:rPr>
-          <w:rFonts w:hint="eastAsia"/>
-        </w:rPr>
-        <w:t>.</w:t>
-      </w:r>
-      <w:r>
-        <w:rPr>
-          <w:rFonts w:hint="eastAsia"/>
-        </w:rPr>
-        <w:t xml:space="preserve">metadirbar </w:t>
+        <w:t xml:space="preserve">d metadirfoo.metadirbar </w:t>
       </w:r>
       <w:r>
         <w:t>-</w:t>
@@ -426,13 +395,7 @@
         <w:rPr>
           <w:rFonts w:hint="eastAsia"/>
         </w:rPr>
-        <w:t>n 50</w:t>
-      </w:r>
-      <w:r>
-        <w:rPr>
-          <w:rFonts w:hint="eastAsia"/>
-        </w:rPr>
-        <w:t xml:space="preserve"> </w:t>
+        <w:t xml:space="preserve">n 50 </w:t>
       </w:r>
       <w:r>
         <w:t>–</w:t>
@@ -441,13 +404,7 @@
         <w:rPr>
           <w:rFonts w:hint="eastAsia"/>
         </w:rPr>
-        <w:t>c 2</w:t>
-      </w:r>
-      <w:r>
-        <w:rPr>
-          <w:rFonts w:hint="eastAsia"/>
-        </w:rPr>
-        <w:t xml:space="preserve"> mountpoint</w:t>
+        <w:t>s 2 mountpoint</w:t>
       </w:r>
     </w:p>
     <w:p>
@@ -507,22 +464,22 @@
     </w:p>
     <w:tbl>
       <w:tblPr>
-        <w:tblStyle w:val="a9"/>
-        <w:tblW w:w="0" w:type="auto"/>
-        <w:tblInd w:w="392" w:type="dxa"/>
+        <w:tblStyle w:val="TableGrid"/>
+        <w:tblW w:w="8188" w:type="dxa"/>
         <w:tblLayout w:type="fixed"/>
         <w:tblLook w:val="04A0"/>
       </w:tblPr>
       <w:tblGrid>
-        <w:gridCol w:w="2177"/>
+        <w:gridCol w:w="1043"/>
         <w:gridCol w:w="1792"/>
-        <w:gridCol w:w="2084"/>
-        <w:gridCol w:w="1743"/>
+        <w:gridCol w:w="709"/>
+        <w:gridCol w:w="2126"/>
+        <w:gridCol w:w="2518"/>
       </w:tblGrid>
       <w:tr>
         <w:tc>
           <w:tcPr>
-            <w:tcW w:w="2177" w:type="dxa"/>
+            <w:tcW w:w="1043" w:type="dxa"/>
           </w:tcPr>
           <w:p>
             <w:r>
@@ -548,7 +505,20 @@
         </w:tc>
         <w:tc>
           <w:tcPr>
-            <w:tcW w:w="2084" w:type="dxa"/>
+            <w:tcW w:w="709" w:type="dxa"/>
+          </w:tcPr>
+          <w:p>
+            <w:r>
+              <w:rPr>
+                <w:rFonts w:hint="eastAsia"/>
+              </w:rPr>
+              <w:t>属性</w:t>
+            </w:r>
+          </w:p>
+        </w:tc>
+        <w:tc>
+          <w:tcPr>
+            <w:tcW w:w="2126" w:type="dxa"/>
           </w:tcPr>
           <w:p>
             <w:r>
@@ -561,7 +531,7 @@
         </w:tc>
         <w:tc>
           <w:tcPr>
-            <w:tcW w:w="1743" w:type="dxa"/>
+            <w:tcW w:w="2518" w:type="dxa"/>
           </w:tcPr>
           <w:p>
             <w:r>
@@ -576,17 +546,14 @@
       <w:tr>
         <w:tc>
           <w:tcPr>
-            <w:tcW w:w="2177" w:type="dxa"/>
-          </w:tcPr>
-          <w:p>
-            <w:r>
-              <w:t>--</w:t>
-            </w:r>
-            <w:r>
-              <w:rPr>
-                <w:rFonts w:hint="eastAsia"/>
-              </w:rPr>
-              <w:t>hosts</w:t>
+            <w:tcW w:w="1043" w:type="dxa"/>
+          </w:tcPr>
+          <w:p>
+            <w:r>
+              <w:rPr>
+                <w:rFonts w:hint="eastAsia"/>
+              </w:rPr>
+              <w:t>--help</w:t>
             </w:r>
           </w:p>
         </w:tc>
@@ -599,130 +566,47 @@
               <w:rPr>
                 <w:rFonts w:hint="eastAsia"/>
               </w:rPr>
-              <w:t>-</w:t>
-            </w:r>
-            <w:r>
-              <w:rPr>
-                <w:rFonts w:hint="eastAsia"/>
-              </w:rPr>
-              <w:t>a</w:t>
-            </w:r>
-          </w:p>
-        </w:tc>
-        <w:tc>
-          <w:tcPr>
-            <w:tcW w:w="2084" w:type="dxa"/>
-          </w:tcPr>
-          <w:p>
-            <w:pPr>
-              <w:jc w:val="left"/>
-            </w:pPr>
-            <w:r>
-              <w:rPr>
-                <w:rFonts w:hint="eastAsia"/>
-              </w:rPr>
-              <w:t>指定需要映射的集合的所属</w:t>
-            </w:r>
-            <w:r>
-              <w:rPr>
-                <w:rFonts w:hint="eastAsia"/>
-              </w:rPr>
-              <w:t>主机</w:t>
-            </w:r>
-            <w:r>
-              <w:rPr>
-                <w:rFonts w:hint="eastAsia"/>
-              </w:rPr>
-              <w:t>节点</w:t>
-            </w:r>
-            <w:r>
-              <w:rPr>
-                <w:rFonts w:hint="eastAsia"/>
-              </w:rPr>
-              <w:t>地址（</w:t>
-            </w:r>
-            <w:r>
-              <w:rPr>
-                <w:rFonts w:hint="eastAsia"/>
-              </w:rPr>
-              <w:t>hostname:svcname</w:t>
-            </w:r>
-            <w:r>
-              <w:rPr>
-                <w:rFonts w:hint="eastAsia"/>
-              </w:rPr>
-              <w:t>）</w:t>
-            </w:r>
-            <w:r>
-              <w:rPr>
-                <w:rFonts w:hint="eastAsia"/>
-              </w:rPr>
-              <w:t>,</w:t>
-            </w:r>
-            <w:r>
-              <w:rPr>
-                <w:rFonts w:hint="eastAsia"/>
-              </w:rPr>
-              <w:t>用“，”分隔多个地址</w:t>
-            </w:r>
-          </w:p>
-        </w:tc>
-        <w:tc>
-          <w:tcPr>
-            <w:tcW w:w="1743" w:type="dxa"/>
-          </w:tcPr>
-          <w:p>
-            <w:pPr>
-              <w:rPr>
-                <w:rFonts w:hint="eastAsia"/>
-              </w:rPr>
-            </w:pPr>
-            <w:r>
-              <w:rPr>
-                <w:rFonts w:hint="eastAsia"/>
-              </w:rPr>
-              <w:t>192.168.20.45</w:t>
-            </w:r>
-            <w:r>
-              <w:rPr>
-                <w:rFonts w:hint="eastAsia"/>
-              </w:rPr>
-              <w:t>:11810, 192.168.20.46:11810,</w:t>
-            </w:r>
-          </w:p>
-          <w:p>
-            <w:r>
-              <w:rPr>
-                <w:rFonts w:hint="eastAsia"/>
-              </w:rPr>
-              <w:t>192.168.20.47:11810</w:t>
-            </w:r>
-          </w:p>
+              <w:t>-h</w:t>
+            </w:r>
+          </w:p>
+        </w:tc>
+        <w:tc>
+          <w:tcPr>
+            <w:tcW w:w="709" w:type="dxa"/>
+          </w:tcPr>
+          <w:p/>
+        </w:tc>
+        <w:tc>
+          <w:tcPr>
+            <w:tcW w:w="2126" w:type="dxa"/>
+          </w:tcPr>
+          <w:p>
+            <w:r>
+              <w:rPr>
+                <w:rFonts w:hint="eastAsia"/>
+              </w:rPr>
+              <w:t>查看帮助信息</w:t>
+            </w:r>
+          </w:p>
+        </w:tc>
+        <w:tc>
+          <w:tcPr>
+            <w:tcW w:w="2518" w:type="dxa"/>
+          </w:tcPr>
+          <w:p/>
         </w:tc>
       </w:tr>
       <w:tr>
         <w:tc>
           <w:tcPr>
-            <w:tcW w:w="2177" w:type="dxa"/>
-          </w:tcPr>
-          <w:p>
-            <w:r>
-              <w:rPr>
-                <w:rFonts w:hint="eastAsia"/>
-              </w:rPr>
-              <w:t>--us</w:t>
-            </w:r>
-            <w:r>
-              <w:rPr>
-                <w:rFonts w:hint="eastAsia"/>
-              </w:rPr>
-              <w:t>e</w:t>
-            </w:r>
-            <w:r>
-              <w:rPr>
-                <w:rFonts w:hint="eastAsia"/>
-              </w:rPr>
-              <w:t>rname</w:t>
+            <w:tcW w:w="1043" w:type="dxa"/>
+          </w:tcPr>
+          <w:p>
+            <w:r>
+              <w:rPr>
+                <w:rFonts w:hint="eastAsia"/>
+              </w:rPr>
+              <w:t>--version</w:t>
             </w:r>
           </w:p>
         </w:tc>
@@ -735,60 +619,47 @@
               <w:rPr>
                 <w:rFonts w:hint="eastAsia"/>
               </w:rPr>
-              <w:t>-u</w:t>
-            </w:r>
-          </w:p>
-        </w:tc>
-        <w:tc>
-          <w:tcPr>
-            <w:tcW w:w="2084" w:type="dxa"/>
-          </w:tcPr>
-          <w:p>
-            <w:r>
-              <w:rPr>
-                <w:rFonts w:hint="eastAsia"/>
-              </w:rPr>
-              <w:t>数据库用户名</w:t>
-            </w:r>
-          </w:p>
-        </w:tc>
-        <w:tc>
-          <w:tcPr>
-            <w:tcW w:w="1743" w:type="dxa"/>
-          </w:tcPr>
-          <w:p>
-            <w:r>
-              <w:t>S</w:t>
-            </w:r>
-            <w:r>
-              <w:rPr>
-                <w:rFonts w:hint="eastAsia"/>
-              </w:rPr>
-              <w:t>dbadmin</w:t>
-            </w:r>
-          </w:p>
+              <w:t>-v</w:t>
+            </w:r>
+          </w:p>
+        </w:tc>
+        <w:tc>
+          <w:tcPr>
+            <w:tcW w:w="709" w:type="dxa"/>
+          </w:tcPr>
+          <w:p/>
+        </w:tc>
+        <w:tc>
+          <w:tcPr>
+            <w:tcW w:w="2126" w:type="dxa"/>
+          </w:tcPr>
+          <w:p>
+            <w:r>
+              <w:rPr>
+                <w:rFonts w:hint="eastAsia"/>
+              </w:rPr>
+              <w:t>查看版本信息</w:t>
+            </w:r>
+          </w:p>
+        </w:tc>
+        <w:tc>
+          <w:tcPr>
+            <w:tcW w:w="2518" w:type="dxa"/>
+          </w:tcPr>
+          <w:p/>
         </w:tc>
       </w:tr>
       <w:tr>
         <w:tc>
           <w:tcPr>
-            <w:tcW w:w="2177" w:type="dxa"/>
-          </w:tcPr>
-          <w:p>
-            <w:r>
-              <w:rPr>
-                <w:rFonts w:hint="eastAsia"/>
-              </w:rPr>
-              <w:t>--</w:t>
-            </w:r>
-            <w:r>
-              <w:t>p</w:t>
-            </w:r>
-            <w:r>
-              <w:rPr>
-                <w:rFonts w:hint="eastAsia"/>
-              </w:rPr>
-              <w:t>asswd</w:t>
+            <w:tcW w:w="1043" w:type="dxa"/>
+          </w:tcPr>
+          <w:p>
+            <w:r>
+              <w:rPr>
+                <w:rFonts w:hint="eastAsia"/>
+              </w:rPr>
+              <w:t>--diaglevel</w:t>
             </w:r>
           </w:p>
         </w:tc>
@@ -801,51 +672,75 @@
               <w:rPr>
                 <w:rFonts w:hint="eastAsia"/>
               </w:rPr>
-              <w:t>-p</w:t>
-            </w:r>
-          </w:p>
-        </w:tc>
-        <w:tc>
-          <w:tcPr>
-            <w:tcW w:w="2084" w:type="dxa"/>
-          </w:tcPr>
-          <w:p>
-            <w:r>
-              <w:rPr>
-                <w:rFonts w:hint="eastAsia"/>
-              </w:rPr>
-              <w:t>数据库密码</w:t>
-            </w:r>
-          </w:p>
-        </w:tc>
-        <w:tc>
-          <w:tcPr>
-            <w:tcW w:w="1743" w:type="dxa"/>
-          </w:tcPr>
-          <w:p>
-            <w:r>
-              <w:t>S</w:t>
-            </w:r>
-            <w:r>
-              <w:rPr>
-                <w:rFonts w:hint="eastAsia"/>
-              </w:rPr>
-              <w:t>dbadmin</w:t>
-            </w:r>
-          </w:p>
+              <w:t>-g</w:t>
+            </w:r>
+          </w:p>
+        </w:tc>
+        <w:tc>
+          <w:tcPr>
+            <w:tcW w:w="709" w:type="dxa"/>
+          </w:tcPr>
+          <w:p>
+            <w:r>
+              <w:rPr>
+                <w:rFonts w:hint="eastAsia"/>
+              </w:rPr>
+              <w:t>可选</w:t>
+            </w:r>
+          </w:p>
+        </w:tc>
+        <w:tc>
+          <w:tcPr>
+            <w:tcW w:w="2126" w:type="dxa"/>
+          </w:tcPr>
+          <w:p>
+            <w:r>
+              <w:rPr>
+                <w:rFonts w:hint="eastAsia"/>
+              </w:rPr>
+              <w:t>设置日志级别，默认</w:t>
+            </w:r>
+            <w:r>
+              <w:rPr>
+                <w:rFonts w:hint="eastAsia"/>
+              </w:rPr>
+              <w:t>3,</w:t>
+            </w:r>
+            <w:r>
+              <w:rPr>
+                <w:rFonts w:hint="eastAsia"/>
+              </w:rPr>
+              <w:t>取值范围</w:t>
+            </w:r>
+            <w:r>
+              <w:rPr>
+                <w:rFonts w:hint="eastAsia"/>
+              </w:rPr>
+              <w:t>[0-5]</w:t>
+            </w:r>
+          </w:p>
+        </w:tc>
+        <w:tc>
+          <w:tcPr>
+            <w:tcW w:w="2518" w:type="dxa"/>
+          </w:tcPr>
+          <w:p/>
         </w:tc>
       </w:tr>
       <w:tr>
         <w:tc>
           <w:tcPr>
-            <w:tcW w:w="2177" w:type="dxa"/>
-          </w:tcPr>
-          <w:p>
-            <w:r>
-              <w:rPr>
-                <w:rFonts w:hint="eastAsia"/>
-              </w:rPr>
-              <w:t>--collection</w:t>
+            <w:tcW w:w="1043" w:type="dxa"/>
+          </w:tcPr>
+          <w:p>
+            <w:r>
+              <w:t>--</w:t>
+            </w:r>
+            <w:r>
+              <w:rPr>
+                <w:rFonts w:hint="eastAsia"/>
+              </w:rPr>
+              <w:t>hosts</w:t>
             </w:r>
           </w:p>
         </w:tc>
@@ -858,78 +753,118 @@
               <w:rPr>
                 <w:rFonts w:hint="eastAsia"/>
               </w:rPr>
-              <w:t>-l</w:t>
-            </w:r>
-          </w:p>
-        </w:tc>
-        <w:tc>
-          <w:tcPr>
-            <w:tcW w:w="2084" w:type="dxa"/>
-          </w:tcPr>
-          <w:p>
-            <w:r>
-              <w:rPr>
-                <w:rFonts w:hint="eastAsia"/>
-              </w:rPr>
-              <w:t>指定映射的集合名称</w:t>
-            </w:r>
-            <w:r>
-              <w:rPr>
-                <w:rFonts w:hint="eastAsia"/>
-              </w:rPr>
-              <w:t>(</w:t>
-            </w:r>
-            <w:r>
-              <w:rPr>
-                <w:rFonts w:hint="eastAsia"/>
-              </w:rPr>
-              <w:t>全名</w:t>
-            </w:r>
-            <w:r>
-              <w:rPr>
-                <w:rFonts w:hint="eastAsia"/>
-              </w:rPr>
-              <w:t>)</w:t>
-            </w:r>
-          </w:p>
-        </w:tc>
-        <w:tc>
-          <w:tcPr>
-            <w:tcW w:w="1743" w:type="dxa"/>
-          </w:tcPr>
-          <w:p>
-            <w:r>
-              <w:rPr>
-                <w:rFonts w:hint="eastAsia"/>
-              </w:rPr>
-              <w:t>f</w:t>
-            </w:r>
-            <w:r>
-              <w:rPr>
-                <w:rFonts w:hint="eastAsia"/>
-              </w:rPr>
-              <w:t>oo.b</w:t>
-            </w:r>
-            <w:r>
-              <w:rPr>
-                <w:rFonts w:hint="eastAsia"/>
-              </w:rPr>
-              <w:t>ar</w:t>
-            </w:r>
-          </w:p>
+              <w:t>-i</w:t>
+            </w:r>
+          </w:p>
+        </w:tc>
+        <w:tc>
+          <w:tcPr>
+            <w:tcW w:w="709" w:type="dxa"/>
+          </w:tcPr>
+          <w:p>
+            <w:pPr>
+              <w:jc w:val="left"/>
+            </w:pPr>
+            <w:r>
+              <w:rPr>
+                <w:rFonts w:hint="eastAsia"/>
+              </w:rPr>
+              <w:t>可选</w:t>
+            </w:r>
+          </w:p>
+        </w:tc>
+        <w:tc>
+          <w:tcPr>
+            <w:tcW w:w="2126" w:type="dxa"/>
+          </w:tcPr>
+          <w:p>
+            <w:pPr>
+              <w:jc w:val="left"/>
+            </w:pPr>
+            <w:r>
+              <w:rPr>
+                <w:rFonts w:hint="eastAsia"/>
+              </w:rPr>
+              <w:t>指定需要映射的集合的所属主机节点地址（</w:t>
+            </w:r>
+            <w:r>
+              <w:rPr>
+                <w:rFonts w:hint="eastAsia"/>
+              </w:rPr>
+              <w:t>hostname:svcname</w:t>
+            </w:r>
+            <w:r>
+              <w:rPr>
+                <w:rFonts w:hint="eastAsia"/>
+              </w:rPr>
+              <w:t>）</w:t>
+            </w:r>
+            <w:r>
+              <w:rPr>
+                <w:rFonts w:hint="eastAsia"/>
+              </w:rPr>
+              <w:t>,</w:t>
+            </w:r>
+            <w:r>
+              <w:rPr>
+                <w:rFonts w:hint="eastAsia"/>
+              </w:rPr>
+              <w:t>用“，”分隔多个地址</w:t>
+            </w:r>
+            <w:r>
+              <w:rPr>
+                <w:rFonts w:hint="eastAsia"/>
+              </w:rPr>
+              <w:t xml:space="preserve">, </w:t>
+            </w:r>
+            <w:r>
+              <w:rPr>
+                <w:rFonts w:hint="eastAsia"/>
+              </w:rPr>
+              <w:t>默认：</w:t>
+            </w:r>
+            <w:r>
+              <w:rPr>
+                <w:rFonts w:hint="eastAsia"/>
+              </w:rPr>
+              <w:t>localhost:11810</w:t>
+            </w:r>
+          </w:p>
+        </w:tc>
+        <w:tc>
+          <w:tcPr>
+            <w:tcW w:w="2518" w:type="dxa"/>
+          </w:tcPr>
+          <w:p>
+            <w:r>
+              <w:rPr>
+                <w:rFonts w:hint="eastAsia"/>
+              </w:rPr>
+              <w:t>192.168.20.45:11810, 192.168.20.46:11810,</w:t>
+            </w:r>
+          </w:p>
+          <w:p>
+            <w:r>
+              <w:rPr>
+                <w:rFonts w:hint="eastAsia"/>
+              </w:rPr>
+              <w:t>192.168.20.47:11810</w:t>
+            </w:r>
+          </w:p>
+          <w:p/>
         </w:tc>
       </w:tr>
       <w:tr>
         <w:tc>
           <w:tcPr>
-            <w:tcW w:w="2177" w:type="dxa"/>
-          </w:tcPr>
-          <w:p>
-            <w:r>
-              <w:rPr>
-                <w:rFonts w:hint="eastAsia"/>
-              </w:rPr>
-              <w:t>--metafilecollection</w:t>
+            <w:tcW w:w="1043" w:type="dxa"/>
+          </w:tcPr>
+          <w:p>
+            <w:r>
+              <w:rPr>
+                <w:rFonts w:hint="eastAsia"/>
+              </w:rPr>
+              <w:t>--username</w:t>
             </w:r>
           </w:p>
         </w:tc>
@@ -942,96 +877,46 @@
               <w:rPr>
                 <w:rFonts w:hint="eastAsia"/>
               </w:rPr>
-              <w:t>-</w:t>
-            </w:r>
-            <w:r>
-              <w:rPr>
-                <w:rFonts w:hint="eastAsia"/>
-              </w:rPr>
-              <w:t>f</w:t>
-            </w:r>
-          </w:p>
-        </w:tc>
-        <w:tc>
-          <w:tcPr>
-            <w:tcW w:w="2084" w:type="dxa"/>
-          </w:tcPr>
-          <w:p>
-            <w:r>
-              <w:rPr>
-                <w:rFonts w:hint="eastAsia"/>
-              </w:rPr>
-              <w:t>指定</w:t>
-            </w:r>
-            <w:r>
-              <w:rPr>
-                <w:rFonts w:hint="eastAsia"/>
-              </w:rPr>
-              <w:t>文件</w:t>
-            </w:r>
-            <w:r>
-              <w:rPr>
-                <w:rFonts w:hint="eastAsia"/>
-              </w:rPr>
-              <w:t>元数据集合</w:t>
-            </w:r>
-            <w:r>
-              <w:rPr>
-                <w:rFonts w:hint="eastAsia"/>
-              </w:rPr>
-              <w:t>(</w:t>
-            </w:r>
-            <w:r>
-              <w:rPr>
-                <w:rFonts w:hint="eastAsia"/>
-              </w:rPr>
-              <w:t>全名</w:t>
-            </w:r>
-            <w:r>
-              <w:rPr>
-                <w:rFonts w:hint="eastAsia"/>
-              </w:rPr>
-              <w:t>)</w:t>
-            </w:r>
-            <w:r>
-              <w:rPr>
-                <w:rFonts w:hint="eastAsia"/>
-              </w:rPr>
-              <w:t>,</w:t>
-            </w:r>
-            <w:r>
-              <w:rPr>
-                <w:rFonts w:hint="eastAsia"/>
-              </w:rPr>
-              <w:t>默认根据目标集合</w:t>
-            </w:r>
-            <w:r>
-              <w:rPr>
-                <w:rFonts w:hint="eastAsia"/>
-              </w:rPr>
-              <w:t>hash</w:t>
-            </w:r>
-            <w:r>
-              <w:rPr>
-                <w:rFonts w:hint="eastAsia"/>
-              </w:rPr>
-              <w:t>生成对应集合名称</w:t>
-            </w:r>
-          </w:p>
-        </w:tc>
-        <w:tc>
-          <w:tcPr>
-            <w:tcW w:w="1743" w:type="dxa"/>
-          </w:tcPr>
-          <w:p>
-            <w:r>
-              <w:t>M</w:t>
-            </w:r>
-            <w:r>
-              <w:rPr>
-                <w:rFonts w:hint="eastAsia"/>
-              </w:rPr>
-              <w:t>etafilefoo.metafilebar</w:t>
+              <w:t>-u</w:t>
+            </w:r>
+          </w:p>
+        </w:tc>
+        <w:tc>
+          <w:tcPr>
+            <w:tcW w:w="709" w:type="dxa"/>
+          </w:tcPr>
+          <w:p>
+            <w:r>
+              <w:rPr>
+                <w:rFonts w:hint="eastAsia"/>
+              </w:rPr>
+              <w:t>可选</w:t>
+            </w:r>
+          </w:p>
+        </w:tc>
+        <w:tc>
+          <w:tcPr>
+            <w:tcW w:w="2126" w:type="dxa"/>
+          </w:tcPr>
+          <w:p>
+            <w:r>
+              <w:rPr>
+                <w:rFonts w:hint="eastAsia"/>
+              </w:rPr>
+              <w:t>数据库用户名</w:t>
+            </w:r>
+          </w:p>
+        </w:tc>
+        <w:tc>
+          <w:tcPr>
+            <w:tcW w:w="2518" w:type="dxa"/>
+          </w:tcPr>
+          <w:p>
+            <w:r>
+              <w:rPr>
+                <w:rFonts w:hint="eastAsia"/>
+              </w:rPr>
+              <w:t>sdbadmin</w:t>
             </w:r>
           </w:p>
         </w:tc>
@@ -1039,14 +924,23 @@
       <w:tr>
         <w:tc>
           <w:tcPr>
-            <w:tcW w:w="2177" w:type="dxa"/>
-          </w:tcPr>
-          <w:p>
-            <w:r>
-              <w:rPr>
-                <w:rFonts w:hint="eastAsia"/>
-              </w:rPr>
-              <w:t>--metadircollection</w:t>
+            <w:tcW w:w="1043" w:type="dxa"/>
+          </w:tcPr>
+          <w:p>
+            <w:r>
+              <w:rPr>
+                <w:rFonts w:hint="eastAsia"/>
+              </w:rPr>
+              <w:t>--</w:t>
+            </w:r>
+            <w:r>
+              <w:t>p</w:t>
+            </w:r>
+            <w:r>
+              <w:rPr>
+                <w:rFonts w:hint="eastAsia"/>
+              </w:rPr>
+              <w:t>asswd</w:t>
             </w:r>
           </w:p>
         </w:tc>
@@ -1059,78 +953,46 @@
               <w:rPr>
                 <w:rFonts w:hint="eastAsia"/>
               </w:rPr>
-              <w:t>-</w:t>
-            </w:r>
-            <w:r>
-              <w:rPr>
-                <w:rFonts w:hint="eastAsia"/>
-              </w:rPr>
-              <w:t>d</w:t>
-            </w:r>
-          </w:p>
-        </w:tc>
-        <w:tc>
-          <w:tcPr>
-            <w:tcW w:w="2084" w:type="dxa"/>
-          </w:tcPr>
-          <w:p>
-            <w:r>
-              <w:rPr>
-                <w:rFonts w:hint="eastAsia"/>
-              </w:rPr>
-              <w:t>指定目录元数据集合</w:t>
-            </w:r>
-            <w:r>
-              <w:rPr>
-                <w:rFonts w:hint="eastAsia"/>
-              </w:rPr>
-              <w:t>(</w:t>
-            </w:r>
-            <w:r>
-              <w:rPr>
-                <w:rFonts w:hint="eastAsia"/>
-              </w:rPr>
-              <w:t>全名</w:t>
-            </w:r>
-            <w:r>
-              <w:rPr>
-                <w:rFonts w:hint="eastAsia"/>
-              </w:rPr>
-              <w:t>)</w:t>
-            </w:r>
-            <w:r>
-              <w:rPr>
-                <w:rFonts w:hint="eastAsia"/>
-              </w:rPr>
-              <w:t>，默认根据目标集合</w:t>
-            </w:r>
-            <w:r>
-              <w:rPr>
-                <w:rFonts w:hint="eastAsia"/>
-              </w:rPr>
-              <w:t>hash</w:t>
-            </w:r>
-            <w:r>
-              <w:rPr>
-                <w:rFonts w:hint="eastAsia"/>
-              </w:rPr>
-              <w:t>生成对应集合名称</w:t>
-            </w:r>
-          </w:p>
-        </w:tc>
-        <w:tc>
-          <w:tcPr>
-            <w:tcW w:w="1743" w:type="dxa"/>
-          </w:tcPr>
-          <w:p>
-            <w:r>
-              <w:t>M</w:t>
-            </w:r>
-            <w:r>
-              <w:rPr>
-                <w:rFonts w:hint="eastAsia"/>
-              </w:rPr>
-              <w:t>etadirfoo.metadirbar</w:t>
+              <w:t>-p</w:t>
+            </w:r>
+          </w:p>
+        </w:tc>
+        <w:tc>
+          <w:tcPr>
+            <w:tcW w:w="709" w:type="dxa"/>
+          </w:tcPr>
+          <w:p>
+            <w:r>
+              <w:rPr>
+                <w:rFonts w:hint="eastAsia"/>
+              </w:rPr>
+              <w:t>可选</w:t>
+            </w:r>
+          </w:p>
+        </w:tc>
+        <w:tc>
+          <w:tcPr>
+            <w:tcW w:w="2126" w:type="dxa"/>
+          </w:tcPr>
+          <w:p>
+            <w:r>
+              <w:rPr>
+                <w:rFonts w:hint="eastAsia"/>
+              </w:rPr>
+              <w:t>数据库密码</w:t>
+            </w:r>
+          </w:p>
+        </w:tc>
+        <w:tc>
+          <w:tcPr>
+            <w:tcW w:w="2518" w:type="dxa"/>
+          </w:tcPr>
+          <w:p>
+            <w:r>
+              <w:rPr>
+                <w:rFonts w:hint="eastAsia"/>
+              </w:rPr>
+              <w:t>sdbadmin</w:t>
             </w:r>
           </w:p>
         </w:tc>
@@ -1138,14 +1000,14 @@
       <w:tr>
         <w:tc>
           <w:tcPr>
-            <w:tcW w:w="2177" w:type="dxa"/>
-          </w:tcPr>
-          <w:p>
-            <w:r>
-              <w:rPr>
-                <w:rFonts w:hint="eastAsia"/>
-              </w:rPr>
-              <w:t>--connectionnum</w:t>
+            <w:tcW w:w="1043" w:type="dxa"/>
+          </w:tcPr>
+          <w:p>
+            <w:r>
+              <w:rPr>
+                <w:rFonts w:hint="eastAsia"/>
+              </w:rPr>
+              <w:t>--collection</w:t>
             </w:r>
           </w:p>
         </w:tc>
@@ -1158,45 +1020,64 @@
               <w:rPr>
                 <w:rFonts w:hint="eastAsia"/>
               </w:rPr>
-              <w:t>-n</w:t>
-            </w:r>
-          </w:p>
-        </w:tc>
-        <w:tc>
-          <w:tcPr>
-            <w:tcW w:w="2084" w:type="dxa"/>
-          </w:tcPr>
-          <w:p>
-            <w:r>
-              <w:rPr>
-                <w:rFonts w:hint="eastAsia"/>
-              </w:rPr>
-              <w:t>指定初始化连接池大小</w:t>
-            </w:r>
-            <w:r>
-              <w:rPr>
-                <w:rFonts w:hint="eastAsia"/>
-              </w:rPr>
-              <w:t>，默认</w:t>
-            </w:r>
-            <w:r>
-              <w:rPr>
-                <w:rFonts w:hint="eastAsia"/>
-              </w:rPr>
-              <w:t>50</w:t>
-            </w:r>
-          </w:p>
-        </w:tc>
-        <w:tc>
-          <w:tcPr>
-            <w:tcW w:w="1743" w:type="dxa"/>
-          </w:tcPr>
-          <w:p>
-            <w:r>
-              <w:rPr>
-                <w:rFonts w:hint="eastAsia"/>
-              </w:rPr>
-              <w:t>50</w:t>
+              <w:t>-l</w:t>
+            </w:r>
+          </w:p>
+        </w:tc>
+        <w:tc>
+          <w:tcPr>
+            <w:tcW w:w="709" w:type="dxa"/>
+          </w:tcPr>
+          <w:p>
+            <w:r>
+              <w:rPr>
+                <w:rFonts w:hint="eastAsia"/>
+              </w:rPr>
+              <w:t>必选</w:t>
+            </w:r>
+          </w:p>
+        </w:tc>
+        <w:tc>
+          <w:tcPr>
+            <w:tcW w:w="2126" w:type="dxa"/>
+          </w:tcPr>
+          <w:p>
+            <w:r>
+              <w:rPr>
+                <w:rFonts w:hint="eastAsia"/>
+              </w:rPr>
+              <w:t>指定映射的集合名称</w:t>
+            </w:r>
+            <w:r>
+              <w:rPr>
+                <w:rFonts w:hint="eastAsia"/>
+              </w:rPr>
+              <w:t>(</w:t>
+            </w:r>
+            <w:r>
+              <w:rPr>
+                <w:rFonts w:hint="eastAsia"/>
+              </w:rPr>
+              <w:t>全名</w:t>
+            </w:r>
+            <w:r>
+              <w:rPr>
+                <w:rFonts w:hint="eastAsia"/>
+              </w:rPr>
+              <w:t>)</w:t>
+            </w:r>
+          </w:p>
+        </w:tc>
+        <w:tc>
+          <w:tcPr>
+            <w:tcW w:w="2518" w:type="dxa"/>
+          </w:tcPr>
+          <w:p>
+            <w:r>
+              <w:rPr>
+                <w:rFonts w:hint="eastAsia"/>
+              </w:rPr>
+              <w:t>foo.bar</w:t>
             </w:r>
           </w:p>
         </w:tc>
@@ -1204,27 +1085,14 @@
       <w:tr>
         <w:tc>
           <w:tcPr>
-            <w:tcW w:w="2177" w:type="dxa"/>
-          </w:tcPr>
-          <w:p>
-            <w:r>
-              <w:rPr>
-                <w:rFonts w:hint="eastAsia"/>
-              </w:rPr>
-              <w:lastRenderedPageBreak/>
-              <w:t>-</w:t>
-            </w:r>
-            <w:r>
-              <w:rPr>
-                <w:rFonts w:hint="eastAsia"/>
-              </w:rPr>
-              <w:t>-caches</w:t>
-            </w:r>
-            <w:r>
-              <w:rPr>
-                <w:rFonts w:hint="eastAsia"/>
-              </w:rPr>
-              <w:t>ize</w:t>
+            <w:tcW w:w="1043" w:type="dxa"/>
+          </w:tcPr>
+          <w:p>
+            <w:r>
+              <w:rPr>
+                <w:rFonts w:hint="eastAsia"/>
+              </w:rPr>
+              <w:t>--metafilecollection</w:t>
             </w:r>
           </w:p>
         </w:tc>
@@ -1237,63 +1105,85 @@
               <w:rPr>
                 <w:rFonts w:hint="eastAsia"/>
               </w:rPr>
-              <w:t>-c</w:t>
-            </w:r>
-          </w:p>
-        </w:tc>
-        <w:tc>
-          <w:tcPr>
-            <w:tcW w:w="2084" w:type="dxa"/>
-          </w:tcPr>
-          <w:p>
-            <w:r>
-              <w:rPr>
-                <w:rFonts w:hint="eastAsia"/>
-              </w:rPr>
-              <w:t>目录</w:t>
-            </w:r>
-            <w:r>
-              <w:rPr>
-                <w:rFonts w:hint="eastAsia"/>
-              </w:rPr>
-              <w:t>LRU</w:t>
-            </w:r>
-            <w:r>
-              <w:rPr>
-                <w:rFonts w:hint="eastAsia"/>
-              </w:rPr>
-              <w:t>缓存大小，默认</w:t>
-            </w:r>
-            <w:r>
-              <w:rPr>
-                <w:rFonts w:hint="eastAsia"/>
-              </w:rPr>
-              <w:t>2M</w:t>
-            </w:r>
-            <w:r>
-              <w:rPr>
-                <w:rFonts w:hint="eastAsia"/>
-              </w:rPr>
-              <w:t>，整数，单位</w:t>
-            </w:r>
-            <w:r>
-              <w:rPr>
-                <w:rFonts w:hint="eastAsia"/>
-              </w:rPr>
+              <w:t>-f</w:t>
+            </w:r>
+          </w:p>
+        </w:tc>
+        <w:tc>
+          <w:tcPr>
+            <w:tcW w:w="709" w:type="dxa"/>
+          </w:tcPr>
+          <w:p>
+            <w:r>
+              <w:rPr>
+                <w:rFonts w:hint="eastAsia"/>
+              </w:rPr>
+              <w:t>可选</w:t>
+            </w:r>
+          </w:p>
+        </w:tc>
+        <w:tc>
+          <w:tcPr>
+            <w:tcW w:w="2126" w:type="dxa"/>
+          </w:tcPr>
+          <w:p>
+            <w:r>
+              <w:rPr>
+                <w:rFonts w:hint="eastAsia"/>
+              </w:rPr>
+              <w:t>指定文件元数据集合</w:t>
+            </w:r>
+            <w:r>
+              <w:rPr>
+                <w:rFonts w:hint="eastAsia"/>
+              </w:rPr>
+              <w:t>(</w:t>
+            </w:r>
+            <w:r>
+              <w:rPr>
+                <w:rFonts w:hint="eastAsia"/>
+              </w:rPr>
+              <w:t>全名</w:t>
+            </w:r>
+            <w:r>
+              <w:rPr>
+                <w:rFonts w:hint="eastAsia"/>
+              </w:rPr>
+              <w:t>),</w:t>
+            </w:r>
+            <w:r>
+              <w:rPr>
+                <w:rFonts w:hint="eastAsia"/>
+              </w:rPr>
+              <w:t>默认根据目标集合</w:t>
+            </w:r>
+            <w:r>
+              <w:rPr>
+                <w:rFonts w:hint="eastAsia"/>
+              </w:rPr>
+              <w:t>hash</w:t>
+            </w:r>
+            <w:r>
+              <w:rPr>
+                <w:rFonts w:hint="eastAsia"/>
+              </w:rPr>
+              <w:t>生成对应集合名称</w:t>
+            </w:r>
+          </w:p>
+        </w:tc>
+        <w:tc>
+          <w:tcPr>
+            <w:tcW w:w="2518" w:type="dxa"/>
+          </w:tcPr>
+          <w:p>
+            <w:r>
               <w:t>M</w:t>
             </w:r>
-          </w:p>
-        </w:tc>
-        <w:tc>
-          <w:tcPr>
-            <w:tcW w:w="1743" w:type="dxa"/>
-          </w:tcPr>
-          <w:p>
-            <w:r>
-              <w:rPr>
-                <w:rFonts w:hint="eastAsia"/>
-              </w:rPr>
-              <w:t>5</w:t>
+            <w:r>
+              <w:rPr>
+                <w:rFonts w:hint="eastAsia"/>
+              </w:rPr>
+              <w:t>etafilefoo.metafilebar</w:t>
             </w:r>
           </w:p>
         </w:tc>
@@ -1301,14 +1191,15 @@
       <w:tr>
         <w:tc>
           <w:tcPr>
-            <w:tcW w:w="2177" w:type="dxa"/>
-          </w:tcPr>
-          <w:p>
-            <w:r>
-              <w:rPr>
-                <w:rFonts w:hint="eastAsia"/>
-              </w:rPr>
-              <w:t>mountpoint</w:t>
+            <w:tcW w:w="1043" w:type="dxa"/>
+          </w:tcPr>
+          <w:p>
+            <w:r>
+              <w:rPr>
+                <w:rFonts w:hint="eastAsia"/>
+              </w:rPr>
+              <w:lastRenderedPageBreak/>
+              <w:t>--metadircollection</w:t>
             </w:r>
           </w:p>
         </w:tc>
@@ -1321,36 +1212,85 @@
               <w:rPr>
                 <w:rFonts w:hint="eastAsia"/>
               </w:rPr>
-              <w:t>NA</w:t>
-            </w:r>
-          </w:p>
-        </w:tc>
-        <w:tc>
-          <w:tcPr>
-            <w:tcW w:w="2084" w:type="dxa"/>
-          </w:tcPr>
-          <w:p>
-            <w:r>
-              <w:rPr>
-                <w:rFonts w:hint="eastAsia"/>
-              </w:rPr>
-              <w:t>指定集合映射的目标目录</w:t>
-            </w:r>
-          </w:p>
-        </w:tc>
-        <w:tc>
-          <w:tcPr>
-            <w:tcW w:w="1743" w:type="dxa"/>
-          </w:tcPr>
-          <w:p>
-            <w:r>
-              <w:t>C</w:t>
-            </w:r>
-            <w:r>
-              <w:rPr>
-                <w:rFonts w:hint="eastAsia"/>
-              </w:rPr>
-              <w:t>ollection_mount_dir</w:t>
+              <w:t>-d</w:t>
+            </w:r>
+          </w:p>
+        </w:tc>
+        <w:tc>
+          <w:tcPr>
+            <w:tcW w:w="709" w:type="dxa"/>
+          </w:tcPr>
+          <w:p>
+            <w:r>
+              <w:rPr>
+                <w:rFonts w:hint="eastAsia"/>
+              </w:rPr>
+              <w:t>可选</w:t>
+            </w:r>
+          </w:p>
+        </w:tc>
+        <w:tc>
+          <w:tcPr>
+            <w:tcW w:w="2126" w:type="dxa"/>
+          </w:tcPr>
+          <w:p>
+            <w:r>
+              <w:rPr>
+                <w:rFonts w:hint="eastAsia"/>
+              </w:rPr>
+              <w:t>指定目录元数据集合</w:t>
+            </w:r>
+            <w:r>
+              <w:rPr>
+                <w:rFonts w:hint="eastAsia"/>
+              </w:rPr>
+              <w:t>(</w:t>
+            </w:r>
+            <w:r>
+              <w:rPr>
+                <w:rFonts w:hint="eastAsia"/>
+              </w:rPr>
+              <w:t>全名</w:t>
+            </w:r>
+            <w:r>
+              <w:rPr>
+                <w:rFonts w:hint="eastAsia"/>
+              </w:rPr>
+              <w:t>)</w:t>
+            </w:r>
+            <w:r>
+              <w:rPr>
+                <w:rFonts w:hint="eastAsia"/>
+              </w:rPr>
+              <w:t>，默认根据目标集合</w:t>
+            </w:r>
+            <w:r>
+              <w:rPr>
+                <w:rFonts w:hint="eastAsia"/>
+              </w:rPr>
+              <w:t>hash</w:t>
+            </w:r>
+            <w:r>
+              <w:rPr>
+                <w:rFonts w:hint="eastAsia"/>
+              </w:rPr>
+              <w:t>生成对应集合名称</w:t>
+            </w:r>
+          </w:p>
+        </w:tc>
+        <w:tc>
+          <w:tcPr>
+            <w:tcW w:w="2518" w:type="dxa"/>
+          </w:tcPr>
+          <w:p>
+            <w:r>
+              <w:t>M</w:t>
+            </w:r>
+            <w:r>
+              <w:rPr>
+                <w:rFonts w:hint="eastAsia"/>
+              </w:rPr>
+              <w:t>etadirfoo.metadirbar</w:t>
             </w:r>
           </w:p>
         </w:tc>
@@ -1358,26 +1298,14 @@
       <w:tr>
         <w:tc>
           <w:tcPr>
-            <w:tcW w:w="2177" w:type="dxa"/>
-          </w:tcPr>
-          <w:p>
-            <w:r>
-              <w:rPr>
-                <w:rFonts w:hint="eastAsia"/>
-              </w:rPr>
-              <w:t>-h</w:t>
-            </w:r>
-            <w:r>
-              <w:rPr>
-                <w:rFonts w:hint="eastAsia"/>
-              </w:rPr>
-              <w:t>或者</w:t>
-            </w:r>
-            <w:r>
-              <w:rPr>
-                <w:rFonts w:hint="eastAsia"/>
-              </w:rPr>
-              <w:t>--help</w:t>
+            <w:tcW w:w="1043" w:type="dxa"/>
+          </w:tcPr>
+          <w:p>
+            <w:r>
+              <w:rPr>
+                <w:rFonts w:hint="eastAsia"/>
+              </w:rPr>
+              <w:t>--connectionnum</w:t>
             </w:r>
           </w:p>
         </w:tc>
@@ -1390,26 +1318,525 @@
               <w:rPr>
                 <w:rFonts w:hint="eastAsia"/>
               </w:rPr>
-              <w:t>-h</w:t>
-            </w:r>
-          </w:p>
-        </w:tc>
-        <w:tc>
-          <w:tcPr>
-            <w:tcW w:w="2084" w:type="dxa"/>
-          </w:tcPr>
-          <w:p>
-            <w:r>
-              <w:rPr>
-                <w:rFonts w:hint="eastAsia"/>
-              </w:rPr>
-              <w:t>查看帮助信息</w:t>
-            </w:r>
-          </w:p>
-        </w:tc>
-        <w:tc>
-          <w:tcPr>
-            <w:tcW w:w="1743" w:type="dxa"/>
+              <w:t>-n</w:t>
+            </w:r>
+          </w:p>
+        </w:tc>
+        <w:tc>
+          <w:tcPr>
+            <w:tcW w:w="709" w:type="dxa"/>
+          </w:tcPr>
+          <w:p>
+            <w:r>
+              <w:rPr>
+                <w:rFonts w:hint="eastAsia"/>
+              </w:rPr>
+              <w:t>可选</w:t>
+            </w:r>
+          </w:p>
+        </w:tc>
+        <w:tc>
+          <w:tcPr>
+            <w:tcW w:w="2126" w:type="dxa"/>
+          </w:tcPr>
+          <w:p>
+            <w:r>
+              <w:rPr>
+                <w:rFonts w:hint="eastAsia"/>
+              </w:rPr>
+              <w:t>指定初始化连接池大小，默认</w:t>
+            </w:r>
+            <w:r>
+              <w:rPr>
+                <w:rFonts w:hint="eastAsia"/>
+              </w:rPr>
+              <w:t>50,</w:t>
+            </w:r>
+            <w:r>
+              <w:rPr>
+                <w:rFonts w:hint="eastAsia"/>
+              </w:rPr>
+              <w:t>取值范围</w:t>
+            </w:r>
+            <w:r>
+              <w:rPr>
+                <w:rFonts w:hint="eastAsia"/>
+              </w:rPr>
+              <w:t>[50-1000]</w:t>
+            </w:r>
+          </w:p>
+        </w:tc>
+        <w:tc>
+          <w:tcPr>
+            <w:tcW w:w="2518" w:type="dxa"/>
+          </w:tcPr>
+          <w:p>
+            <w:r>
+              <w:rPr>
+                <w:rFonts w:hint="eastAsia"/>
+              </w:rPr>
+              <w:t>50[50-1000]</w:t>
+            </w:r>
+          </w:p>
+        </w:tc>
+      </w:tr>
+      <w:tr>
+        <w:tc>
+          <w:tcPr>
+            <w:tcW w:w="1043" w:type="dxa"/>
+          </w:tcPr>
+          <w:p>
+            <w:r>
+              <w:rPr>
+                <w:rFonts w:hint="eastAsia"/>
+              </w:rPr>
+              <w:t>--cachesize</w:t>
+            </w:r>
+          </w:p>
+        </w:tc>
+        <w:tc>
+          <w:tcPr>
+            <w:tcW w:w="1792" w:type="dxa"/>
+          </w:tcPr>
+          <w:p>
+            <w:r>
+              <w:rPr>
+                <w:rFonts w:hint="eastAsia"/>
+              </w:rPr>
+              <w:t>-s</w:t>
+            </w:r>
+          </w:p>
+        </w:tc>
+        <w:tc>
+          <w:tcPr>
+            <w:tcW w:w="709" w:type="dxa"/>
+          </w:tcPr>
+          <w:p>
+            <w:r>
+              <w:rPr>
+                <w:rFonts w:hint="eastAsia"/>
+              </w:rPr>
+              <w:t>可选</w:t>
+            </w:r>
+          </w:p>
+        </w:tc>
+        <w:tc>
+          <w:tcPr>
+            <w:tcW w:w="2126" w:type="dxa"/>
+          </w:tcPr>
+          <w:p>
+            <w:r>
+              <w:rPr>
+                <w:rFonts w:hint="eastAsia"/>
+              </w:rPr>
+              <w:t>目录</w:t>
+            </w:r>
+            <w:r>
+              <w:rPr>
+                <w:rFonts w:hint="eastAsia"/>
+              </w:rPr>
+              <w:t>LRU</w:t>
+            </w:r>
+            <w:r>
+              <w:rPr>
+                <w:rFonts w:hint="eastAsia"/>
+              </w:rPr>
+              <w:t>缓存大小，默认</w:t>
+            </w:r>
+            <w:r>
+              <w:rPr>
+                <w:rFonts w:hint="eastAsia"/>
+              </w:rPr>
+              <w:t>2M</w:t>
+            </w:r>
+            <w:r>
+              <w:rPr>
+                <w:rFonts w:hint="eastAsia"/>
+              </w:rPr>
+              <w:t>，整数，单位</w:t>
+            </w:r>
+            <w:r>
+              <w:rPr>
+                <w:rFonts w:hint="eastAsia"/>
+              </w:rPr>
+              <w:t>M</w:t>
+            </w:r>
+            <w:r>
+              <w:rPr>
+                <w:rFonts w:hint="eastAsia"/>
+              </w:rPr>
+              <w:t>，取值范围</w:t>
+            </w:r>
+            <w:r>
+              <w:rPr>
+                <w:rFonts w:hint="eastAsia"/>
+              </w:rPr>
+              <w:t>[1-200]</w:t>
+            </w:r>
+          </w:p>
+        </w:tc>
+        <w:tc>
+          <w:tcPr>
+            <w:tcW w:w="2518" w:type="dxa"/>
+          </w:tcPr>
+          <w:p>
+            <w:r>
+              <w:rPr>
+                <w:rFonts w:hint="eastAsia"/>
+              </w:rPr>
+              <w:t>5[1-200]</w:t>
+            </w:r>
+          </w:p>
+        </w:tc>
+      </w:tr>
+      <w:tr>
+        <w:tc>
+          <w:tcPr>
+            <w:tcW w:w="1043" w:type="dxa"/>
+          </w:tcPr>
+          <w:p>
+            <w:r>
+              <w:rPr>
+                <w:rFonts w:hint="eastAsia"/>
+              </w:rPr>
+              <w:t>--confpath</w:t>
+            </w:r>
+          </w:p>
+        </w:tc>
+        <w:tc>
+          <w:tcPr>
+            <w:tcW w:w="1792" w:type="dxa"/>
+          </w:tcPr>
+          <w:p>
+            <w:r>
+              <w:rPr>
+                <w:rFonts w:hint="eastAsia"/>
+              </w:rPr>
+              <w:t>-c</w:t>
+            </w:r>
+          </w:p>
+        </w:tc>
+        <w:tc>
+          <w:tcPr>
+            <w:tcW w:w="709" w:type="dxa"/>
+          </w:tcPr>
+          <w:p>
+            <w:r>
+              <w:rPr>
+                <w:rFonts w:hint="eastAsia"/>
+              </w:rPr>
+              <w:t>可选</w:t>
+            </w:r>
+          </w:p>
+        </w:tc>
+        <w:tc>
+          <w:tcPr>
+            <w:tcW w:w="2126" w:type="dxa"/>
+          </w:tcPr>
+          <w:p>
+            <w:pPr>
+              <w:jc w:val="left"/>
+            </w:pPr>
+            <w:r>
+              <w:rPr>
+                <w:rFonts w:hint="eastAsia"/>
+              </w:rPr>
+              <w:t>配置文件路径，默认，安装目录下</w:t>
+            </w:r>
+            <w:r>
+              <w:rPr>
+                <w:rFonts w:hint="eastAsia"/>
+              </w:rPr>
+              <w:t>conf/sequoiafs.conf</w:t>
+            </w:r>
+          </w:p>
+        </w:tc>
+        <w:tc>
+          <w:tcPr>
+            <w:tcW w:w="2518" w:type="dxa"/>
+          </w:tcPr>
+          <w:p/>
+        </w:tc>
+      </w:tr>
+      <w:tr>
+        <w:tc>
+          <w:tcPr>
+            <w:tcW w:w="1043" w:type="dxa"/>
+          </w:tcPr>
+          <w:p>
+            <w:r>
+              <w:rPr>
+                <w:rFonts w:hint="eastAsia"/>
+              </w:rPr>
+              <w:t>mountpoint</w:t>
+            </w:r>
+          </w:p>
+        </w:tc>
+        <w:tc>
+          <w:tcPr>
+            <w:tcW w:w="1792" w:type="dxa"/>
+          </w:tcPr>
+          <w:p>
+            <w:r>
+              <w:rPr>
+                <w:rFonts w:hint="eastAsia"/>
+              </w:rPr>
+              <w:t>NA</w:t>
+            </w:r>
+          </w:p>
+        </w:tc>
+        <w:tc>
+          <w:tcPr>
+            <w:tcW w:w="709" w:type="dxa"/>
+          </w:tcPr>
+          <w:p>
+            <w:r>
+              <w:rPr>
+                <w:rFonts w:hint="eastAsia"/>
+              </w:rPr>
+              <w:t>必选</w:t>
+            </w:r>
+          </w:p>
+        </w:tc>
+        <w:tc>
+          <w:tcPr>
+            <w:tcW w:w="2126" w:type="dxa"/>
+          </w:tcPr>
+          <w:p>
+            <w:r>
+              <w:rPr>
+                <w:rFonts w:hint="eastAsia"/>
+              </w:rPr>
+              <w:t>指定集合映射的目标目录</w:t>
+            </w:r>
+          </w:p>
+        </w:tc>
+        <w:tc>
+          <w:tcPr>
+            <w:tcW w:w="2518" w:type="dxa"/>
+          </w:tcPr>
+          <w:p>
+            <w:r>
+              <w:t>C</w:t>
+            </w:r>
+            <w:r>
+              <w:rPr>
+                <w:rFonts w:hint="eastAsia"/>
+              </w:rPr>
+              <w:t>ollection_mount_dir</w:t>
+            </w:r>
+          </w:p>
+        </w:tc>
+      </w:tr>
+      <w:tr>
+        <w:tc>
+          <w:tcPr>
+            <w:tcW w:w="1043" w:type="dxa"/>
+          </w:tcPr>
+          <w:p>
+            <w:r>
+              <w:rPr>
+                <w:rFonts w:hint="eastAsia"/>
+              </w:rPr>
+              <w:t>--diagnum</w:t>
+            </w:r>
+          </w:p>
+        </w:tc>
+        <w:tc>
+          <w:tcPr>
+            <w:tcW w:w="1792" w:type="dxa"/>
+          </w:tcPr>
+          <w:p/>
+        </w:tc>
+        <w:tc>
+          <w:tcPr>
+            <w:tcW w:w="709" w:type="dxa"/>
+          </w:tcPr>
+          <w:p>
+            <w:r>
+              <w:rPr>
+                <w:rFonts w:hint="eastAsia"/>
+              </w:rPr>
+              <w:t>可选</w:t>
+            </w:r>
+          </w:p>
+        </w:tc>
+        <w:tc>
+          <w:tcPr>
+            <w:tcW w:w="2126" w:type="dxa"/>
+          </w:tcPr>
+          <w:p>
+            <w:r>
+              <w:rPr>
+                <w:rFonts w:hint="eastAsia"/>
+              </w:rPr>
+              <w:t>指定日志文件最大个数，默认</w:t>
+            </w:r>
+            <w:r>
+              <w:rPr>
+                <w:rFonts w:hint="eastAsia"/>
+              </w:rPr>
+              <w:t>20</w:t>
+            </w:r>
+            <w:r>
+              <w:rPr>
+                <w:rFonts w:hint="eastAsia"/>
+              </w:rPr>
+              <w:t>，</w:t>
+            </w:r>
+            <w:r>
+              <w:rPr>
+                <w:rFonts w:hint="eastAsia"/>
+              </w:rPr>
+              <w:t>-1</w:t>
+            </w:r>
+            <w:r>
+              <w:rPr>
+                <w:rFonts w:hint="eastAsia"/>
+              </w:rPr>
+              <w:t>表示无限制</w:t>
+            </w:r>
+          </w:p>
+        </w:tc>
+        <w:tc>
+          <w:tcPr>
+            <w:tcW w:w="2518" w:type="dxa"/>
+          </w:tcPr>
+          <w:p/>
+        </w:tc>
+      </w:tr>
+      <w:tr>
+        <w:tc>
+          <w:tcPr>
+            <w:tcW w:w="1043" w:type="dxa"/>
+          </w:tcPr>
+          <w:p>
+            <w:r>
+              <w:rPr>
+                <w:rFonts w:hint="eastAsia"/>
+              </w:rPr>
+              <w:t>--diagpath</w:t>
+            </w:r>
+          </w:p>
+        </w:tc>
+        <w:tc>
+          <w:tcPr>
+            <w:tcW w:w="1792" w:type="dxa"/>
+          </w:tcPr>
+          <w:p/>
+        </w:tc>
+        <w:tc>
+          <w:tcPr>
+            <w:tcW w:w="709" w:type="dxa"/>
+          </w:tcPr>
+          <w:p>
+            <w:r>
+              <w:rPr>
+                <w:rFonts w:hint="eastAsia"/>
+              </w:rPr>
+              <w:t>可选</w:t>
+            </w:r>
+          </w:p>
+        </w:tc>
+        <w:tc>
+          <w:tcPr>
+            <w:tcW w:w="2126" w:type="dxa"/>
+          </w:tcPr>
+          <w:p>
+            <w:r>
+              <w:rPr>
+                <w:rFonts w:hint="eastAsia"/>
+              </w:rPr>
+              <w:t>指定日志文件目录，默认本文件夹下</w:t>
+            </w:r>
+            <w:r>
+              <w:rPr>
+                <w:rFonts w:hint="eastAsia"/>
+              </w:rPr>
+              <w:t>diaglog</w:t>
+            </w:r>
+          </w:p>
+        </w:tc>
+        <w:tc>
+          <w:tcPr>
+            <w:tcW w:w="2518" w:type="dxa"/>
+          </w:tcPr>
+          <w:p/>
+        </w:tc>
+      </w:tr>
+      <w:tr>
+        <w:tc>
+          <w:tcPr>
+            <w:tcW w:w="1043" w:type="dxa"/>
+          </w:tcPr>
+          <w:p>
+            <w:r>
+              <w:rPr>
+                <w:rFonts w:hint="eastAsia"/>
+              </w:rPr>
+              <w:t>--autocreate</w:t>
+            </w:r>
+          </w:p>
+        </w:tc>
+        <w:tc>
+          <w:tcPr>
+            <w:tcW w:w="1792" w:type="dxa"/>
+          </w:tcPr>
+          <w:p/>
+        </w:tc>
+        <w:tc>
+          <w:tcPr>
+            <w:tcW w:w="709" w:type="dxa"/>
+          </w:tcPr>
+          <w:p>
+            <w:r>
+              <w:rPr>
+                <w:rFonts w:hint="eastAsia"/>
+              </w:rPr>
+              <w:t>可选</w:t>
+            </w:r>
+          </w:p>
+        </w:tc>
+        <w:tc>
+          <w:tcPr>
+            <w:tcW w:w="2126" w:type="dxa"/>
+          </w:tcPr>
+          <w:p>
+            <w:r>
+              <w:rPr>
+                <w:rFonts w:hint="eastAsia"/>
+              </w:rPr>
+              <w:t>如果未指定文件和目录元数据集合名称，即未指定</w:t>
+            </w:r>
+            <w:r>
+              <w:rPr>
+                <w:rFonts w:hint="eastAsia"/>
+              </w:rPr>
+              <w:t>-d</w:t>
+            </w:r>
+            <w:r>
+              <w:rPr>
+                <w:rFonts w:hint="eastAsia"/>
+              </w:rPr>
+              <w:t>和</w:t>
+            </w:r>
+            <w:r>
+              <w:rPr>
+                <w:rFonts w:hint="eastAsia"/>
+              </w:rPr>
+              <w:t>-f</w:t>
+            </w:r>
+            <w:r>
+              <w:rPr>
+                <w:rFonts w:hint="eastAsia"/>
+              </w:rPr>
+              <w:t>，则需要指定该选项进行自动生成</w:t>
+            </w:r>
+          </w:p>
+        </w:tc>
+        <w:tc>
+          <w:tcPr>
+            <w:tcW w:w="2518" w:type="dxa"/>
           </w:tcPr>
           <w:p/>
         </w:tc>
@@ -1520,18 +1947,12 @@
         <w:rPr>
           <w:rFonts w:hint="eastAsia"/>
         </w:rPr>
-        <w:t>以下只列出了部分需要关注的选项</w:t>
-      </w:r>
-      <w:r>
-        <w:rPr>
-          <w:rFonts w:hint="eastAsia"/>
-        </w:rPr>
-        <w:t>。</w:t>
+        <w:t>以下只列出了部分需要关注的选项。</w:t>
       </w:r>
     </w:p>
     <w:tbl>
       <w:tblPr>
-        <w:tblStyle w:val="a9"/>
+        <w:tblStyle w:val="TableGrid"/>
         <w:tblW w:w="0" w:type="auto"/>
         <w:tblInd w:w="392" w:type="dxa"/>
         <w:tblLook w:val="04A0"/>
@@ -1646,13 +2067,7 @@
               <w:rPr>
                 <w:rFonts w:hint="eastAsia"/>
               </w:rPr>
-              <w:t>启用调试输出（</w:t>
-            </w:r>
-            <w:r>
-              <w:rPr>
-                <w:rFonts w:hint="eastAsia"/>
-              </w:rPr>
-              <w:t>隐含</w:t>
+              <w:t>启用调试输出（隐含</w:t>
             </w:r>
             <w:r>
               <w:rPr>
@@ -1664,13 +2079,7 @@
               <w:rPr>
                 <w:rFonts w:hint="eastAsia"/>
               </w:rPr>
-              <w:t>选项</w:t>
-            </w:r>
-            <w:r>
-              <w:rPr>
-                <w:rFonts w:hint="eastAsia"/>
-              </w:rPr>
-              <w:t>）</w:t>
+              <w:t>选项）</w:t>
             </w:r>
           </w:p>
         </w:tc>
@@ -1716,19 +2125,7 @@
               <w:rPr>
                 <w:rFonts w:hint="eastAsia"/>
               </w:rPr>
-              <w:t>前台</w:t>
-            </w:r>
-            <w:r>
-              <w:rPr>
-                <w:rFonts w:hint="eastAsia"/>
-              </w:rPr>
-              <w:t>模式</w:t>
-            </w:r>
-            <w:r>
-              <w:rPr>
-                <w:rFonts w:hint="eastAsia"/>
-              </w:rPr>
-              <w:t>允许</w:t>
+              <w:t>前台模式允许</w:t>
             </w:r>
           </w:p>
         </w:tc>
@@ -1963,6 +2360,7 @@
               <w:jc w:val="left"/>
             </w:pPr>
             <w:r>
+              <w:lastRenderedPageBreak/>
               <w:t xml:space="preserve">-o nonempty         </w:t>
             </w:r>
           </w:p>
@@ -2058,13 +2456,7 @@
               <w:rPr>
                 <w:rFonts w:hint="eastAsia"/>
               </w:rPr>
-              <w:t>允许内核</w:t>
-            </w:r>
-            <w:r>
-              <w:rPr>
-                <w:rFonts w:hint="eastAsia"/>
-              </w:rPr>
-              <w:t>权限审查</w:t>
+              <w:t>允许内核权限审查</w:t>
             </w:r>
           </w:p>
         </w:tc>
@@ -2684,7 +3076,6 @@
               <w:jc w:val="left"/>
             </w:pPr>
             <w:r>
-              <w:lastRenderedPageBreak/>
               <w:t xml:space="preserve">-o [no]auto_cache     </w:t>
             </w:r>
           </w:p>
@@ -3480,6 +3871,7 @@
               <w:jc w:val="left"/>
             </w:pPr>
             <w:r>
+              <w:lastRenderedPageBreak/>
               <w:t xml:space="preserve">-o intr_signal=NUM    </w:t>
             </w:r>
           </w:p>
@@ -4172,13 +4564,7 @@
               <w:rPr>
                 <w:rFonts w:hint="eastAsia"/>
               </w:rPr>
-              <w:t>页的写操作</w:t>
-            </w:r>
-            <w:r>
-              <w:rPr>
-                <w:rFonts w:hint="eastAsia"/>
-              </w:rPr>
-              <w:t>，最大</w:t>
+              <w:t>页的写操作，最大</w:t>
             </w:r>
             <w:r>
               <w:rPr>
@@ -4276,7 +4662,6 @@
               <w:jc w:val="left"/>
             </w:pPr>
             <w:r>
-              <w:lastRenderedPageBreak/>
               <w:t xml:space="preserve">-o no_remote_flock    </w:t>
             </w:r>
           </w:p>
@@ -4666,13 +5051,7 @@
         <w:rPr>
           <w:rFonts w:hint="eastAsia"/>
         </w:rPr>
-        <w:t xml:space="preserve">3.2 </w:t>
-      </w:r>
-      <w:r>
-        <w:rPr>
-          <w:rFonts w:hint="eastAsia"/>
-        </w:rPr>
-        <w:t>sequoiafs</w:t>
+        <w:t>3.2 sequoiafs</w:t>
       </w:r>
       <w:r>
         <w:rPr>
@@ -4704,61 +5083,7 @@
         <w:rPr>
           <w:rFonts w:hint="eastAsia"/>
         </w:rPr>
-        <w:t>功能接口</w:t>
-      </w:r>
-      <w:r>
-        <w:rPr>
-          <w:rFonts w:hint="eastAsia"/>
-        </w:rPr>
-        <w:t>和</w:t>
-      </w:r>
-      <w:r>
-        <w:rPr>
-          <w:rFonts w:hint="eastAsia"/>
-        </w:rPr>
-        <w:t>系统</w:t>
-      </w:r>
-      <w:r>
-        <w:rPr>
-          <w:rFonts w:hint="eastAsia"/>
-        </w:rPr>
-        <w:t>文件操作</w:t>
-      </w:r>
-      <w:r>
-        <w:rPr>
-          <w:rFonts w:hint="eastAsia"/>
-        </w:rPr>
-        <w:t>通用接口</w:t>
-      </w:r>
-      <w:r>
-        <w:rPr>
-          <w:rFonts w:hint="eastAsia"/>
-        </w:rPr>
-        <w:t>一致</w:t>
-      </w:r>
-      <w:r>
-        <w:rPr>
-          <w:rFonts w:hint="eastAsia"/>
-        </w:rPr>
-        <w:t>，</w:t>
-      </w:r>
-      <w:r>
-        <w:rPr>
-          <w:rFonts w:hint="eastAsia"/>
-        </w:rPr>
-        <w:t>对</w:t>
-      </w:r>
-      <w:r>
-        <w:rPr>
-          <w:rFonts w:hint="eastAsia"/>
-        </w:rPr>
-        <w:t>上层应用可以</w:t>
-      </w:r>
-      <w:r>
-        <w:rPr>
-          <w:rFonts w:hint="eastAsia"/>
-        </w:rPr>
-        <w:t>在</w:t>
+        <w:t>功能接口和系统文件操作通用接口一致，对上层应用可以在</w:t>
       </w:r>
       <w:r>
         <w:rPr>
@@ -4770,25 +5095,7 @@
         <w:rPr>
           <w:rFonts w:hint="eastAsia"/>
         </w:rPr>
-        <w:t>文件系统下</w:t>
-      </w:r>
-      <w:r>
-        <w:rPr>
-          <w:rFonts w:hint="eastAsia"/>
-        </w:rPr>
-        <w:t>直接</w:t>
-      </w:r>
-      <w:r>
-        <w:rPr>
-          <w:rFonts w:hint="eastAsia"/>
-        </w:rPr>
-        <w:t>通过</w:t>
-      </w:r>
-      <w:r>
-        <w:rPr>
-          <w:rFonts w:hint="eastAsia"/>
-        </w:rPr>
-        <w:t>文件操作接口</w:t>
+        <w:t>文件系统下直接通过文件操作接口</w:t>
       </w:r>
       <w:r>
         <w:rPr>
@@ -4800,13 +5107,7 @@
         <w:rPr>
           <w:rFonts w:hint="eastAsia"/>
         </w:rPr>
-        <w:t>对</w:t>
-      </w:r>
-      <w:r>
-        <w:rPr>
-          <w:rFonts w:hint="eastAsia"/>
-        </w:rPr>
-        <w:t>文件进行增删改查，而</w:t>
+        <w:t>对文件进行增删改查，而</w:t>
       </w:r>
       <w:r>
         <w:rPr>
@@ -4842,19 +5143,7 @@
         <w:rPr>
           <w:rFonts w:hint="eastAsia"/>
         </w:rPr>
-        <w:t>进行增删改</w:t>
-      </w:r>
-      <w:r>
-        <w:rPr>
-          <w:rFonts w:hint="eastAsia"/>
-        </w:rPr>
-        <w:t>查</w:t>
-      </w:r>
-      <w:r>
-        <w:rPr>
-          <w:rFonts w:hint="eastAsia"/>
-        </w:rPr>
-        <w:t>操作。</w:t>
+        <w:t>进行增删改查操作。</w:t>
       </w:r>
     </w:p>
     <w:tbl>
@@ -5016,16 +5305,7 @@
                 <w:kern w:val="0"/>
                 <w:sz w:val="22"/>
               </w:rPr>
-              <w:t>c</w:t>
-            </w:r>
-            <w:r>
-              <w:rPr>
-                <w:rFonts w:ascii="宋体" w:eastAsia="宋体" w:hAnsi="宋体" w:cs="宋体" w:hint="eastAsia"/>
-                <w:color w:val="000000"/>
-                <w:kern w:val="0"/>
-                <w:sz w:val="22"/>
-              </w:rPr>
-              <w:t>onst char *name</w:t>
+              <w:t>const char *name</w:t>
             </w:r>
           </w:p>
         </w:tc>
@@ -5218,16 +5498,7 @@
                 <w:kern w:val="0"/>
                 <w:sz w:val="22"/>
               </w:rPr>
-              <w:t>closedir</w:t>
-            </w:r>
-            <w:r>
-              <w:rPr>
-                <w:rFonts w:ascii="宋体" w:eastAsia="宋体" w:hAnsi="宋体" w:cs="宋体" w:hint="eastAsia"/>
-                <w:color w:val="000000"/>
-                <w:kern w:val="0"/>
-                <w:sz w:val="22"/>
-              </w:rPr>
-              <w:t>()</w:t>
+              <w:t>closedir()</w:t>
             </w:r>
           </w:p>
         </w:tc>
@@ -5418,7 +5689,7 @@
                 <w:kern w:val="0"/>
                 <w:szCs w:val="21"/>
               </w:rPr>
-              <w:t>文件</w:t>
+              <w:t>文件，</w:t>
             </w:r>
             <w:r>
               <w:rPr>
@@ -5427,7 +5698,7 @@
                 <w:kern w:val="0"/>
                 <w:szCs w:val="21"/>
               </w:rPr>
-              <w:t>，</w:t>
+              <w:t>flags</w:t>
             </w:r>
             <w:r>
               <w:rPr>
@@ -5436,7 +5707,7 @@
                 <w:kern w:val="0"/>
                 <w:szCs w:val="21"/>
               </w:rPr>
-              <w:t>flags</w:t>
+              <w:t>只支持</w:t>
             </w:r>
             <w:r>
               <w:rPr>
@@ -5445,7 +5716,7 @@
                 <w:kern w:val="0"/>
                 <w:szCs w:val="21"/>
               </w:rPr>
-              <w:t>只支持</w:t>
+              <w:t>O_RDONLY, O_WRONLY,O_CREATE,</w:t>
             </w:r>
             <w:r>
               <w:rPr>
@@ -5454,7 +5725,7 @@
                 <w:kern w:val="0"/>
                 <w:szCs w:val="21"/>
               </w:rPr>
-              <w:t>O_RDONLY, O_WRONLY,O_CREATE,</w:t>
+              <w:t>其他报错。忽略可选参数</w:t>
             </w:r>
             <w:r>
               <w:rPr>
@@ -5463,7 +5734,7 @@
                 <w:kern w:val="0"/>
                 <w:szCs w:val="21"/>
               </w:rPr>
-              <w:t>其他报错。</w:t>
+              <w:t>mode</w:t>
             </w:r>
             <w:r>
               <w:rPr>
@@ -5472,7 +5743,7 @@
                 <w:kern w:val="0"/>
                 <w:szCs w:val="21"/>
               </w:rPr>
-              <w:t>忽略</w:t>
+              <w:t>，默</w:t>
             </w:r>
             <w:r>
               <w:rPr>
@@ -5481,25 +5752,8 @@
                 <w:kern w:val="0"/>
                 <w:szCs w:val="21"/>
               </w:rPr>
-              <w:t>可选参数</w:t>
-            </w:r>
-            <w:r>
-              <w:rPr>
-                <w:rFonts w:ascii="Calibri" w:eastAsia="宋体" w:hAnsi="Calibri" w:cs="Calibri" w:hint="eastAsia"/>
-                <w:color w:val="000000"/>
-                <w:kern w:val="0"/>
-                <w:szCs w:val="21"/>
-              </w:rPr>
-              <w:t>mode</w:t>
-            </w:r>
-            <w:r>
-              <w:rPr>
-                <w:rFonts w:ascii="Calibri" w:eastAsia="宋体" w:hAnsi="Calibri" w:cs="Calibri" w:hint="eastAsia"/>
-                <w:color w:val="000000"/>
-                <w:kern w:val="0"/>
-                <w:szCs w:val="21"/>
-              </w:rPr>
-              <w:t>，默认权限</w:t>
+              <w:lastRenderedPageBreak/>
+              <w:t>认权限</w:t>
             </w:r>
             <w:r>
               <w:rPr>
@@ -5837,6 +6091,7 @@
                 <w:kern w:val="0"/>
                 <w:sz w:val="22"/>
               </w:rPr>
+              <w:lastRenderedPageBreak/>
               <w:t>close()</w:t>
             </w:r>
           </w:p>
@@ -7124,34 +7379,7 @@
                 <w:kern w:val="0"/>
                 <w:szCs w:val="21"/>
               </w:rPr>
-              <w:t>获取</w:t>
-            </w:r>
-            <w:r>
-              <w:rPr>
-                <w:rFonts w:ascii="宋体" w:eastAsia="宋体" w:hAnsi="宋体" w:cs="宋体" w:hint="eastAsia"/>
-                <w:color w:val="000000"/>
-                <w:kern w:val="0"/>
-                <w:szCs w:val="21"/>
-              </w:rPr>
-              <w:t>文件</w:t>
-            </w:r>
-            <w:r>
-              <w:rPr>
-                <w:rFonts w:ascii="宋体" w:eastAsia="宋体" w:hAnsi="宋体" w:cs="宋体" w:hint="eastAsia"/>
-                <w:color w:val="000000"/>
-                <w:kern w:val="0"/>
-                <w:szCs w:val="21"/>
-              </w:rPr>
-              <w:t>的</w:t>
-            </w:r>
-            <w:r>
-              <w:rPr>
-                <w:rFonts w:ascii="宋体" w:eastAsia="宋体" w:hAnsi="宋体" w:cs="宋体" w:hint="eastAsia"/>
-                <w:color w:val="000000"/>
-                <w:kern w:val="0"/>
-                <w:szCs w:val="21"/>
-              </w:rPr>
-              <w:t>属性信息</w:t>
+              <w:t>获取文件的属性信息</w:t>
             </w:r>
           </w:p>
         </w:tc>
@@ -7825,17 +8053,7 @@
                 <w:kern w:val="0"/>
                 <w:szCs w:val="21"/>
               </w:rPr>
-              <w:t>删除pathname指定文件，如</w:t>
-            </w:r>
-            <w:r>
-              <w:rPr>
-                <w:rFonts w:ascii="宋体" w:eastAsia="宋体" w:hAnsi="宋体" w:cs="宋体" w:hint="eastAsia"/>
-                <w:color w:val="000000"/>
-                <w:kern w:val="0"/>
-                <w:szCs w:val="21"/>
-              </w:rPr>
-              <w:lastRenderedPageBreak/>
-              <w:t>果该文件为最后的连接点，则文件会被删除。如果为符号链接，则链接删除。</w:t>
+              <w:t>删除pathname指定文件，如果该文件为最后的连接点，则文件会被删除。如果为符号链接，则链接删除。</w:t>
             </w:r>
           </w:p>
         </w:tc>
@@ -7871,7 +8089,6 @@
                 <w:kern w:val="0"/>
                 <w:sz w:val="22"/>
               </w:rPr>
-              <w:lastRenderedPageBreak/>
               <w:t>symlink</w:t>
             </w:r>
             <w:r>
@@ -8108,16 +8325,7 @@
                 <w:kern w:val="0"/>
                 <w:sz w:val="22"/>
               </w:rPr>
-              <w:t xml:space="preserve"> char *</w:t>
-            </w:r>
-            <w:r>
-              <w:rPr>
-                <w:rFonts w:ascii="宋体" w:eastAsia="宋体" w:hAnsi="宋体" w:cs="宋体" w:hint="eastAsia"/>
-                <w:color w:val="000000"/>
-                <w:kern w:val="0"/>
-                <w:sz w:val="22"/>
-              </w:rPr>
-              <w:t>pathname</w:t>
+              <w:t xml:space="preserve"> char *pathname</w:t>
             </w:r>
           </w:p>
           <w:p>
@@ -8438,7 +8646,7 @@
     </w:p>
     <w:tbl>
       <w:tblPr>
-        <w:tblStyle w:val="a9"/>
+        <w:tblStyle w:val="TableGrid"/>
         <w:tblW w:w="0" w:type="auto"/>
         <w:tblInd w:w="392" w:type="dxa"/>
         <w:tblLook w:val="04A0"/>
@@ -8682,6 +8890,7 @@
                 <w:kern w:val="0"/>
                 <w:sz w:val="22"/>
               </w:rPr>
+              <w:lastRenderedPageBreak/>
               <w:t>buf</w:t>
             </w:r>
           </w:p>
@@ -8806,25 +9015,7 @@
                 <w:kern w:val="0"/>
                 <w:sz w:val="22"/>
               </w:rPr>
-              <w:t>读写</w:t>
-            </w:r>
-            <w:r>
-              <w:rPr>
-                <w:rFonts w:ascii="宋体" w:eastAsia="宋体" w:hAnsi="宋体" w:cs="宋体" w:hint="eastAsia"/>
-                <w:color w:val="000000"/>
-                <w:kern w:val="0"/>
-                <w:sz w:val="22"/>
-              </w:rPr>
-              <w:t>size</w:t>
-            </w:r>
-            <w:r>
-              <w:rPr>
-                <w:rFonts w:ascii="宋体" w:eastAsia="宋体" w:hAnsi="宋体" w:cs="宋体" w:hint="eastAsia"/>
-                <w:color w:val="000000"/>
-                <w:kern w:val="0"/>
-                <w:sz w:val="22"/>
-              </w:rPr>
-              <w:t>大小</w:t>
+              <w:t>读写size大小</w:t>
             </w:r>
           </w:p>
         </w:tc>
@@ -9050,14 +9241,59 @@
     </w:tbl>
     <w:p>
       <w:pPr>
-        <w:pStyle w:val="2"/>
+        <w:rPr>
+          <w:b/>
+          <w:bCs/>
+        </w:rPr>
+      </w:pPr>
+      <w:r>
+        <w:rPr>
+          <w:rFonts w:hint="eastAsia"/>
+        </w:rPr>
+        <w:t>增加错误码</w:t>
+      </w:r>
+      <w:r>
+        <w:rPr>
+          <w:rFonts w:hint="eastAsia"/>
+        </w:rPr>
+        <w:t>:</w:t>
+      </w:r>
+    </w:p>
+    <w:p>
+      <w:pPr>
+        <w:rPr>
+          <w:b/>
+          <w:bCs/>
+        </w:rPr>
+      </w:pPr>
+      <w:r>
+        <w:rPr>
+          <w:rFonts w:hint="eastAsia"/>
+        </w:rPr>
+        <w:t>SDB_PMD_HELP_FUSE_ONLY -313</w:t>
+      </w:r>
+    </w:p>
+    <w:p>
+      <w:pPr>
+        <w:rPr>
+          <w:b/>
+          <w:bCs/>
+        </w:rPr>
+      </w:pPr>
+      <w:r>
+        <w:rPr>
+          <w:rFonts w:hint="eastAsia"/>
+        </w:rPr>
+        <w:t>SDB_PMD_NOT_SPECIFY_AUTOCREATE -314</w:t>
+      </w:r>
+    </w:p>
+    <w:p>
+      <w:pPr>
+        <w:pStyle w:val="Heading2"/>
         <w:numPr>
           <w:ilvl w:val="0"/>
           <w:numId w:val="13"/>
         </w:numPr>
-        <w:rPr>
-          <w:b w:val="0"/>
-        </w:rPr>
       </w:pPr>
       <w:r>
         <w:rPr>
@@ -9103,7 +9339,7 @@
     </w:p>
     <w:p>
       <w:pPr>
-        <w:pStyle w:val="a8"/>
+        <w:pStyle w:val="ListParagraph"/>
         <w:numPr>
           <w:ilvl w:val="0"/>
           <w:numId w:val="11"/>
@@ -9114,13 +9350,7 @@
         <w:rPr>
           <w:rFonts w:hint="eastAsia"/>
         </w:rPr>
-        <w:t>依赖于</w:t>
-      </w:r>
-      <w:r>
-        <w:rPr>
-          <w:rFonts w:hint="eastAsia"/>
-        </w:rPr>
-        <w:t>开源</w:t>
+        <w:t>依赖于开源</w:t>
       </w:r>
       <w:r>
         <w:rPr>
@@ -9132,13 +9362,7 @@
         <w:rPr>
           <w:rFonts w:hint="eastAsia"/>
         </w:rPr>
-        <w:t>文件系统</w:t>
-      </w:r>
-      <w:r>
-        <w:rPr>
-          <w:rFonts w:hint="eastAsia"/>
-        </w:rPr>
-        <w:t>的实现。</w:t>
+        <w:t>文件系统的实现。</w:t>
       </w:r>
       <w:r>
         <w:rPr>
@@ -9304,7 +9528,7 @@
     </w:p>
     <w:p>
       <w:pPr>
-        <w:pStyle w:val="2"/>
+        <w:pStyle w:val="Heading2"/>
         <w:numPr>
           <w:ilvl w:val="0"/>
           <w:numId w:val="13"/>
@@ -9356,7 +9580,7 @@
     </w:p>
     <w:p>
       <w:pPr>
-        <w:pStyle w:val="3"/>
+        <w:pStyle w:val="Heading3"/>
         <w:numPr>
           <w:ilvl w:val="0"/>
           <w:numId w:val="14"/>
@@ -9370,7 +9594,6 @@
           <w:rFonts w:hint="eastAsia"/>
           <w:b w:val="0"/>
         </w:rPr>
-        <w:lastRenderedPageBreak/>
         <w:t xml:space="preserve"> </w:t>
       </w:r>
       <w:r>
@@ -9405,13 +9628,7 @@
         <w:rPr>
           <w:rFonts w:hint="eastAsia"/>
         </w:rPr>
-        <w:t>为用户态空间下的文件系统</w:t>
-      </w:r>
-      <w:r>
-        <w:rPr>
-          <w:rFonts w:hint="eastAsia"/>
-        </w:rPr>
-        <w:t>框架方案，</w:t>
+        <w:t>为用户态空间下的文件系统框架方案，</w:t>
       </w:r>
       <w:r>
         <w:rPr>
@@ -9511,19 +9728,7 @@
         <w:rPr>
           <w:rFonts w:hint="eastAsia"/>
         </w:rPr>
-        <w:t>接入层，类似于一个驱动</w:t>
-      </w:r>
-      <w:r>
-        <w:rPr>
-          <w:rFonts w:hint="eastAsia"/>
-        </w:rPr>
-        <w:t>层</w:t>
-      </w:r>
-      <w:r>
-        <w:rPr>
-          <w:rFonts w:hint="eastAsia"/>
-        </w:rPr>
-        <w:t>模块。</w:t>
+        <w:t>接入层，类似于一个驱动层模块。</w:t>
       </w:r>
       <w:r>
         <w:rPr>
@@ -9552,7 +9757,7 @@
     </w:p>
     <w:p>
       <w:pPr>
-        <w:pStyle w:val="4"/>
+        <w:pStyle w:val="Heading4"/>
         <w:numPr>
           <w:ilvl w:val="2"/>
           <w:numId w:val="18"/>
@@ -9579,13 +9784,7 @@
         <w:rPr>
           <w:rFonts w:hint="eastAsia"/>
         </w:rPr>
-        <w:t>文件系统主要</w:t>
-      </w:r>
-      <w:r>
-        <w:rPr>
-          <w:rFonts w:hint="eastAsia"/>
-        </w:rPr>
-        <w:t>由内核模块和</w:t>
+        <w:t>文件系统主要由内核模块和</w:t>
       </w:r>
       <w:r>
         <w:rPr>
@@ -9621,19 +9820,7 @@
         <w:rPr>
           <w:rFonts w:hint="eastAsia"/>
         </w:rPr>
-        <w:t>的驱动设备，应用程序对于用户空间文件系统的操作</w:t>
-      </w:r>
-      <w:r>
-        <w:rPr>
-          <w:rFonts w:hint="eastAsia"/>
-        </w:rPr>
-        <w:t>请求</w:t>
-      </w:r>
-      <w:r>
-        <w:rPr>
-          <w:rFonts w:hint="eastAsia"/>
-        </w:rPr>
-        <w:t>由</w:t>
+        <w:t>的驱动设备，应用程序对于用户空间文件系统的操作请求由</w:t>
       </w:r>
       <w:r>
         <w:rPr>
@@ -9657,13 +9844,7 @@
         <w:rPr>
           <w:rFonts w:hint="eastAsia"/>
         </w:rPr>
-        <w:t>设备中，用户空间下的</w:t>
-      </w:r>
-      <w:r>
-        <w:rPr>
-          <w:rFonts w:hint="eastAsia"/>
-        </w:rPr>
-        <w:t>文件系统后台进程（</w:t>
+        <w:t>设备中，用户空间下的文件系统后台进程（</w:t>
       </w:r>
       <w:r>
         <w:rPr>
@@ -9675,25 +9856,7 @@
         <w:rPr>
           <w:rFonts w:hint="eastAsia"/>
         </w:rPr>
-        <w:t>进程）</w:t>
-      </w:r>
-      <w:r>
-        <w:rPr>
-          <w:rFonts w:hint="eastAsia"/>
-        </w:rPr>
-        <w:t>会</w:t>
-      </w:r>
-      <w:r>
-        <w:rPr>
-          <w:rFonts w:hint="eastAsia"/>
-        </w:rPr>
-        <w:t>循环</w:t>
-      </w:r>
-      <w:r>
-        <w:rPr>
-          <w:rFonts w:hint="eastAsia"/>
-        </w:rPr>
-        <w:t>读取</w:t>
+        <w:t>进程）会循环读取</w:t>
       </w:r>
       <w:r>
         <w:rPr>
@@ -9705,55 +9868,7 @@
         <w:rPr>
           <w:rFonts w:hint="eastAsia"/>
         </w:rPr>
-        <w:t>设备中</w:t>
-      </w:r>
-      <w:r>
-        <w:rPr>
-          <w:rFonts w:hint="eastAsia"/>
-        </w:rPr>
-        <w:t>的请求并</w:t>
-      </w:r>
-      <w:r>
-        <w:rPr>
-          <w:rFonts w:hint="eastAsia"/>
-        </w:rPr>
-        <w:t>进行</w:t>
-      </w:r>
-      <w:r>
-        <w:rPr>
-          <w:rFonts w:hint="eastAsia"/>
-        </w:rPr>
-        <w:t>响应，</w:t>
-      </w:r>
-      <w:r>
-        <w:rPr>
-          <w:rFonts w:hint="eastAsia"/>
-        </w:rPr>
-        <w:t>然后</w:t>
-      </w:r>
-      <w:r>
-        <w:rPr>
-          <w:rFonts w:hint="eastAsia"/>
-        </w:rPr>
-        <w:t>将</w:t>
-      </w:r>
-      <w:r>
-        <w:rPr>
-          <w:rFonts w:hint="eastAsia"/>
-        </w:rPr>
-        <w:t>响应</w:t>
-      </w:r>
-      <w:r>
-        <w:rPr>
-          <w:rFonts w:hint="eastAsia"/>
-        </w:rPr>
-        <w:t>结果</w:t>
-      </w:r>
-      <w:r>
-        <w:rPr>
-          <w:rFonts w:hint="eastAsia"/>
-        </w:rPr>
-        <w:t>写回到</w:t>
+        <w:t>设备中的请求并进行响应，然后将响应结果写回到</w:t>
       </w:r>
       <w:r>
         <w:rPr>
@@ -9765,13 +9880,7 @@
         <w:rPr>
           <w:rFonts w:hint="eastAsia"/>
         </w:rPr>
-        <w:t>设备中并</w:t>
-      </w:r>
-      <w:r>
-        <w:rPr>
-          <w:rFonts w:hint="eastAsia"/>
-        </w:rPr>
-        <w:t>由</w:t>
+        <w:t>设备中并由</w:t>
       </w:r>
       <w:r>
         <w:rPr>
@@ -9783,97 +9892,7 @@
         <w:rPr>
           <w:rFonts w:hint="eastAsia"/>
         </w:rPr>
-        <w:t>回复</w:t>
-      </w:r>
-      <w:r>
-        <w:rPr>
-          <w:rFonts w:hint="eastAsia"/>
-        </w:rPr>
-        <w:t>给</w:t>
-      </w:r>
-      <w:r>
-        <w:rPr>
-          <w:rFonts w:hint="eastAsia"/>
-        </w:rPr>
-        <w:t>请求</w:t>
-      </w:r>
-      <w:r>
-        <w:rPr>
-          <w:rFonts w:hint="eastAsia"/>
-        </w:rPr>
-        <w:t>应用进程，</w:t>
-      </w:r>
-      <w:r>
-        <w:rPr>
-          <w:rFonts w:hint="eastAsia"/>
-        </w:rPr>
-        <w:t>从而</w:t>
-      </w:r>
-      <w:r>
-        <w:rPr>
-          <w:rFonts w:hint="eastAsia"/>
-        </w:rPr>
-        <w:t>请求</w:t>
-      </w:r>
-      <w:r>
-        <w:rPr>
-          <w:rFonts w:hint="eastAsia"/>
-        </w:rPr>
-        <w:t>应用程序对该</w:t>
-      </w:r>
-      <w:r>
-        <w:rPr>
-          <w:rFonts w:hint="eastAsia"/>
-        </w:rPr>
-        <w:t>用户</w:t>
-      </w:r>
-      <w:r>
-        <w:rPr>
-          <w:rFonts w:hint="eastAsia"/>
-        </w:rPr>
-        <w:t>文件系统</w:t>
-      </w:r>
-      <w:r>
-        <w:rPr>
-          <w:rFonts w:hint="eastAsia"/>
-        </w:rPr>
-        <w:t>下</w:t>
-      </w:r>
-      <w:r>
-        <w:rPr>
-          <w:rFonts w:hint="eastAsia"/>
-        </w:rPr>
-        <w:t>的</w:t>
-      </w:r>
-      <w:r>
-        <w:rPr>
-          <w:rFonts w:hint="eastAsia"/>
-        </w:rPr>
-        <w:t>所有</w:t>
-      </w:r>
-      <w:r>
-        <w:rPr>
-          <w:rFonts w:hint="eastAsia"/>
-        </w:rPr>
-        <w:t>操作都是由</w:t>
-      </w:r>
-      <w:r>
-        <w:rPr>
-          <w:rFonts w:hint="eastAsia"/>
-        </w:rPr>
-        <w:t>文件系统进程</w:t>
-      </w:r>
-      <w:r>
-        <w:rPr>
-          <w:rFonts w:hint="eastAsia"/>
-        </w:rPr>
-        <w:t>来进行控制和实现，</w:t>
-      </w:r>
-      <w:r>
-        <w:rPr>
-          <w:rFonts w:hint="eastAsia"/>
-        </w:rPr>
-        <w:t>下面是</w:t>
+        <w:t>回复给请求应用进程，从而请求应用程序对该用户文件系统下的所有操作都是由文件系统进程来进行控制和实现，下面是</w:t>
       </w:r>
       <w:r>
         <w:rPr>
@@ -9885,19 +9904,7 @@
         <w:rPr>
           <w:rFonts w:hint="eastAsia"/>
         </w:rPr>
-        <w:t>的整体框架</w:t>
-      </w:r>
-      <w:r>
-        <w:rPr>
-          <w:rFonts w:hint="eastAsia"/>
-        </w:rPr>
-        <w:t>示意图</w:t>
-      </w:r>
-      <w:r>
-        <w:rPr>
-          <w:rFonts w:hint="eastAsia"/>
-        </w:rPr>
-        <w:t>。</w:t>
+        <w:t>的整体框架示意图。</w:t>
       </w:r>
     </w:p>
     <w:p>
@@ -9925,7 +9932,7 @@
           <v:shape id="_x0000_i1038" type="#_x0000_t75" style="width:404.45pt;height:208.5pt" o:ole="">
             <v:imagedata r:id="rId7" o:title=""/>
           </v:shape>
-          <o:OLEObject Type="Embed" ProgID="Visio.Drawing.11" ShapeID="_x0000_i1038" DrawAspect="Content" ObjectID="_1582108195" r:id="rId8"/>
+          <o:OLEObject Type="Embed" ProgID="Visio.Drawing.11" ShapeID="_x0000_i1038" DrawAspect="Content" ObjectID="_1586177151" r:id="rId8"/>
         </w:object>
       </w:r>
     </w:p>
@@ -9950,18 +9957,12 @@
         <w:rPr>
           <w:rFonts w:hint="eastAsia"/>
         </w:rPr>
-        <w:t>整体框架</w:t>
-      </w:r>
-      <w:r>
-        <w:rPr>
-          <w:rFonts w:hint="eastAsia"/>
-        </w:rPr>
-        <w:t>示意图</w:t>
+        <w:t>整体框架示意图</w:t>
       </w:r>
     </w:p>
     <w:p>
       <w:pPr>
-        <w:pStyle w:val="4"/>
+        <w:pStyle w:val="Heading4"/>
         <w:numPr>
           <w:ilvl w:val="2"/>
           <w:numId w:val="18"/>
@@ -9996,25 +9997,7 @@
         <w:rPr>
           <w:rFonts w:hint="eastAsia"/>
         </w:rPr>
-        <w:t>用户空间</w:t>
-      </w:r>
-      <w:r>
-        <w:rPr>
-          <w:rFonts w:hint="eastAsia"/>
-        </w:rPr>
-        <w:t>文件系统</w:t>
-      </w:r>
-      <w:r>
-        <w:rPr>
-          <w:rFonts w:hint="eastAsia"/>
-        </w:rPr>
-        <w:t>进程</w:t>
-      </w:r>
-      <w:r>
-        <w:rPr>
-          <w:rFonts w:hint="eastAsia"/>
-        </w:rPr>
-        <w:t>（</w:t>
+        <w:t>用户空间文件系统进程（</w:t>
       </w:r>
       <w:r>
         <w:rPr>
@@ -10158,13 +10141,7 @@
         <w:rPr>
           <w:rFonts w:hint="eastAsia"/>
         </w:rPr>
-        <w:t>设备文件，</w:t>
-      </w:r>
-      <w:r>
-        <w:rPr>
-          <w:rFonts w:hint="eastAsia"/>
-        </w:rPr>
-        <w:t>并经过</w:t>
+        <w:t>设备文件，并经过</w:t>
       </w:r>
       <w:r>
         <w:rPr>
@@ -10200,13 +10177,7 @@
         <w:rPr>
           <w:rFonts w:hint="eastAsia"/>
         </w:rPr>
-        <w:t>再</w:t>
-      </w:r>
-      <w:r>
-        <w:rPr>
-          <w:rFonts w:hint="eastAsia"/>
-        </w:rPr>
-        <w:t>把文件句柄返回给</w:t>
+        <w:t>再把文件句柄返回给</w:t>
       </w:r>
       <w:r>
         <w:rPr>
@@ -10269,13 +10240,7 @@
         <w:rPr>
           <w:rFonts w:hint="eastAsia"/>
         </w:rPr>
-        <w:t>会话</w:t>
-      </w:r>
-      <w:r>
-        <w:rPr>
-          <w:rFonts w:hint="eastAsia"/>
-        </w:rPr>
-        <w:t>。最后，</w:t>
+        <w:t>会话。最后，</w:t>
       </w:r>
       <w:r>
         <w:rPr>
@@ -10311,13 +10276,7 @@
         <w:rPr>
           <w:rFonts w:hint="eastAsia"/>
         </w:rPr>
-        <w:t>创建工作线程，工作线程</w:t>
-      </w:r>
-      <w:r>
-        <w:rPr>
-          <w:rFonts w:hint="eastAsia"/>
-        </w:rPr>
-        <w:t>从</w:t>
+        <w:t>创建工作线程，工作线程从</w:t>
       </w:r>
       <w:r>
         <w:rPr>
@@ -10329,49 +10288,7 @@
         <w:rPr>
           <w:rFonts w:hint="eastAsia"/>
         </w:rPr>
-        <w:t>中读取文件系统</w:t>
-      </w:r>
-      <w:r>
-        <w:rPr>
-          <w:rFonts w:hint="eastAsia"/>
-        </w:rPr>
-        <w:t>操作请求</w:t>
-      </w:r>
-      <w:r>
-        <w:rPr>
-          <w:rFonts w:hint="eastAsia"/>
-        </w:rPr>
-        <w:t>，并回调</w:t>
-      </w:r>
-      <w:r>
-        <w:rPr>
-          <w:rFonts w:hint="eastAsia"/>
-        </w:rPr>
-        <w:t>对应处理</w:t>
-      </w:r>
-      <w:r>
-        <w:rPr>
-          <w:rFonts w:hint="eastAsia"/>
-        </w:rPr>
-        <w:t>函数进行处理，</w:t>
-      </w:r>
-      <w:r>
-        <w:rPr>
-          <w:rFonts w:hint="eastAsia"/>
-        </w:rPr>
-        <w:t>然后回复</w:t>
-      </w:r>
-      <w:r>
-        <w:rPr>
-          <w:rFonts w:hint="eastAsia"/>
-        </w:rPr>
-        <w:t>处理结果</w:t>
-      </w:r>
-      <w:r>
-        <w:rPr>
-          <w:rFonts w:hint="eastAsia"/>
-        </w:rPr>
-        <w:t>给</w:t>
+        <w:t>中读取文件系统操作请求，并回调对应处理函数进行处理，然后回复处理结果给</w:t>
       </w:r>
       <w:r>
         <w:rPr>
@@ -10383,13 +10300,7 @@
         <w:rPr>
           <w:rFonts w:hint="eastAsia"/>
         </w:rPr>
-        <w:t>，最后由内核模块返回给应用程序</w:t>
-      </w:r>
-      <w:r>
-        <w:rPr>
-          <w:rFonts w:hint="eastAsia"/>
-        </w:rPr>
-        <w:t>。</w:t>
+        <w:t>，最后由内核模块返回给应用程序。</w:t>
       </w:r>
     </w:p>
     <w:p>
@@ -10401,7 +10312,7 @@
           <v:shape id="_x0000_i1039" type="#_x0000_t75" style="width:381.9pt;height:420.75pt" o:ole="">
             <v:imagedata r:id="rId9" o:title=""/>
           </v:shape>
-          <o:OLEObject Type="Embed" ProgID="Visio.Drawing.11" ShapeID="_x0000_i1039" DrawAspect="Content" ObjectID="_1582108196" r:id="rId10"/>
+          <o:OLEObject Type="Embed" ProgID="Visio.Drawing.11" ShapeID="_x0000_i1039" DrawAspect="Content" ObjectID="_1586177152" r:id="rId10"/>
         </w:object>
       </w:r>
     </w:p>
@@ -10510,7 +10421,7 @@
     </w:p>
     <w:p>
       <w:pPr>
-        <w:pStyle w:val="4"/>
+        <w:pStyle w:val="Heading4"/>
         <w:numPr>
           <w:ilvl w:val="2"/>
           <w:numId w:val="18"/>
@@ -10537,7 +10448,7 @@
     </w:p>
     <w:p>
       <w:pPr>
-        <w:pStyle w:val="5"/>
+        <w:pStyle w:val="Heading5"/>
       </w:pPr>
       <w:r>
         <w:rPr>
@@ -10695,7 +10606,7 @@
           <v:shape id="_x0000_i1040" type="#_x0000_t75" style="width:167.15pt;height:323.05pt" o:ole="">
             <v:imagedata r:id="rId11" o:title=""/>
           </v:shape>
-          <o:OLEObject Type="Embed" ProgID="Visio.Drawing.11" ShapeID="_x0000_i1040" DrawAspect="Content" ObjectID="_1582108197" r:id="rId12"/>
+          <o:OLEObject Type="Embed" ProgID="Visio.Drawing.11" ShapeID="_x0000_i1040" DrawAspect="Content" ObjectID="_1586177153" r:id="rId12"/>
         </w:object>
       </w:r>
     </w:p>
@@ -10713,13 +10624,7 @@
         <w:rPr>
           <w:rFonts w:hint="eastAsia"/>
         </w:rPr>
-        <w:t>3</w:t>
-      </w:r>
-      <w:r>
-        <w:rPr>
-          <w:rFonts w:hint="eastAsia"/>
-        </w:rPr>
-        <w:t xml:space="preserve"> </w:t>
+        <w:t xml:space="preserve">3 </w:t>
       </w:r>
       <w:r>
         <w:rPr>
@@ -10742,7 +10647,7 @@
     </w:p>
     <w:p>
       <w:pPr>
-        <w:pStyle w:val="5"/>
+        <w:pStyle w:val="Heading5"/>
       </w:pPr>
       <w:r>
         <w:rPr>
@@ -10852,7 +10757,7 @@
           <v:shape id="_x0000_i1041" type="#_x0000_t75" style="width:319.95pt;height:364.4pt" o:ole="">
             <v:imagedata r:id="rId13" o:title=""/>
           </v:shape>
-          <o:OLEObject Type="Embed" ProgID="Visio.Drawing.11" ShapeID="_x0000_i1041" DrawAspect="Content" ObjectID="_1582108198" r:id="rId14"/>
+          <o:OLEObject Type="Embed" ProgID="Visio.Drawing.11" ShapeID="_x0000_i1041" DrawAspect="Content" ObjectID="_1586177154" r:id="rId14"/>
         </w:object>
       </w:r>
     </w:p>
@@ -10881,7 +10786,7 @@
     </w:p>
     <w:p>
       <w:pPr>
-        <w:pStyle w:val="3"/>
+        <w:pStyle w:val="Heading3"/>
         <w:numPr>
           <w:ilvl w:val="0"/>
           <w:numId w:val="14"/>
@@ -10935,13 +10840,7 @@
         <w:rPr>
           <w:rFonts w:hint="eastAsia"/>
         </w:rPr>
-        <w:t>中的某个集合映射到</w:t>
-      </w:r>
-      <w:r>
-        <w:rPr>
-          <w:rFonts w:hint="eastAsia"/>
-        </w:rPr>
-        <w:t>文件系统某个挂载点目录下，从而实现利用</w:t>
+        <w:t>中的某个集合映射到文件系统某个挂载点目录下，从而实现利用</w:t>
       </w:r>
       <w:r>
         <w:rPr>
@@ -10995,10 +10894,10 @@
     <w:p>
       <w:r>
         <w:object w:dxaOrig="3933" w:dyaOrig="1615">
-          <v:shape id="_x0000_i1042" type="#_x0000_t75" style="width:415.1pt;height:170.9pt" o:ole="">
+          <v:shape id="_x0000_i1042" type="#_x0000_t75" style="width:415.7pt;height:170.9pt" o:ole="">
             <v:imagedata r:id="rId15" o:title=""/>
           </v:shape>
-          <o:OLEObject Type="Embed" ProgID="Visio.Drawing.11" ShapeID="_x0000_i1042" DrawAspect="Content" ObjectID="_1582108199" r:id="rId16"/>
+          <o:OLEObject Type="Embed" ProgID="Visio.Drawing.11" ShapeID="_x0000_i1042" DrawAspect="Content" ObjectID="_1586177155" r:id="rId16"/>
         </w:object>
       </w:r>
     </w:p>
@@ -11049,6 +10948,7 @@
         <w:rPr>
           <w:rFonts w:hint="eastAsia"/>
         </w:rPr>
+        <w:lastRenderedPageBreak/>
         <w:t>sequoiadb</w:t>
       </w:r>
       <w:r>
@@ -11091,7 +10991,6 @@
         <w:rPr>
           <w:rFonts w:hint="eastAsia"/>
         </w:rPr>
-        <w:lastRenderedPageBreak/>
         <w:t>接口完成文件系统调用相关接口，实现</w:t>
       </w:r>
       <w:r>
@@ -11140,13 +11039,13 @@
           <v:shape id="_x0000_i1043" type="#_x0000_t75" style="width:396.3pt;height:189.1pt" o:ole="">
             <v:imagedata r:id="rId17" o:title=""/>
           </v:shape>
-          <o:OLEObject Type="Embed" ProgID="Visio.Drawing.11" ShapeID="_x0000_i1043" DrawAspect="Content" ObjectID="_1582108200" r:id="rId18"/>
+          <o:OLEObject Type="Embed" ProgID="Visio.Drawing.11" ShapeID="_x0000_i1043" DrawAspect="Content" ObjectID="_1586177156" r:id="rId18"/>
         </w:object>
       </w:r>
     </w:p>
     <w:p>
       <w:pPr>
-        <w:pStyle w:val="3"/>
+        <w:pStyle w:val="Heading3"/>
         <w:numPr>
           <w:ilvl w:val="0"/>
           <w:numId w:val="14"/>
@@ -11196,13 +11095,7 @@
         <w:rPr>
           <w:rFonts w:hint="eastAsia"/>
         </w:rPr>
-        <w:t>将</w:t>
-      </w:r>
-      <w:r>
-        <w:rPr>
-          <w:rFonts w:hint="eastAsia"/>
-        </w:rPr>
-        <w:t>指定的</w:t>
+        <w:t>将指定的</w:t>
       </w:r>
       <w:r>
         <w:rPr>
@@ -11214,31 +11107,7 @@
         <w:rPr>
           <w:rFonts w:hint="eastAsia"/>
         </w:rPr>
-        <w:t>目标</w:t>
-      </w:r>
-      <w:r>
-        <w:rPr>
-          <w:rFonts w:hint="eastAsia"/>
-        </w:rPr>
-        <w:t>集合映射挂载到</w:t>
-      </w:r>
-      <w:r>
-        <w:rPr>
-          <w:rFonts w:hint="eastAsia"/>
-        </w:rPr>
-        <w:t>某个</w:t>
-      </w:r>
-      <w:r>
-        <w:rPr>
-          <w:rFonts w:hint="eastAsia"/>
-        </w:rPr>
-        <w:t>目标</w:t>
-      </w:r>
-      <w:r>
-        <w:rPr>
-          <w:rFonts w:hint="eastAsia"/>
-        </w:rPr>
-        <w:t>路径</w:t>
+        <w:t>目标集合映射挂载到某个目标路径</w:t>
       </w:r>
       <w:r>
         <w:rPr>
@@ -11250,13 +11119,7 @@
         <w:rPr>
           <w:rFonts w:hint="eastAsia"/>
         </w:rPr>
-        <w:t>。在该路径下的所有文件和目录的操作都</w:t>
-      </w:r>
-      <w:r>
-        <w:rPr>
-          <w:rFonts w:hint="eastAsia"/>
-        </w:rPr>
-        <w:t>实际上是对</w:t>
+        <w:t>。在该路径下的所有文件和目录的操作都实际上是对</w:t>
       </w:r>
       <w:r>
         <w:rPr>
@@ -11268,19 +11131,7 @@
         <w:rPr>
           <w:rFonts w:hint="eastAsia"/>
         </w:rPr>
-        <w:t>数据库</w:t>
-      </w:r>
-      <w:r>
-        <w:rPr>
-          <w:rFonts w:hint="eastAsia"/>
-        </w:rPr>
-        <w:t>的操作</w:t>
-      </w:r>
-      <w:r>
-        <w:rPr>
-          <w:rFonts w:hint="eastAsia"/>
-        </w:rPr>
-        <w:t>，映射示意图如图</w:t>
+        <w:t>数据库的操作，映射示意图如图</w:t>
       </w:r>
       <w:r>
         <w:rPr>
@@ -11400,19 +11251,7 @@
         <w:rPr>
           <w:rFonts w:hint="eastAsia"/>
         </w:rPr>
-        <w:t>形式存储集合载体</w:t>
-      </w:r>
-      <w:r>
-        <w:rPr>
-          <w:rFonts w:hint="eastAsia"/>
-        </w:rPr>
-        <w:t>。</w:t>
-      </w:r>
-      <w:r>
-        <w:rPr>
-          <w:rFonts w:hint="eastAsia"/>
-        </w:rPr>
-        <w:t>从而在</w:t>
+        <w:t>形式存储集合载体。从而在</w:t>
       </w:r>
       <w:r>
         <w:rPr>
@@ -11424,19 +11263,7 @@
         <w:rPr>
           <w:rFonts w:hint="eastAsia"/>
         </w:rPr>
-        <w:t>文件系统</w:t>
-      </w:r>
-      <w:r>
-        <w:rPr>
-          <w:rFonts w:hint="eastAsia"/>
-        </w:rPr>
-        <w:t>下</w:t>
-      </w:r>
-      <w:r>
-        <w:rPr>
-          <w:rFonts w:hint="eastAsia"/>
-        </w:rPr>
-        <w:t>，所有的文件和目录都只是虚拟的文件和目录，即文件和目录都只实际存储在后台</w:t>
+        <w:t>文件系统下，所有的文件和目录都只是虚拟的文件和目录，即文件和目录都只实际存储在后台</w:t>
       </w:r>
       <w:r>
         <w:rPr>
@@ -11520,7 +11347,7 @@
           <v:shape id="_x0000_i1044" type="#_x0000_t75" style="width:415.1pt;height:141.5pt" o:ole="">
             <v:imagedata r:id="rId19" o:title=""/>
           </v:shape>
-          <o:OLEObject Type="Embed" ProgID="Visio.Drawing.11" ShapeID="_x0000_i1044" DrawAspect="Content" ObjectID="_1582108201" r:id="rId20"/>
+          <o:OLEObject Type="Embed" ProgID="Visio.Drawing.11" ShapeID="_x0000_i1044" DrawAspect="Content" ObjectID="_1586177157" r:id="rId20"/>
         </w:object>
       </w:r>
       <w:r>
@@ -11568,37 +11395,13 @@
         <w:rPr>
           <w:rFonts w:hint="eastAsia"/>
         </w:rPr>
-        <w:t>为了方便用户规划和后期维护，</w:t>
-      </w:r>
-      <w:r>
-        <w:rPr>
-          <w:rFonts w:hint="eastAsia"/>
-        </w:rPr>
-        <w:t>我们创建一张审计表，追加写入映射信息，以记录和查看历史映射信息，</w:t>
-      </w:r>
-      <w:r>
-        <w:rPr>
-          <w:rFonts w:hint="eastAsia"/>
-        </w:rPr>
-        <w:t>这张表我们命名为</w:t>
-      </w:r>
-      <w:r>
-        <w:rPr>
-          <w:rFonts w:hint="eastAsia"/>
-        </w:rPr>
-        <w:t>sequoiafs</w:t>
-      </w:r>
-      <w:r>
-        <w:rPr>
-          <w:rFonts w:hint="eastAsia"/>
-        </w:rPr>
-        <w:t>.</w:t>
-      </w:r>
-      <w:r>
-        <w:rPr>
-          <w:rFonts w:hint="eastAsia"/>
-        </w:rPr>
-        <w:t>audit</w:t>
+        <w:t>为了方便用户规划和后期维护，我们创建一张映射历史表，追加写入映射信息，以记录和查看历史映射信息，这张表我们命名为</w:t>
+      </w:r>
+      <w:r>
+        <w:rPr>
+          <w:rFonts w:hint="eastAsia"/>
+        </w:rPr>
+        <w:t>sequoiafs.maphistory</w:t>
       </w:r>
       <w:r>
         <w:rPr>
@@ -11609,7 +11412,7 @@
     </w:p>
     <w:tbl>
       <w:tblPr>
-        <w:tblStyle w:val="a9"/>
+        <w:tblStyle w:val="TableGrid"/>
         <w:tblW w:w="0" w:type="auto"/>
         <w:tblLook w:val="04A0"/>
       </w:tblPr>
@@ -11632,6 +11435,7 @@
               <w:rPr>
                 <w:rFonts w:hint="eastAsia"/>
               </w:rPr>
+              <w:lastRenderedPageBreak/>
               <w:t>名称</w:t>
             </w:r>
           </w:p>
@@ -11698,32 +11502,25 @@
               <w:rPr>
                 <w:rFonts w:hint="eastAsia"/>
               </w:rPr>
-              <w:lastRenderedPageBreak/>
+              <w:t>SourceCL</w:t>
+            </w:r>
+          </w:p>
+        </w:tc>
+        <w:tc>
+          <w:tcPr>
+            <w:tcW w:w="2130" w:type="dxa"/>
+          </w:tcPr>
+          <w:p>
+            <w:pPr>
+              <w:jc w:val="left"/>
+            </w:pPr>
+            <w:r>
               <w:t>S</w:t>
             </w:r>
             <w:r>
               <w:rPr>
                 <w:rFonts w:hint="eastAsia"/>
               </w:rPr>
-              <w:t>rcCLName</w:t>
-            </w:r>
-          </w:p>
-        </w:tc>
-        <w:tc>
-          <w:tcPr>
-            <w:tcW w:w="2130" w:type="dxa"/>
-          </w:tcPr>
-          <w:p>
-            <w:pPr>
-              <w:jc w:val="left"/>
-            </w:pPr>
-            <w:r>
-              <w:t>S</w:t>
-            </w:r>
-            <w:r>
-              <w:rPr>
-                <w:rFonts w:hint="eastAsia"/>
-              </w:rPr>
               <w:t>tring</w:t>
             </w:r>
           </w:p>
@@ -11740,7 +11537,7 @@
               <w:rPr>
                 <w:rFonts w:hint="eastAsia"/>
               </w:rPr>
-              <w:t>集合全名，包括集合空间和集合</w:t>
+              <w:t>历史映射集合全名，包括集合空间和集合</w:t>
             </w:r>
           </w:p>
         </w:tc>
@@ -11768,16 +11565,7 @@
               <w:rPr>
                 <w:rFonts w:hint="eastAsia"/>
               </w:rPr>
-              <w:t>M</w:t>
-            </w:r>
-            <w:r>
-              <w:t>ap</w:t>
-            </w:r>
-            <w:r>
-              <w:rPr>
-                <w:rFonts w:hint="eastAsia"/>
-              </w:rPr>
-              <w:t>DirCLName</w:t>
+              <w:t>DirMetaCL</w:t>
             </w:r>
           </w:p>
         </w:tc>
@@ -11812,7 +11600,7 @@
               <w:rPr>
                 <w:rFonts w:hint="eastAsia"/>
               </w:rPr>
-              <w:t>映射集合目录元数据集合</w:t>
+              <w:t>映射集合目录元数据集合名称</w:t>
             </w:r>
           </w:p>
         </w:tc>
@@ -11840,13 +11628,7 @@
               <w:rPr>
                 <w:rFonts w:hint="eastAsia"/>
               </w:rPr>
-              <w:t>M</w:t>
-            </w:r>
-            <w:r>
-              <w:rPr>
-                <w:rFonts w:hint="eastAsia"/>
-              </w:rPr>
-              <w:t>apFileCLName</w:t>
+              <w:t>FileMetaCL</w:t>
             </w:r>
           </w:p>
         </w:tc>
@@ -11881,7 +11663,7 @@
               <w:rPr>
                 <w:rFonts w:hint="eastAsia"/>
               </w:rPr>
-              <w:t>映射集合文件元数据集合</w:t>
+              <w:t>映射集合文件元数据集合名称</w:t>
             </w:r>
           </w:p>
         </w:tc>
@@ -11904,15 +11686,12 @@
           <w:p>
             <w:pPr>
               <w:jc w:val="left"/>
-              <w:rPr>
-                <w:rFonts w:hint="eastAsia"/>
-              </w:rPr>
-            </w:pPr>
-            <w:r>
-              <w:rPr>
-                <w:rFonts w:hint="eastAsia"/>
-              </w:rPr>
-              <w:t>Addr</w:t>
+            </w:pPr>
+            <w:r>
+              <w:rPr>
+                <w:rFonts w:hint="eastAsia"/>
+              </w:rPr>
+              <w:t>Address</w:t>
             </w:r>
           </w:p>
         </w:tc>
@@ -11939,21 +11718,30 @@
           <w:p>
             <w:pPr>
               <w:jc w:val="left"/>
-              <w:rPr>
-                <w:rFonts w:hint="eastAsia"/>
-              </w:rPr>
-            </w:pPr>
-            <w:r>
-              <w:rPr>
-                <w:rFonts w:hint="eastAsia"/>
-              </w:rPr>
-              <w:t>映射节点的</w:t>
-            </w:r>
-            <w:r>
-              <w:rPr>
-                <w:rFonts w:hint="eastAsia"/>
-              </w:rPr>
-              <w:t>ip:port</w:t>
+            </w:pPr>
+            <w:r>
+              <w:rPr>
+                <w:rFonts w:hint="eastAsia"/>
+              </w:rPr>
+              <w:t>目的映射节点的地址</w:t>
+            </w:r>
+            <w:r>
+              <w:rPr>
+                <w:rFonts w:hint="eastAsia"/>
+              </w:rPr>
+              <w:t>eth:ip(</w:t>
+            </w:r>
+            <w:r>
+              <w:rPr>
+                <w:rFonts w:hint="eastAsia"/>
+              </w:rPr>
+              <w:t>网卡名</w:t>
+            </w:r>
+            <w:r>
+              <w:rPr>
+                <w:rFonts w:hint="eastAsia"/>
+              </w:rPr>
+              <w:t>:IP)</w:t>
             </w:r>
           </w:p>
         </w:tc>
@@ -11964,9 +11752,6 @@
           <w:p>
             <w:pPr>
               <w:jc w:val="left"/>
-              <w:rPr>
-                <w:rFonts w:hint="eastAsia"/>
-              </w:rPr>
             </w:pPr>
           </w:p>
         </w:tc>
@@ -11979,9 +11764,6 @@
           <w:p>
             <w:pPr>
               <w:jc w:val="left"/>
-              <w:rPr>
-                <w:rFonts w:hint="eastAsia"/>
-              </w:rPr>
             </w:pPr>
             <w:r>
               <w:rPr>
@@ -12014,9 +11796,6 @@
           <w:p>
             <w:pPr>
               <w:jc w:val="left"/>
-              <w:rPr>
-                <w:rFonts w:hint="eastAsia"/>
-              </w:rPr>
             </w:pPr>
             <w:r>
               <w:rPr>
@@ -12033,9 +11812,6 @@
           <w:p>
             <w:pPr>
               <w:jc w:val="left"/>
-              <w:rPr>
-                <w:rFonts w:hint="eastAsia"/>
-              </w:rPr>
             </w:pPr>
           </w:p>
         </w:tc>
@@ -12048,9 +11824,6 @@
           <w:p>
             <w:pPr>
               <w:jc w:val="left"/>
-              <w:rPr>
-                <w:rFonts w:hint="eastAsia"/>
-              </w:rPr>
             </w:pPr>
             <w:r>
               <w:rPr>
@@ -12069,10 +11842,7 @@
               <w:jc w:val="left"/>
             </w:pPr>
             <w:r>
-              <w:rPr>
-                <w:rFonts w:hint="eastAsia"/>
-              </w:rPr>
-              <w:t>INT64</w:t>
+              <w:t>Timestamp</w:t>
             </w:r>
           </w:p>
         </w:tc>
@@ -12083,15 +11853,12 @@
           <w:p>
             <w:pPr>
               <w:jc w:val="left"/>
-              <w:rPr>
-                <w:rFonts w:hint="eastAsia"/>
-              </w:rPr>
-            </w:pPr>
-            <w:r>
-              <w:rPr>
-                <w:rFonts w:hint="eastAsia"/>
-              </w:rPr>
-              <w:t>映射点时间戳</w:t>
+            </w:pPr>
+            <w:r>
+              <w:rPr>
+                <w:rFonts w:hint="eastAsia"/>
+              </w:rPr>
+              <w:t>映射时间点</w:t>
             </w:r>
           </w:p>
         </w:tc>
@@ -12102,173 +11869,11 @@
           <w:p>
             <w:pPr>
               <w:jc w:val="left"/>
-              <w:rPr>
-                <w:rFonts w:hint="eastAsia"/>
-              </w:rPr>
             </w:pPr>
           </w:p>
         </w:tc>
       </w:tr>
     </w:tbl>
-    <w:p>
-      <w:pPr>
-        <w:ind w:firstLine="420"/>
-        <w:jc w:val="left"/>
-      </w:pPr>
-      <w:r>
-        <w:rPr>
-          <w:rFonts w:hint="eastAsia"/>
-        </w:rPr>
-        <w:t>M</w:t>
-      </w:r>
-      <w:r>
-        <w:t>ap</w:t>
-      </w:r>
-      <w:r>
-        <w:rPr>
-          <w:rFonts w:hint="eastAsia"/>
-        </w:rPr>
-        <w:t>DirCSName</w:t>
-      </w:r>
-      <w:r>
-        <w:rPr>
-          <w:rFonts w:hint="eastAsia"/>
-        </w:rPr>
-        <w:t>、</w:t>
-      </w:r>
-      <w:r>
-        <w:rPr>
-          <w:rFonts w:hint="eastAsia"/>
-        </w:rPr>
-        <w:t>M</w:t>
-      </w:r>
-      <w:r>
-        <w:rPr>
-          <w:rFonts w:hint="eastAsia"/>
-        </w:rPr>
-        <w:t>apFileCSName</w:t>
-      </w:r>
-      <w:r>
-        <w:rPr>
-          <w:rFonts w:hint="eastAsia"/>
-        </w:rPr>
-        <w:t>、</w:t>
-      </w:r>
-      <w:r>
-        <w:rPr>
-          <w:rFonts w:hint="eastAsia"/>
-        </w:rPr>
-        <w:t>M</w:t>
-      </w:r>
-      <w:r>
-        <w:t>ap</w:t>
-      </w:r>
-      <w:r>
-        <w:rPr>
-          <w:rFonts w:hint="eastAsia"/>
-        </w:rPr>
-        <w:t>DirCLName</w:t>
-      </w:r>
-      <w:r>
-        <w:rPr>
-          <w:rFonts w:hint="eastAsia"/>
-        </w:rPr>
-        <w:t>、</w:t>
-      </w:r>
-      <w:r>
-        <w:rPr>
-          <w:rFonts w:hint="eastAsia"/>
-        </w:rPr>
-        <w:t>M</w:t>
-      </w:r>
-      <w:r>
-        <w:rPr>
-          <w:rFonts w:hint="eastAsia"/>
-        </w:rPr>
-        <w:t>apFileCLName</w:t>
-      </w:r>
-      <w:r>
-        <w:rPr>
-          <w:rFonts w:hint="eastAsia"/>
-        </w:rPr>
-        <w:t>可以在第一次初始化时分别通过选项</w:t>
-      </w:r>
-      <w:r>
-        <w:t>–</w:t>
-      </w:r>
-      <w:r>
-        <w:rPr>
-          <w:rFonts w:hint="eastAsia"/>
-        </w:rPr>
-        <w:t>mdcs</w:t>
-      </w:r>
-      <w:r>
-        <w:rPr>
-          <w:rFonts w:hint="eastAsia"/>
-        </w:rPr>
-        <w:t>、</w:t>
-      </w:r>
-      <w:r>
-        <w:t>–</w:t>
-      </w:r>
-      <w:r>
-        <w:rPr>
-          <w:rFonts w:hint="eastAsia"/>
-        </w:rPr>
-        <w:t xml:space="preserve">mfcs </w:t>
-      </w:r>
-      <w:r>
-        <w:rPr>
-          <w:rFonts w:hint="eastAsia"/>
-        </w:rPr>
-        <w:t>、</w:t>
-      </w:r>
-      <w:r>
-        <w:rPr>
-          <w:rFonts w:hint="eastAsia"/>
-        </w:rPr>
-        <w:t>mdcl</w:t>
-      </w:r>
-      <w:r>
-        <w:rPr>
-          <w:rFonts w:hint="eastAsia"/>
-        </w:rPr>
-        <w:t>和</w:t>
-      </w:r>
-      <w:r>
-        <w:t>–</w:t>
-      </w:r>
-      <w:r>
-        <w:rPr>
-          <w:rFonts w:hint="eastAsia"/>
-        </w:rPr>
-        <w:t xml:space="preserve">mfcl </w:t>
-      </w:r>
-      <w:r>
-        <w:rPr>
-          <w:rFonts w:hint="eastAsia"/>
-        </w:rPr>
-        <w:t>进行指定，一旦创建了相关元数据集合后，再通过选项指定时进行校验，防止重复多次指定不同的元数据集合。</w:t>
-      </w:r>
-    </w:p>
-    <w:p>
-      <w:pPr>
-        <w:ind w:firstLine="420"/>
-        <w:jc w:val="left"/>
-      </w:pPr>
-      <w:r>
-        <w:rPr>
-          <w:rFonts w:hint="eastAsia"/>
-        </w:rPr>
-        <w:t>用户在第一次初始化时如果不指定，默认生成其相关元数据集合</w:t>
-      </w:r>
-      <w:r>
-        <w:rPr>
-          <w:rFonts w:hint="eastAsia"/>
-        </w:rPr>
-        <w:t>，默认名称为上表备注栏。</w:t>
-      </w:r>
-    </w:p>
     <w:p>
       <w:pPr>
         <w:ind w:firstLine="420"/>
@@ -12398,7 +12003,7 @@
     </w:p>
     <w:tbl>
       <w:tblPr>
-        <w:tblStyle w:val="a9"/>
+        <w:tblStyle w:val="TableGrid"/>
         <w:tblW w:w="0" w:type="auto"/>
         <w:tblInd w:w="250" w:type="dxa"/>
         <w:tblLook w:val="04A0"/>
@@ -12973,17 +12578,7 @@
                 <w:sz w:val="16"/>
                 <w:szCs w:val="16"/>
               </w:rPr>
-              <w:t>父目录i</w:t>
-            </w:r>
-            <w:r>
-              <w:rPr>
-                <w:rFonts w:ascii="宋体" w:eastAsia="宋体" w:cs="宋体" w:hint="eastAsia"/>
-                <w:color w:val="000000"/>
-                <w:kern w:val="0"/>
-                <w:sz w:val="16"/>
-                <w:szCs w:val="16"/>
-              </w:rPr>
-              <w:t>d</w:t>
+              <w:t>父目录id</w:t>
             </w:r>
           </w:p>
         </w:tc>
@@ -13029,8 +12624,25 @@
                 <w:sz w:val="16"/>
                 <w:szCs w:val="16"/>
               </w:rPr>
-              <w:t>I</w:t>
-            </w:r>
+              <w:t>Id</w:t>
+            </w:r>
+          </w:p>
+        </w:tc>
+        <w:tc>
+          <w:tcPr>
+            <w:tcW w:w="2130" w:type="dxa"/>
+          </w:tcPr>
+          <w:p>
+            <w:pPr>
+              <w:jc w:val="left"/>
+              <w:rPr>
+                <w:rFonts w:ascii="宋体" w:eastAsia="宋体" w:cs="宋体"/>
+                <w:color w:val="000000"/>
+                <w:kern w:val="0"/>
+                <w:sz w:val="16"/>
+                <w:szCs w:val="16"/>
+              </w:rPr>
+            </w:pPr>
             <w:r>
               <w:rPr>
                 <w:rFonts w:ascii="宋体" w:eastAsia="宋体" w:cs="宋体" w:hint="eastAsia"/>
@@ -13039,13 +12651,13 @@
                 <w:sz w:val="16"/>
                 <w:szCs w:val="16"/>
               </w:rPr>
-              <w:t>d</w:t>
-            </w:r>
-          </w:p>
-        </w:tc>
-        <w:tc>
-          <w:tcPr>
-            <w:tcW w:w="2130" w:type="dxa"/>
+              <w:t>INT64</w:t>
+            </w:r>
+          </w:p>
+        </w:tc>
+        <w:tc>
+          <w:tcPr>
+            <w:tcW w:w="2131" w:type="dxa"/>
           </w:tcPr>
           <w:p>
             <w:pPr>
@@ -13066,44 +12678,7 @@
                 <w:sz w:val="16"/>
                 <w:szCs w:val="16"/>
               </w:rPr>
-              <w:t>INT64</w:t>
-            </w:r>
-          </w:p>
-        </w:tc>
-        <w:tc>
-          <w:tcPr>
-            <w:tcW w:w="2131" w:type="dxa"/>
-          </w:tcPr>
-          <w:p>
-            <w:pPr>
-              <w:jc w:val="left"/>
-              <w:rPr>
-                <w:rFonts w:ascii="宋体" w:eastAsia="宋体" w:cs="宋体"/>
-                <w:color w:val="000000"/>
-                <w:kern w:val="0"/>
-                <w:sz w:val="16"/>
-                <w:szCs w:val="16"/>
-              </w:rPr>
-            </w:pPr>
-            <w:r>
-              <w:rPr>
-                <w:rFonts w:ascii="宋体" w:eastAsia="宋体" w:cs="宋体" w:hint="eastAsia"/>
-                <w:color w:val="000000"/>
-                <w:kern w:val="0"/>
-                <w:sz w:val="16"/>
-                <w:szCs w:val="16"/>
-              </w:rPr>
-              <w:t>本身i</w:t>
-            </w:r>
-            <w:r>
-              <w:rPr>
-                <w:rFonts w:ascii="宋体" w:eastAsia="宋体" w:cs="宋体" w:hint="eastAsia"/>
-                <w:color w:val="000000"/>
-                <w:kern w:val="0"/>
-                <w:sz w:val="16"/>
-                <w:szCs w:val="16"/>
-              </w:rPr>
-              <w:t>d</w:t>
+              <w:t>本身id</w:t>
             </w:r>
           </w:p>
         </w:tc>
@@ -13589,8 +13164,25 @@
                 <w:sz w:val="16"/>
                 <w:szCs w:val="16"/>
               </w:rPr>
-              <w:t>SymL</w:t>
-            </w:r>
+              <w:t>Nlink</w:t>
+            </w:r>
+          </w:p>
+        </w:tc>
+        <w:tc>
+          <w:tcPr>
+            <w:tcW w:w="2130" w:type="dxa"/>
+          </w:tcPr>
+          <w:p>
+            <w:pPr>
+              <w:jc w:val="left"/>
+              <w:rPr>
+                <w:rFonts w:ascii="宋体" w:eastAsia="宋体" w:cs="宋体"/>
+                <w:color w:val="000000"/>
+                <w:kern w:val="0"/>
+                <w:sz w:val="16"/>
+                <w:szCs w:val="16"/>
+              </w:rPr>
+            </w:pPr>
             <w:r>
               <w:rPr>
                 <w:rFonts w:ascii="宋体" w:eastAsia="宋体" w:cs="宋体" w:hint="eastAsia"/>
@@ -13599,13 +13191,13 @@
                 <w:sz w:val="16"/>
                 <w:szCs w:val="16"/>
               </w:rPr>
-              <w:t>ink</w:t>
-            </w:r>
-          </w:p>
-        </w:tc>
-        <w:tc>
-          <w:tcPr>
-            <w:tcW w:w="2130" w:type="dxa"/>
+              <w:t>INT32</w:t>
+            </w:r>
+          </w:p>
+        </w:tc>
+        <w:tc>
+          <w:tcPr>
+            <w:tcW w:w="2131" w:type="dxa"/>
           </w:tcPr>
           <w:p>
             <w:pPr>
@@ -13620,60 +13212,13 @@
             </w:pPr>
             <w:r>
               <w:rPr>
-                <w:rFonts w:ascii="宋体" w:eastAsia="宋体" w:cs="宋体"/>
-                <w:color w:val="000000"/>
-                <w:kern w:val="0"/>
-                <w:sz w:val="16"/>
-                <w:szCs w:val="16"/>
-              </w:rPr>
-              <w:t>S</w:t>
-            </w:r>
-            <w:r>
-              <w:rPr>
                 <w:rFonts w:ascii="宋体" w:eastAsia="宋体" w:cs="宋体" w:hint="eastAsia"/>
                 <w:color w:val="000000"/>
                 <w:kern w:val="0"/>
                 <w:sz w:val="16"/>
                 <w:szCs w:val="16"/>
               </w:rPr>
-              <w:t>tring</w:t>
-            </w:r>
-          </w:p>
-        </w:tc>
-        <w:tc>
-          <w:tcPr>
-            <w:tcW w:w="2131" w:type="dxa"/>
-          </w:tcPr>
-          <w:p>
-            <w:pPr>
-              <w:jc w:val="left"/>
-              <w:rPr>
-                <w:rFonts w:ascii="宋体" w:eastAsia="宋体" w:cs="宋体"/>
-                <w:color w:val="000000"/>
-                <w:kern w:val="0"/>
-                <w:sz w:val="16"/>
-                <w:szCs w:val="16"/>
-              </w:rPr>
-            </w:pPr>
-            <w:r>
-              <w:rPr>
-                <w:rFonts w:ascii="宋体" w:eastAsia="宋体" w:cs="宋体" w:hint="eastAsia"/>
-                <w:color w:val="000000"/>
-                <w:kern w:val="0"/>
-                <w:sz w:val="16"/>
-                <w:szCs w:val="16"/>
-              </w:rPr>
-              <w:t>符号链接文件</w:t>
-            </w:r>
-            <w:r>
-              <w:rPr>
-                <w:rFonts w:ascii="宋体" w:eastAsia="宋体" w:cs="宋体" w:hint="eastAsia"/>
-                <w:color w:val="000000"/>
-                <w:kern w:val="0"/>
-                <w:sz w:val="16"/>
-                <w:szCs w:val="16"/>
-              </w:rPr>
-              <w:t>涉及</w:t>
+              <w:t>文件涉及</w:t>
             </w:r>
           </w:p>
         </w:tc>
@@ -13733,7 +13278,7 @@
     </w:p>
     <w:tbl>
       <w:tblPr>
-        <w:tblStyle w:val="a9"/>
+        <w:tblStyle w:val="TableGrid"/>
         <w:tblW w:w="0" w:type="auto"/>
         <w:tblInd w:w="250" w:type="dxa"/>
         <w:tblLook w:val="04A0"/>
@@ -14244,8 +13789,25 @@
                 <w:sz w:val="16"/>
                 <w:szCs w:val="16"/>
               </w:rPr>
-              <w:t>Hard</w:t>
-            </w:r>
+              <w:t>Nlink</w:t>
+            </w:r>
+          </w:p>
+        </w:tc>
+        <w:tc>
+          <w:tcPr>
+            <w:tcW w:w="2130" w:type="dxa"/>
+          </w:tcPr>
+          <w:p>
+            <w:pPr>
+              <w:jc w:val="left"/>
+              <w:rPr>
+                <w:rFonts w:ascii="宋体" w:eastAsia="宋体" w:cs="宋体"/>
+                <w:color w:val="000000"/>
+                <w:kern w:val="0"/>
+                <w:sz w:val="16"/>
+                <w:szCs w:val="16"/>
+              </w:rPr>
+            </w:pPr>
             <w:r>
               <w:rPr>
                 <w:rFonts w:ascii="宋体" w:eastAsia="宋体" w:cs="宋体" w:hint="eastAsia"/>
@@ -14254,25 +13816,8 @@
                 <w:sz w:val="16"/>
                 <w:szCs w:val="16"/>
               </w:rPr>
-              <w:t>LinkCnt</w:t>
-            </w:r>
-          </w:p>
-        </w:tc>
-        <w:tc>
-          <w:tcPr>
-            <w:tcW w:w="2130" w:type="dxa"/>
-          </w:tcPr>
-          <w:p>
-            <w:pPr>
-              <w:jc w:val="left"/>
-              <w:rPr>
-                <w:rFonts w:ascii="宋体" w:eastAsia="宋体" w:cs="宋体"/>
-                <w:color w:val="000000"/>
-                <w:kern w:val="0"/>
-                <w:sz w:val="16"/>
-                <w:szCs w:val="16"/>
-              </w:rPr>
-            </w:pPr>
+              <w:t>INT32</w:t>
+            </w:r>
           </w:p>
         </w:tc>
         <w:tc>
@@ -14408,17 +13953,7 @@
                 <w:sz w:val="16"/>
                 <w:szCs w:val="16"/>
               </w:rPr>
-              <w:t>父目录i</w:t>
-            </w:r>
-            <w:r>
-              <w:rPr>
-                <w:rFonts w:ascii="宋体" w:eastAsia="宋体" w:cs="宋体" w:hint="eastAsia"/>
-                <w:color w:val="000000"/>
-                <w:kern w:val="0"/>
-                <w:sz w:val="16"/>
-                <w:szCs w:val="16"/>
-              </w:rPr>
-              <w:t>d</w:t>
+              <w:t>父目录id</w:t>
             </w:r>
           </w:p>
         </w:tc>
@@ -14474,7 +14009,6 @@
                 <w:sz w:val="16"/>
                 <w:szCs w:val="16"/>
               </w:rPr>
-              <w:lastRenderedPageBreak/>
               <w:t>LobOid</w:t>
             </w:r>
           </w:p>
@@ -14795,6 +14329,7 @@
                 <w:sz w:val="16"/>
                 <w:szCs w:val="16"/>
               </w:rPr>
+              <w:lastRenderedPageBreak/>
               <w:t>M</w:t>
             </w:r>
             <w:r>
@@ -15079,7 +14614,7 @@
                 <w:sz w:val="16"/>
                 <w:szCs w:val="16"/>
               </w:rPr>
-              <w:t>符号链接文件涉及</w:t>
+              <w:t>符号链接文件路径</w:t>
             </w:r>
           </w:p>
         </w:tc>
@@ -15125,107 +14660,7 @@
           <w:sz w:val="16"/>
           <w:szCs w:val="16"/>
         </w:rPr>
-        <w:t>针对</w:t>
-      </w:r>
-      <w:r>
-        <w:rPr>
-          <w:rFonts w:ascii="宋体" w:eastAsia="宋体" w:cs="宋体" w:hint="eastAsia"/>
-          <w:color w:val="000000"/>
-          <w:kern w:val="0"/>
-          <w:sz w:val="16"/>
-          <w:szCs w:val="16"/>
-        </w:rPr>
-        <w:t>文件元数据信息</w:t>
-      </w:r>
-      <w:r>
-        <w:rPr>
-          <w:rFonts w:ascii="宋体" w:eastAsia="宋体" w:cs="宋体" w:hint="eastAsia"/>
-          <w:color w:val="000000"/>
-          <w:kern w:val="0"/>
-          <w:sz w:val="16"/>
-          <w:szCs w:val="16"/>
-        </w:rPr>
-        <w:t>，</w:t>
-      </w:r>
-      <w:r>
-        <w:rPr>
-          <w:rFonts w:ascii="宋体" w:eastAsia="宋体" w:cs="宋体" w:hint="eastAsia"/>
-          <w:color w:val="000000"/>
-          <w:kern w:val="0"/>
-          <w:sz w:val="16"/>
-          <w:szCs w:val="16"/>
-        </w:rPr>
-        <w:t>我们需要</w:t>
-      </w:r>
-      <w:r>
-        <w:rPr>
-          <w:rFonts w:ascii="宋体" w:eastAsia="宋体" w:cs="宋体" w:hint="eastAsia"/>
-          <w:color w:val="000000"/>
-          <w:kern w:val="0"/>
-          <w:sz w:val="16"/>
-          <w:szCs w:val="16"/>
-        </w:rPr>
-        <w:t>关注</w:t>
-      </w:r>
-      <w:r>
-        <w:rPr>
-          <w:rFonts w:ascii="宋体" w:eastAsia="宋体" w:cs="宋体" w:hint="eastAsia"/>
-          <w:color w:val="000000"/>
-          <w:kern w:val="0"/>
-          <w:sz w:val="16"/>
-          <w:szCs w:val="16"/>
-        </w:rPr>
-        <w:t>的相关</w:t>
-      </w:r>
-      <w:r>
-        <w:rPr>
-          <w:rFonts w:ascii="宋体" w:eastAsia="宋体" w:cs="宋体" w:hint="eastAsia"/>
-          <w:color w:val="000000"/>
-          <w:kern w:val="0"/>
-          <w:sz w:val="16"/>
-          <w:szCs w:val="16"/>
-        </w:rPr>
-        <w:t>信息</w:t>
-      </w:r>
-      <w:r>
-        <w:rPr>
-          <w:rFonts w:ascii="宋体" w:eastAsia="宋体" w:cs="宋体" w:hint="eastAsia"/>
-          <w:color w:val="000000"/>
-          <w:kern w:val="0"/>
-          <w:sz w:val="16"/>
-          <w:szCs w:val="16"/>
-        </w:rPr>
-        <w:t>并</w:t>
-      </w:r>
-      <w:r>
-        <w:rPr>
-          <w:rFonts w:ascii="宋体" w:eastAsia="宋体" w:cs="宋体" w:hint="eastAsia"/>
-          <w:color w:val="000000"/>
-          <w:kern w:val="0"/>
-          <w:sz w:val="16"/>
-          <w:szCs w:val="16"/>
-        </w:rPr>
-        <w:t>与文件stat</w:t>
-      </w:r>
-      <w:r>
-        <w:rPr>
-          <w:rFonts w:ascii="宋体" w:eastAsia="宋体" w:cs="宋体" w:hint="eastAsia"/>
-          <w:color w:val="000000"/>
-          <w:kern w:val="0"/>
-          <w:sz w:val="16"/>
-          <w:szCs w:val="16"/>
-        </w:rPr>
-        <w:t>有如下对应</w:t>
-      </w:r>
-      <w:r>
-        <w:rPr>
-          <w:rFonts w:ascii="宋体" w:eastAsia="宋体" w:cs="宋体" w:hint="eastAsia"/>
-          <w:color w:val="000000"/>
-          <w:kern w:val="0"/>
-          <w:sz w:val="16"/>
-          <w:szCs w:val="16"/>
-        </w:rPr>
-        <w:t>关系：</w:t>
+        <w:t>针对文件元数据信息，我们需要关注的相关信息并与文件stat有如下对应关系：</w:t>
       </w:r>
     </w:p>
     <w:tbl>
@@ -16000,17 +15435,7 @@
                 <w:sz w:val="16"/>
                 <w:szCs w:val="16"/>
               </w:rPr>
-              <w:t>Pi</w:t>
-            </w:r>
-            <w:r>
-              <w:rPr>
-                <w:rFonts w:ascii="宋体" w:eastAsia="宋体" w:cs="宋体" w:hint="eastAsia"/>
-                <w:color w:val="000000"/>
-                <w:kern w:val="0"/>
-                <w:sz w:val="16"/>
-                <w:szCs w:val="16"/>
-              </w:rPr>
-              <w:t>d</w:t>
+              <w:t>Pid</w:t>
             </w:r>
           </w:p>
         </w:tc>
@@ -16051,17 +15476,7 @@
                 <w:sz w:val="16"/>
                 <w:szCs w:val="16"/>
               </w:rPr>
-              <w:t>父目录</w:t>
-            </w:r>
-            <w:r>
-              <w:rPr>
-                <w:rFonts w:ascii="宋体" w:eastAsia="宋体" w:cs="宋体" w:hint="eastAsia"/>
-                <w:color w:val="000000"/>
-                <w:kern w:val="0"/>
-                <w:sz w:val="16"/>
-                <w:szCs w:val="16"/>
-              </w:rPr>
-              <w:t>id</w:t>
+              <w:t>父目录id</w:t>
             </w:r>
           </w:p>
         </w:tc>
@@ -16412,7 +15827,7 @@
                 <w:sz w:val="16"/>
                 <w:szCs w:val="16"/>
               </w:rPr>
-              <w:t>LinkCnt</w:t>
+              <w:t>NLink</w:t>
             </w:r>
           </w:p>
         </w:tc>
@@ -16664,17 +16079,7 @@
                 <w:sz w:val="16"/>
                 <w:szCs w:val="16"/>
               </w:rPr>
-              <w:t>文件</w:t>
-            </w:r>
-            <w:r>
-              <w:rPr>
-                <w:rFonts w:ascii="宋体" w:eastAsia="宋体" w:cs="宋体" w:hint="eastAsia"/>
-                <w:color w:val="000000"/>
-                <w:kern w:val="0"/>
-                <w:sz w:val="16"/>
-                <w:szCs w:val="16"/>
-              </w:rPr>
-              <w:t>所有者</w:t>
+              <w:t>文件所有者</w:t>
             </w:r>
           </w:p>
         </w:tc>
@@ -18752,7 +18157,7 @@
                 <w:sz w:val="16"/>
                 <w:szCs w:val="16"/>
               </w:rPr>
-              <w:t>LinkName</w:t>
+              <w:t>SymLink</w:t>
             </w:r>
           </w:p>
         </w:tc>
@@ -18894,7 +18299,7 @@
     </w:tbl>
     <w:p>
       <w:pPr>
-        <w:pStyle w:val="3"/>
+        <w:pStyle w:val="Heading3"/>
         <w:numPr>
           <w:ilvl w:val="0"/>
           <w:numId w:val="14"/>
@@ -19047,143 +18452,339 @@
         <w:rPr>
           <w:rFonts w:hint="eastAsia"/>
         </w:rPr>
-        <w:t>对于目录遍历，有相对路径模式和绝对路径模式，同理，在记录目录元数据的时候，也有不同的两种方案</w:t>
-      </w:r>
-      <w:r>
-        <w:rPr>
-          <w:rFonts w:hint="eastAsia"/>
-        </w:rPr>
-        <w:t>:</w:t>
-      </w:r>
+        <w:t>对于目录的</w:t>
+      </w:r>
+      <w:r>
+        <w:rPr>
+          <w:rFonts w:hint="eastAsia"/>
+        </w:rPr>
+        <w:t>id</w:t>
+      </w:r>
+      <w:r>
+        <w:rPr>
+          <w:rFonts w:hint="eastAsia"/>
+        </w:rPr>
+        <w:t>，为了保证</w:t>
+      </w:r>
+      <w:r>
+        <w:rPr>
+          <w:rFonts w:hint="eastAsia"/>
+        </w:rPr>
+        <w:t>id</w:t>
+      </w:r>
+      <w:r>
+        <w:rPr>
+          <w:rFonts w:hint="eastAsia"/>
+        </w:rPr>
+        <w:t>的唯一性，创建一个</w:t>
+      </w:r>
+      <w:r>
+        <w:rPr>
+          <w:rFonts w:hint="eastAsia"/>
+        </w:rPr>
+        <w:t>sequoiafs.sequenceid</w:t>
+      </w:r>
+      <w:r>
+        <w:rPr>
+          <w:rFonts w:hint="eastAsia"/>
+        </w:rPr>
+        <w:t>集合以记录</w:t>
+      </w:r>
+      <w:r>
+        <w:rPr>
+          <w:rFonts w:hint="eastAsia"/>
+        </w:rPr>
+        <w:t>id</w:t>
+      </w:r>
+      <w:r>
+        <w:rPr>
+          <w:rFonts w:hint="eastAsia"/>
+        </w:rPr>
+        <w:t>值，每次创建目录都原子性递增，只增不减以保证唯一性，其结构为。</w:t>
+      </w:r>
+    </w:p>
+    <w:tbl>
+      <w:tblPr>
+        <w:tblStyle w:val="TableGrid"/>
+        <w:tblW w:w="0" w:type="auto"/>
+        <w:tblInd w:w="108" w:type="dxa"/>
+        <w:tblLook w:val="04A0"/>
+      </w:tblPr>
+      <w:tblGrid>
+        <w:gridCol w:w="2022"/>
+        <w:gridCol w:w="2130"/>
+        <w:gridCol w:w="2131"/>
+        <w:gridCol w:w="2131"/>
+      </w:tblGrid>
+      <w:tr>
+        <w:tc>
+          <w:tcPr>
+            <w:tcW w:w="2022" w:type="dxa"/>
+          </w:tcPr>
+          <w:p>
+            <w:pPr>
+              <w:jc w:val="left"/>
+            </w:pPr>
+            <w:r>
+              <w:rPr>
+                <w:rFonts w:hint="eastAsia"/>
+              </w:rPr>
+              <w:t>名称</w:t>
+            </w:r>
+          </w:p>
+        </w:tc>
+        <w:tc>
+          <w:tcPr>
+            <w:tcW w:w="2130" w:type="dxa"/>
+          </w:tcPr>
+          <w:p>
+            <w:pPr>
+              <w:jc w:val="left"/>
+            </w:pPr>
+            <w:r>
+              <w:rPr>
+                <w:rFonts w:hint="eastAsia"/>
+              </w:rPr>
+              <w:t>类型</w:t>
+            </w:r>
+          </w:p>
+        </w:tc>
+        <w:tc>
+          <w:tcPr>
+            <w:tcW w:w="2131" w:type="dxa"/>
+          </w:tcPr>
+          <w:p>
+            <w:pPr>
+              <w:jc w:val="left"/>
+            </w:pPr>
+            <w:r>
+              <w:rPr>
+                <w:rFonts w:hint="eastAsia"/>
+              </w:rPr>
+              <w:t>说明</w:t>
+            </w:r>
+          </w:p>
+        </w:tc>
+        <w:tc>
+          <w:tcPr>
+            <w:tcW w:w="2131" w:type="dxa"/>
+          </w:tcPr>
+          <w:p>
+            <w:pPr>
+              <w:jc w:val="left"/>
+            </w:pPr>
+            <w:r>
+              <w:rPr>
+                <w:rFonts w:hint="eastAsia"/>
+              </w:rPr>
+              <w:t>备注</w:t>
+            </w:r>
+          </w:p>
+        </w:tc>
+      </w:tr>
+      <w:tr>
+        <w:tc>
+          <w:tcPr>
+            <w:tcW w:w="2022" w:type="dxa"/>
+          </w:tcPr>
+          <w:p>
+            <w:pPr>
+              <w:jc w:val="left"/>
+            </w:pPr>
+            <w:r>
+              <w:rPr>
+                <w:rFonts w:hint="eastAsia"/>
+              </w:rPr>
+              <w:t>Name</w:t>
+            </w:r>
+          </w:p>
+        </w:tc>
+        <w:tc>
+          <w:tcPr>
+            <w:tcW w:w="2130" w:type="dxa"/>
+          </w:tcPr>
+          <w:p>
+            <w:pPr>
+              <w:jc w:val="left"/>
+            </w:pPr>
+            <w:r>
+              <w:t>S</w:t>
+            </w:r>
+            <w:r>
+              <w:rPr>
+                <w:rFonts w:hint="eastAsia"/>
+              </w:rPr>
+              <w:t>tring</w:t>
+            </w:r>
+          </w:p>
+        </w:tc>
+        <w:tc>
+          <w:tcPr>
+            <w:tcW w:w="2131" w:type="dxa"/>
+          </w:tcPr>
+          <w:p>
+            <w:pPr>
+              <w:jc w:val="left"/>
+            </w:pPr>
+            <w:r>
+              <w:rPr>
+                <w:rFonts w:hint="eastAsia"/>
+              </w:rPr>
+              <w:t>表明名称，为</w:t>
+            </w:r>
+            <w:r>
+              <w:rPr>
+                <w:rFonts w:hint="eastAsia"/>
+              </w:rPr>
+              <w:t>Sequenceid</w:t>
+            </w:r>
+          </w:p>
+        </w:tc>
+        <w:tc>
+          <w:tcPr>
+            <w:tcW w:w="2131" w:type="dxa"/>
+          </w:tcPr>
+          <w:p>
+            <w:pPr>
+              <w:jc w:val="left"/>
+            </w:pPr>
+          </w:p>
+        </w:tc>
+      </w:tr>
+      <w:tr>
+        <w:tc>
+          <w:tcPr>
+            <w:tcW w:w="2022" w:type="dxa"/>
+          </w:tcPr>
+          <w:p>
+            <w:pPr>
+              <w:jc w:val="left"/>
+            </w:pPr>
+            <w:r>
+              <w:rPr>
+                <w:rFonts w:hint="eastAsia"/>
+              </w:rPr>
+              <w:t>Value</w:t>
+            </w:r>
+          </w:p>
+        </w:tc>
+        <w:tc>
+          <w:tcPr>
+            <w:tcW w:w="2130" w:type="dxa"/>
+          </w:tcPr>
+          <w:p>
+            <w:pPr>
+              <w:jc w:val="left"/>
+            </w:pPr>
+            <w:r>
+              <w:rPr>
+                <w:rFonts w:hint="eastAsia"/>
+              </w:rPr>
+              <w:t>INT64</w:t>
+            </w:r>
+          </w:p>
+        </w:tc>
+        <w:tc>
+          <w:tcPr>
+            <w:tcW w:w="2131" w:type="dxa"/>
+          </w:tcPr>
+          <w:p>
+            <w:pPr>
+              <w:jc w:val="left"/>
+            </w:pPr>
+            <w:r>
+              <w:rPr>
+                <w:rFonts w:hint="eastAsia"/>
+              </w:rPr>
+              <w:t>表示</w:t>
+            </w:r>
+            <w:r>
+              <w:rPr>
+                <w:rFonts w:hint="eastAsia"/>
+              </w:rPr>
+              <w:t>ID</w:t>
+            </w:r>
+            <w:r>
+              <w:rPr>
+                <w:rFonts w:hint="eastAsia"/>
+              </w:rPr>
+              <w:t>的取值</w:t>
+            </w:r>
+          </w:p>
+        </w:tc>
+        <w:tc>
+          <w:tcPr>
+            <w:tcW w:w="2131" w:type="dxa"/>
+          </w:tcPr>
+          <w:p>
+            <w:pPr>
+              <w:jc w:val="left"/>
+            </w:pPr>
+          </w:p>
+        </w:tc>
+      </w:tr>
+    </w:tbl>
+    <w:p>
+      <w:pPr>
+        <w:ind w:firstLine="420"/>
+      </w:pPr>
     </w:p>
     <w:p>
       <w:pPr>
-        <w:rPr>
-          <w:b/>
-        </w:rPr>
-      </w:pPr>
+        <w:ind w:firstLine="420"/>
+      </w:pPr>
+      <w:r>
+        <w:rPr>
+          <w:rFonts w:hint="eastAsia"/>
+        </w:rPr>
+        <w:t>对于目录遍历，有相对路径模式和绝对路径模式，同理，在记录目录元数据的时候，也有不同的两种方案</w:t>
+      </w:r>
+      <w:r>
+        <w:rPr>
+          <w:rFonts w:hint="eastAsia"/>
+        </w:rPr>
+        <w:t>:</w:t>
+      </w:r>
     </w:p>
     <w:p>
-      <w:r>
-        <w:rPr>
-          <w:rFonts w:hint="eastAsia"/>
+      <w:pPr>
+        <w:rPr>
           <w:b/>
         </w:rPr>
-        <w:t>方案一</w:t>
-      </w:r>
-      <w:r>
-        <w:rPr>
-          <w:rFonts w:hint="eastAsia"/>
-          <w:b/>
-        </w:rPr>
-        <w:t xml:space="preserve"> </w:t>
-      </w:r>
-      <w:r>
-        <w:rPr>
-          <w:rFonts w:hint="eastAsia"/>
-        </w:rPr>
-        <w:t>目录记录相对路径</w:t>
-      </w:r>
-      <w:r>
-        <w:rPr>
-          <w:rFonts w:hint="eastAsia"/>
-        </w:rPr>
-        <w:t>（即目录父目录</w:t>
-      </w:r>
-      <w:r>
-        <w:rPr>
-          <w:rFonts w:hint="eastAsia"/>
-        </w:rPr>
-        <w:t>Pid</w:t>
-      </w:r>
-      <w:r>
-        <w:rPr>
-          <w:rFonts w:hint="eastAsia"/>
-        </w:rPr>
-        <w:t>和本身</w:t>
-      </w:r>
-      <w:r>
-        <w:rPr>
-          <w:rFonts w:hint="eastAsia"/>
-        </w:rPr>
-        <w:t>id</w:t>
-      </w:r>
-      <w:r>
-        <w:rPr>
-          <w:rFonts w:hint="eastAsia"/>
-        </w:rPr>
-        <w:t>，文件记录父目录</w:t>
-      </w:r>
-      <w:r>
-        <w:rPr>
-          <w:rFonts w:hint="eastAsia"/>
-        </w:rPr>
-        <w:t>pid</w:t>
-      </w:r>
-      <w:r>
-        <w:rPr>
-          <w:rFonts w:hint="eastAsia"/>
-        </w:rPr>
-        <w:t>）</w:t>
-      </w:r>
-      <w:r>
-        <w:rPr>
-          <w:rFonts w:hint="eastAsia"/>
-        </w:rPr>
-        <w:t xml:space="preserve"> </w:t>
-      </w:r>
+      </w:pPr>
     </w:p>
     <w:p>
-      <w:pPr>
-        <w:ind w:firstLine="420"/>
-      </w:pPr>
-      <w:r>
-        <w:rPr>
-          <w:rFonts w:hint="eastAsia"/>
-        </w:rPr>
-        <w:t>根目录的</w:t>
-      </w:r>
-      <w:r>
-        <w:rPr>
-          <w:rFonts w:hint="eastAsia"/>
-        </w:rPr>
-        <w:t>Id</w:t>
-      </w:r>
-      <w:r>
-        <w:rPr>
-          <w:rFonts w:hint="eastAsia"/>
-        </w:rPr>
-        <w:t>为</w:t>
-      </w:r>
-      <w:r>
-        <w:rPr>
-          <w:rFonts w:hint="eastAsia"/>
-        </w:rPr>
-        <w:t>1</w:t>
-      </w:r>
-      <w:r>
-        <w:rPr>
-          <w:rFonts w:hint="eastAsia"/>
-        </w:rPr>
-        <w:t>，根目录下的文件或目录以</w:t>
-      </w:r>
-      <w:r>
-        <w:rPr>
-          <w:rFonts w:hint="eastAsia"/>
-        </w:rPr>
-        <w:t>1</w:t>
-      </w:r>
-      <w:r>
-        <w:rPr>
-          <w:rFonts w:hint="eastAsia"/>
-        </w:rPr>
-        <w:t>为</w:t>
-      </w:r>
-      <w:r>
-        <w:rPr>
-          <w:rFonts w:hint="eastAsia"/>
-        </w:rPr>
-        <w:t>P</w:t>
+      <w:r>
+        <w:rPr>
+          <w:rFonts w:hint="eastAsia"/>
+          <w:b/>
+        </w:rPr>
+        <w:t>方案一</w:t>
+      </w:r>
+      <w:r>
+        <w:rPr>
+          <w:rFonts w:hint="eastAsia"/>
+          <w:b/>
+        </w:rPr>
+        <w:t xml:space="preserve"> </w:t>
+      </w:r>
+      <w:r>
+        <w:rPr>
+          <w:rFonts w:hint="eastAsia"/>
+        </w:rPr>
+        <w:t>目录记录相对路径（即目录父目录</w:t>
+      </w:r>
+      <w:r>
+        <w:rPr>
+          <w:rFonts w:hint="eastAsia"/>
+        </w:rPr>
+        <w:t>Pid</w:t>
+      </w:r>
+      <w:r>
+        <w:rPr>
+          <w:rFonts w:hint="eastAsia"/>
+        </w:rPr>
+        <w:t>和本身</w:t>
       </w:r>
       <w:r>
         <w:rPr>
@@ -19195,141 +18796,25 @@
         <w:rPr>
           <w:rFonts w:hint="eastAsia"/>
         </w:rPr>
-        <w:t>，</w:t>
-      </w:r>
-      <w:r>
-        <w:rPr>
-          <w:rFonts w:hint="eastAsia"/>
-          <w:strike/>
-        </w:rPr>
-        <w:t>以系统时间为随机序列种子，通过</w:t>
-      </w:r>
-      <w:r>
-        <w:rPr>
-          <w:rFonts w:hint="eastAsia"/>
-          <w:strike/>
-        </w:rPr>
-        <w:t>rand</w:t>
-      </w:r>
-      <w:r>
-        <w:rPr>
-          <w:rFonts w:hint="eastAsia"/>
-          <w:strike/>
-        </w:rPr>
-        <w:t>函数</w:t>
-      </w:r>
-      <w:r>
-        <w:rPr>
-          <w:rFonts w:hint="eastAsia"/>
-          <w:strike/>
-        </w:rPr>
-        <w:t>随机生成</w:t>
-      </w:r>
-      <w:r>
-        <w:rPr>
-          <w:rFonts w:hint="eastAsia"/>
-          <w:strike/>
-        </w:rPr>
-        <w:t>64</w:t>
-      </w:r>
-      <w:r>
-        <w:rPr>
-          <w:rFonts w:hint="eastAsia"/>
-          <w:strike/>
-        </w:rPr>
-        <w:t>位</w:t>
-      </w:r>
-      <w:r>
-        <w:rPr>
-          <w:rFonts w:hint="eastAsia"/>
-          <w:strike/>
-        </w:rPr>
-        <w:t>id</w:t>
-      </w:r>
-      <w:r>
-        <w:rPr>
-          <w:rFonts w:hint="eastAsia"/>
-          <w:strike/>
-        </w:rPr>
-        <w:t>值</w:t>
-      </w:r>
-      <w:r>
-        <w:rPr>
-          <w:rFonts w:hint="eastAsia"/>
-        </w:rPr>
-        <w:t>，在审计表</w:t>
-      </w:r>
-      <w:r>
-        <w:rPr>
-          <w:rFonts w:hint="eastAsia"/>
-        </w:rPr>
-        <w:t>sequoiafs.audit</w:t>
-      </w:r>
-      <w:r>
-        <w:rPr>
-          <w:rFonts w:hint="eastAsia"/>
-        </w:rPr>
-        <w:t>中插入记录</w:t>
-      </w:r>
-      <w:r>
-        <w:rPr>
-          <w:rFonts w:hint="eastAsia"/>
-        </w:rPr>
-        <w:t>{Id:2}</w:t>
-      </w:r>
-      <w:r>
-        <w:rPr>
-          <w:rFonts w:hint="eastAsia"/>
-        </w:rPr>
-        <w:t>，记录常数，每次创建目录时查询并原子性递增，</w:t>
-      </w:r>
-      <w:r>
-        <w:rPr>
-          <w:rFonts w:hint="eastAsia"/>
-        </w:rPr>
-        <w:t>Id</w:t>
-      </w:r>
-      <w:r>
-        <w:rPr>
-          <w:rFonts w:hint="eastAsia"/>
-        </w:rPr>
-        <w:t>只增序列，保证唯一性。</w:t>
-      </w:r>
-      <w:r>
-        <w:rPr>
-          <w:rFonts w:hint="eastAsia"/>
-        </w:rPr>
-        <w:t>元数据集合中文件记录以</w:t>
-      </w:r>
-      <w:r>
-        <w:rPr>
-          <w:rFonts w:hint="eastAsia"/>
-        </w:rPr>
-        <w:t>Pi</w:t>
-      </w:r>
-      <w:r>
-        <w:rPr>
-          <w:rFonts w:hint="eastAsia"/>
-        </w:rPr>
-        <w:t>d</w:t>
-      </w:r>
-      <w:r>
-        <w:rPr>
-          <w:rFonts w:hint="eastAsia"/>
-        </w:rPr>
-        <w:t>和</w:t>
-      </w:r>
-      <w:r>
-        <w:rPr>
-          <w:rFonts w:hint="eastAsia"/>
-        </w:rPr>
-        <w:t>name</w:t>
-      </w:r>
-      <w:r>
-        <w:rPr>
-          <w:rFonts w:hint="eastAsia"/>
-        </w:rPr>
-        <w:t>作为唯一索引项，其子文件和子目录也类似处理。</w:t>
+        <w:t>，文件记录父目录</w:t>
+      </w:r>
+      <w:r>
+        <w:rPr>
+          <w:rFonts w:hint="eastAsia"/>
+        </w:rPr>
+        <w:t>pid</w:t>
+      </w:r>
+      <w:r>
+        <w:rPr>
+          <w:rFonts w:hint="eastAsia"/>
+        </w:rPr>
+        <w:t>）</w:t>
+      </w:r>
+      <w:r>
+        <w:rPr>
+          <w:rFonts w:hint="eastAsia"/>
+        </w:rPr>
+        <w:t xml:space="preserve"> </w:t>
       </w:r>
     </w:p>
     <w:p>
@@ -19341,6 +18826,156 @@
           <w:rFonts w:hint="eastAsia"/>
         </w:rPr>
         <w:lastRenderedPageBreak/>
+        <w:t>根目录的</w:t>
+      </w:r>
+      <w:r>
+        <w:rPr>
+          <w:rFonts w:hint="eastAsia"/>
+        </w:rPr>
+        <w:t>Id</w:t>
+      </w:r>
+      <w:r>
+        <w:rPr>
+          <w:rFonts w:hint="eastAsia"/>
+        </w:rPr>
+        <w:t>为</w:t>
+      </w:r>
+      <w:r>
+        <w:rPr>
+          <w:rFonts w:hint="eastAsia"/>
+        </w:rPr>
+        <w:t>1</w:t>
+      </w:r>
+      <w:r>
+        <w:rPr>
+          <w:rFonts w:hint="eastAsia"/>
+        </w:rPr>
+        <w:t>，根目录下的文件或目录以</w:t>
+      </w:r>
+      <w:r>
+        <w:rPr>
+          <w:rFonts w:hint="eastAsia"/>
+        </w:rPr>
+        <w:t>1</w:t>
+      </w:r>
+      <w:r>
+        <w:rPr>
+          <w:rFonts w:hint="eastAsia"/>
+        </w:rPr>
+        <w:t>为</w:t>
+      </w:r>
+      <w:r>
+        <w:rPr>
+          <w:rFonts w:hint="eastAsia"/>
+        </w:rPr>
+        <w:t>Pid</w:t>
+      </w:r>
+      <w:r>
+        <w:rPr>
+          <w:rFonts w:hint="eastAsia"/>
+        </w:rPr>
+        <w:t>，</w:t>
+      </w:r>
+      <w:r>
+        <w:rPr>
+          <w:rFonts w:hint="eastAsia"/>
+          <w:strike/>
+        </w:rPr>
+        <w:t>以系统时间为随机序列种子，通过</w:t>
+      </w:r>
+      <w:r>
+        <w:rPr>
+          <w:rFonts w:hint="eastAsia"/>
+          <w:strike/>
+        </w:rPr>
+        <w:t>rand</w:t>
+      </w:r>
+      <w:r>
+        <w:rPr>
+          <w:rFonts w:hint="eastAsia"/>
+          <w:strike/>
+        </w:rPr>
+        <w:t>函数随机生成</w:t>
+      </w:r>
+      <w:r>
+        <w:rPr>
+          <w:rFonts w:hint="eastAsia"/>
+          <w:strike/>
+        </w:rPr>
+        <w:t>64</w:t>
+      </w:r>
+      <w:r>
+        <w:rPr>
+          <w:rFonts w:hint="eastAsia"/>
+          <w:strike/>
+        </w:rPr>
+        <w:t>位</w:t>
+      </w:r>
+      <w:r>
+        <w:rPr>
+          <w:rFonts w:hint="eastAsia"/>
+          <w:strike/>
+        </w:rPr>
+        <w:t>id</w:t>
+      </w:r>
+      <w:r>
+        <w:rPr>
+          <w:rFonts w:hint="eastAsia"/>
+          <w:strike/>
+        </w:rPr>
+        <w:t>值</w:t>
+      </w:r>
+      <w:r>
+        <w:rPr>
+          <w:rFonts w:hint="eastAsia"/>
+        </w:rPr>
+        <w:t>。</w:t>
+      </w:r>
+      <w:r>
+        <w:rPr>
+          <w:rFonts w:hint="eastAsia"/>
+        </w:rPr>
+        <w:t>元数据集合中文件记录以</w:t>
+      </w:r>
+      <w:r>
+        <w:rPr>
+          <w:rFonts w:hint="eastAsia"/>
+        </w:rPr>
+        <w:t>Pi</w:t>
+      </w:r>
+      <w:r>
+        <w:rPr>
+          <w:rFonts w:hint="eastAsia"/>
+        </w:rPr>
+        <w:t>d</w:t>
+      </w:r>
+      <w:r>
+        <w:rPr>
+          <w:rFonts w:hint="eastAsia"/>
+        </w:rPr>
+        <w:t>和</w:t>
+      </w:r>
+      <w:r>
+        <w:rPr>
+          <w:rFonts w:hint="eastAsia"/>
+        </w:rPr>
+        <w:t>name</w:t>
+      </w:r>
+      <w:r>
+        <w:rPr>
+          <w:rFonts w:hint="eastAsia"/>
+        </w:rPr>
+        <w:t>作为唯一索引项，其子文件和子目录也类似处理。</w:t>
+      </w:r>
+    </w:p>
+    <w:p>
+      <w:pPr>
+        <w:ind w:firstLine="420"/>
+      </w:pPr>
+      <w:r>
+        <w:rPr>
+          <w:rFonts w:hint="eastAsia"/>
+        </w:rPr>
         <w:t>对于遍历查找文件，如果要查找</w:t>
       </w:r>
       <w:r>
@@ -19386,7 +19021,49 @@
         <w:rPr>
           <w:rFonts w:hint="eastAsia"/>
         </w:rPr>
-        <w:t>pi</w:t>
+        <w:t>pid</w:t>
+      </w:r>
+      <w:r>
+        <w:rPr>
+          <w:rFonts w:hint="eastAsia"/>
+        </w:rPr>
+        <w:t>和</w:t>
+      </w:r>
+      <w:r>
+        <w:rPr>
+          <w:rFonts w:hint="eastAsia"/>
+        </w:rPr>
+        <w:t>name</w:t>
+      </w:r>
+      <w:r>
+        <w:rPr>
+          <w:rFonts w:hint="eastAsia"/>
+        </w:rPr>
+        <w:t>，根据</w:t>
+      </w:r>
+      <w:r>
+        <w:rPr>
+          <w:rFonts w:hint="eastAsia"/>
+        </w:rPr>
+        <w:t>pid</w:t>
+      </w:r>
+      <w:r>
+        <w:rPr>
+          <w:rFonts w:hint="eastAsia"/>
+        </w:rPr>
+        <w:t>和</w:t>
+      </w:r>
+      <w:r>
+        <w:rPr>
+          <w:rFonts w:hint="eastAsia"/>
+        </w:rPr>
+        <w:t>name</w:t>
+      </w:r>
+      <w:r>
+        <w:rPr>
+          <w:rFonts w:hint="eastAsia"/>
+        </w:rPr>
+        <w:t>则可以找到</w:t>
       </w:r>
       <w:r>
         <w:rPr>
@@ -19398,73 +19075,7 @@
         <w:rPr>
           <w:rFonts w:hint="eastAsia"/>
         </w:rPr>
-        <w:t>和</w:t>
-      </w:r>
-      <w:r>
-        <w:rPr>
-          <w:rFonts w:hint="eastAsia"/>
-        </w:rPr>
-        <w:t>name</w:t>
-      </w:r>
-      <w:r>
-        <w:rPr>
-          <w:rFonts w:hint="eastAsia"/>
-        </w:rPr>
-        <w:t>，根据</w:t>
-      </w:r>
-      <w:r>
-        <w:rPr>
-          <w:rFonts w:hint="eastAsia"/>
-        </w:rPr>
-        <w:t>pi</w:t>
-      </w:r>
-      <w:r>
-        <w:rPr>
-          <w:rFonts w:hint="eastAsia"/>
-        </w:rPr>
-        <w:t>d</w:t>
-      </w:r>
-      <w:r>
-        <w:rPr>
-          <w:rFonts w:hint="eastAsia"/>
-        </w:rPr>
-        <w:t>和</w:t>
-      </w:r>
-      <w:r>
-        <w:rPr>
-          <w:rFonts w:hint="eastAsia"/>
-        </w:rPr>
-        <w:t>name</w:t>
-      </w:r>
-      <w:r>
-        <w:rPr>
-          <w:rFonts w:hint="eastAsia"/>
-        </w:rPr>
-        <w:t>则可以找到</w:t>
-      </w:r>
-      <w:r>
-        <w:rPr>
-          <w:rFonts w:hint="eastAsia"/>
-        </w:rPr>
-        <w:t>d</w:t>
-      </w:r>
-      <w:r>
-        <w:rPr>
-          <w:rFonts w:hint="eastAsia"/>
-        </w:rPr>
-        <w:t>文件的元数据信息</w:t>
-      </w:r>
-      <w:r>
-        <w:rPr>
-          <w:rFonts w:hint="eastAsia"/>
-        </w:rPr>
-        <w:t>，如下图所示</w:t>
-      </w:r>
-      <w:r>
-        <w:rPr>
-          <w:rFonts w:hint="eastAsia"/>
-        </w:rPr>
-        <w:t>。</w:t>
+        <w:t>文件的元数据信息，如下图所示。</w:t>
       </w:r>
     </w:p>
     <w:p>
@@ -19473,7 +19084,7 @@
           <v:shape id="_x0000_i1045" type="#_x0000_t75" style="width:394.45pt;height:226.65pt" o:ole="">
             <v:imagedata r:id="rId21" o:title=""/>
           </v:shape>
-          <o:OLEObject Type="Embed" ProgID="Visio.Drawing.11" ShapeID="_x0000_i1045" DrawAspect="Content" ObjectID="_1582108202" r:id="rId22"/>
+          <o:OLEObject Type="Embed" ProgID="Visio.Drawing.11" ShapeID="_x0000_i1045" DrawAspect="Content" ObjectID="_1586177158" r:id="rId22"/>
         </w:object>
       </w:r>
     </w:p>
@@ -19495,25 +19106,7 @@
         <w:rPr>
           <w:rFonts w:hint="eastAsia"/>
         </w:rPr>
-        <w:t>目录</w:t>
-      </w:r>
-      <w:r>
-        <w:rPr>
-          <w:rFonts w:hint="eastAsia"/>
-        </w:rPr>
-        <w:t>记录</w:t>
-      </w:r>
-      <w:r>
-        <w:rPr>
-          <w:rFonts w:hint="eastAsia"/>
-        </w:rPr>
-        <w:t>绝对路径</w:t>
-      </w:r>
-      <w:r>
-        <w:rPr>
-          <w:rFonts w:hint="eastAsia"/>
-        </w:rPr>
-        <w:t>（即目录记录从根目录到当前目录的绝对目录和</w:t>
+        <w:t>目录记录绝对路径（即目录记录从根目录到当前目录的绝对目录和</w:t>
       </w:r>
       <w:r>
         <w:rPr>
@@ -19546,30 +19139,13 @@
           <w:rFonts w:hint="eastAsia"/>
         </w:rPr>
         <w:tab/>
-      </w:r>
-      <w:r>
-        <w:rPr>
-          <w:rFonts w:hint="eastAsia"/>
-        </w:rPr>
         <w:t>Id</w:t>
       </w:r>
       <w:r>
         <w:rPr>
           <w:rFonts w:hint="eastAsia"/>
         </w:rPr>
-        <w:t>的生成规则</w:t>
-      </w:r>
-      <w:r>
-        <w:rPr>
-          <w:rFonts w:hint="eastAsia"/>
-        </w:rPr>
-        <w:t>同</w:t>
-      </w:r>
-      <w:r>
-        <w:rPr>
-          <w:rFonts w:hint="eastAsia"/>
-        </w:rPr>
-        <w:t>方案一，对于遍历目录查找文件，如果要查找</w:t>
+        <w:t>的生成规则同方案一，对于遍历目录查找文件，如果要查找</w:t>
       </w:r>
       <w:r>
         <w:rPr>
@@ -19686,7 +19262,7 @@
           <v:shape id="_x0000_i1046" type="#_x0000_t75" style="width:399.45pt;height:229.75pt" o:ole="">
             <v:imagedata r:id="rId23" o:title=""/>
           </v:shape>
-          <o:OLEObject Type="Embed" ProgID="Visio.Drawing.11" ShapeID="_x0000_i1046" DrawAspect="Content" ObjectID="_1582108203" r:id="rId24"/>
+          <o:OLEObject Type="Embed" ProgID="Visio.Drawing.11" ShapeID="_x0000_i1046" DrawAspect="Content" ObjectID="_1586177159" r:id="rId24"/>
         </w:object>
       </w:r>
     </w:p>
@@ -19724,13 +19300,7 @@
         <w:rPr>
           <w:rFonts w:hint="eastAsia"/>
         </w:rPr>
-        <w:t>表示目录递进层次深度，每次打开文件或目录时，为了简化，</w:t>
-      </w:r>
-      <w:r>
-        <w:rPr>
-          <w:rFonts w:hint="eastAsia"/>
-        </w:rPr>
-        <w:t>复杂度都以</w:t>
+        <w:t>表示目录递进层次深度，每次打开文件或目录时，为了简化，复杂度都以</w:t>
       </w:r>
       <w:r>
         <w:rPr>
@@ -19759,7 +19329,7 @@
     </w:p>
     <w:tbl>
       <w:tblPr>
-        <w:tblStyle w:val="a9"/>
+        <w:tblStyle w:val="TableGrid"/>
         <w:tblW w:w="0" w:type="auto"/>
         <w:tblInd w:w="250" w:type="dxa"/>
         <w:tblLayout w:type="fixed"/>
@@ -19821,6 +19391,7 @@
               <w:rPr>
                 <w:rFonts w:hint="eastAsia"/>
               </w:rPr>
+              <w:lastRenderedPageBreak/>
               <w:t>存储</w:t>
             </w:r>
           </w:p>
@@ -19834,13 +19405,7 @@
               <w:rPr>
                 <w:rFonts w:hint="eastAsia"/>
               </w:rPr>
-              <w:t>每个目录只存储自相关信息，不会冗余</w:t>
-            </w:r>
-            <w:r>
-              <w:rPr>
-                <w:rFonts w:hint="eastAsia"/>
-              </w:rPr>
-              <w:t>，每层目录可以做权限信息控制。</w:t>
+              <w:t>每个目录只存储自相关信息，不会冗余，每层目录可以做权限信息控制。</w:t>
             </w:r>
           </w:p>
         </w:tc>
@@ -19860,15 +19425,7 @@
                 <w:rFonts w:hint="eastAsia"/>
                 <w:color w:val="FF0000"/>
               </w:rPr>
-              <w:t>存储</w:t>
-            </w:r>
-            <w:r>
-              <w:rPr>
-                <w:rFonts w:hint="eastAsia"/>
-                <w:color w:val="FF0000"/>
-              </w:rPr>
-              <w:lastRenderedPageBreak/>
-              <w:t>了大量从根目录到父目录的冗余信息</w:t>
+              <w:t>存储了大量从根目录到父目录的冗余信息</w:t>
             </w:r>
             <w:r>
               <w:rPr>
@@ -19890,20 +19447,7 @@
               <w:rPr>
                 <w:rFonts w:hint="eastAsia"/>
               </w:rPr>
-              <w:lastRenderedPageBreak/>
-              <w:t>打开</w:t>
-            </w:r>
-            <w:r>
-              <w:rPr>
-                <w:rFonts w:hint="eastAsia"/>
-              </w:rPr>
-              <w:t>读取或写入</w:t>
-            </w:r>
-            <w:r>
-              <w:rPr>
-                <w:rFonts w:hint="eastAsia"/>
-              </w:rPr>
-              <w:t>文件</w:t>
+              <w:t>打开读取或写入文件</w:t>
             </w:r>
           </w:p>
         </w:tc>
@@ -20382,25 +19926,57 @@
               <w:rPr>
                 <w:rFonts w:hint="eastAsia"/>
               </w:rPr>
-              <w:t>依次</w:t>
-            </w:r>
-            <w:r>
-              <w:rPr>
-                <w:rFonts w:hint="eastAsia"/>
-              </w:rPr>
-              <w:t>复制</w:t>
-            </w:r>
-            <w:r>
-              <w:rPr>
-                <w:rFonts w:hint="eastAsia"/>
-              </w:rPr>
-              <w:t>本目录下的所有文件和子目录</w:t>
-            </w:r>
-            <w:r>
-              <w:rPr>
-                <w:rFonts w:hint="eastAsia"/>
-              </w:rPr>
-              <w:t>：</w:t>
+              <w:t>依次复制本目录下的所有文件和子目录：</w:t>
+            </w:r>
+          </w:p>
+          <w:p>
+            <w:pPr>
+              <w:jc w:val="left"/>
+            </w:pPr>
+            <w:r>
+              <w:rPr>
+                <w:rFonts w:hint="eastAsia"/>
+              </w:rPr>
+              <w:t>getattr(dstdir)-&gt;getattr(srcdir)-&gt;mkdir(dstdir)-&gt;</w:t>
+            </w:r>
+          </w:p>
+          <w:p>
+            <w:pPr>
+              <w:jc w:val="left"/>
+            </w:pPr>
+            <w:r>
+              <w:rPr>
+                <w:rFonts w:hint="eastAsia"/>
+              </w:rPr>
+              <w:t>opendir(srcdir)-&gt;readdir(srcdir)-&gt;releasedir(srcdir)</w:t>
+            </w:r>
+          </w:p>
+          <w:p>
+            <w:pPr>
+              <w:jc w:val="left"/>
+            </w:pPr>
+            <w:r>
+              <w:rPr>
+                <w:rFonts w:hint="eastAsia"/>
+              </w:rPr>
+              <w:t>-&gt;creat(dstfile)-&gt;read(srcfile)</w:t>
+            </w:r>
+          </w:p>
+          <w:p>
+            <w:pPr>
+              <w:jc w:val="left"/>
+            </w:pPr>
+            <w:r>
+              <w:rPr>
+                <w:rFonts w:hint="eastAsia"/>
+              </w:rPr>
+              <w:t>-&gt;write(dstfile)-&gt;mkdir(dir)</w:t>
+            </w:r>
+            <w:r>
+              <w:rPr>
+                <w:rFonts w:hint="eastAsia"/>
+              </w:rPr>
+              <w:t>；</w:t>
             </w:r>
           </w:p>
           <w:p>
@@ -20417,128 +19993,6 @@
               <w:rPr>
                 <w:rFonts w:hint="eastAsia"/>
               </w:rPr>
-              <w:t>-&gt;</w:t>
-            </w:r>
-            <w:r>
-              <w:rPr>
-                <w:rFonts w:hint="eastAsia"/>
-              </w:rPr>
-              <w:t>getattr(srcdir)</w:t>
-            </w:r>
-            <w:r>
-              <w:rPr>
-                <w:rFonts w:hint="eastAsia"/>
-              </w:rPr>
-              <w:t>-&gt;mkdir(dstdir)-&gt;</w:t>
-            </w:r>
-          </w:p>
-          <w:p>
-            <w:pPr>
-              <w:jc w:val="left"/>
-            </w:pPr>
-            <w:r>
-              <w:rPr>
-                <w:rFonts w:hint="eastAsia"/>
-              </w:rPr>
-              <w:t>opendir(</w:t>
-            </w:r>
-            <w:r>
-              <w:rPr>
-                <w:rFonts w:hint="eastAsia"/>
-              </w:rPr>
-              <w:t>srcdir</w:t>
-            </w:r>
-            <w:r>
-              <w:rPr>
-                <w:rFonts w:hint="eastAsia"/>
-              </w:rPr>
-              <w:t>)</w:t>
-            </w:r>
-            <w:r>
-              <w:rPr>
-                <w:rFonts w:hint="eastAsia"/>
-              </w:rPr>
-              <w:t>-&gt;</w:t>
-            </w:r>
-            <w:r>
-              <w:rPr>
-                <w:rFonts w:hint="eastAsia"/>
-              </w:rPr>
-              <w:t>readdir(</w:t>
-            </w:r>
-            <w:r>
-              <w:rPr>
-                <w:rFonts w:hint="eastAsia"/>
-              </w:rPr>
-              <w:t>srcdir</w:t>
-            </w:r>
-            <w:r>
-              <w:rPr>
-                <w:rFonts w:hint="eastAsia"/>
-              </w:rPr>
-              <w:t>)</w:t>
-            </w:r>
-            <w:r>
-              <w:rPr>
-                <w:rFonts w:hint="eastAsia"/>
-              </w:rPr>
-              <w:t>-&gt;</w:t>
-            </w:r>
-            <w:r>
-              <w:rPr>
-                <w:rFonts w:hint="eastAsia"/>
-              </w:rPr>
-              <w:t>releasedir</w:t>
-            </w:r>
-            <w:r>
-              <w:rPr>
-                <w:rFonts w:hint="eastAsia"/>
-              </w:rPr>
-              <w:t>(srcdir)</w:t>
-            </w:r>
-          </w:p>
-          <w:p>
-            <w:pPr>
-              <w:jc w:val="left"/>
-            </w:pPr>
-            <w:r>
-              <w:rPr>
-                <w:rFonts w:hint="eastAsia"/>
-              </w:rPr>
-              <w:t>-&gt;creat(dstfile)-&gt;read(srcfile)</w:t>
-            </w:r>
-          </w:p>
-          <w:p>
-            <w:pPr>
-              <w:jc w:val="left"/>
-            </w:pPr>
-            <w:r>
-              <w:rPr>
-                <w:rFonts w:hint="eastAsia"/>
-              </w:rPr>
-              <w:t>-&gt;write(dstfile)-&gt;mkdir(dir)</w:t>
-            </w:r>
-            <w:r>
-              <w:rPr>
-                <w:rFonts w:hint="eastAsia"/>
-              </w:rPr>
-              <w:t>；</w:t>
-            </w:r>
-          </w:p>
-          <w:p>
-            <w:pPr>
-              <w:jc w:val="left"/>
-            </w:pPr>
-            <w:r>
-              <w:rPr>
-                <w:rFonts w:hint="eastAsia"/>
-              </w:rPr>
-              <w:t>getattr(dstdir)</w:t>
-            </w:r>
-            <w:r>
-              <w:rPr>
-                <w:rFonts w:hint="eastAsia"/>
-              </w:rPr>
               <w:t>类似的每次遍历目录时，都是</w:t>
             </w:r>
             <w:r>
@@ -20551,13 +20005,7 @@
               <w:rPr>
                 <w:rFonts w:hint="eastAsia"/>
               </w:rPr>
-              <w:t>；</w:t>
-            </w:r>
-            <w:r>
-              <w:rPr>
-                <w:rFonts w:hint="eastAsia"/>
-              </w:rPr>
-              <w:t>总体而言，如果目录递进层次为</w:t>
+              <w:t>；总体而言，如果目录递进层次为</w:t>
             </w:r>
             <w:r>
               <w:rPr>
@@ -20677,13 +20125,7 @@
               <w:rPr>
                 <w:rFonts w:hint="eastAsia"/>
               </w:rPr>
-              <w:t>但是</w:t>
-            </w:r>
-            <w:r>
-              <w:rPr>
-                <w:rFonts w:hint="eastAsia"/>
-              </w:rPr>
-              <w:t>不同的是每次</w:t>
+              <w:t>但是不同的是每次</w:t>
             </w:r>
             <w:r>
               <w:rPr>
@@ -20859,14 +20301,7 @@
                 <w:rFonts w:hint="eastAsia"/>
                 <w:color w:val="FF0000"/>
               </w:rPr>
-              <w:t>中，对当前目录下的所有子目录的记录绝对路径的属性进行修改：</w:t>
-            </w:r>
-            <w:r>
-              <w:rPr>
-                <w:rFonts w:hint="eastAsia"/>
-                <w:color w:val="FF0000"/>
-              </w:rPr>
-              <w:t>根据模糊匹配查找</w:t>
+              <w:t>中，对当前目录下的所有子目录的记录绝对路径的属性进行修改：根据模糊匹配查找</w:t>
             </w:r>
           </w:p>
         </w:tc>
@@ -20889,13 +20324,7 @@
         <w:rPr>
           <w:rFonts w:hint="eastAsia"/>
         </w:rPr>
-        <w:t>目录</w:t>
-      </w:r>
-      <w:r>
-        <w:rPr>
-          <w:rFonts w:hint="eastAsia"/>
-        </w:rPr>
-        <w:t>涉及</w:t>
+        <w:t>目录涉及</w:t>
       </w:r>
       <w:r>
         <w:rPr>
@@ -20907,73 +20336,7 @@
         <w:rPr>
           <w:rFonts w:hint="eastAsia"/>
         </w:rPr>
-        <w:t>操作时，要对子文件或目录做大量改写操作，一致性难以保证，并且中间层目录访问权限无法控制，</w:t>
-      </w:r>
-      <w:r>
-        <w:rPr>
-          <w:rFonts w:hint="eastAsia"/>
-        </w:rPr>
-        <w:t>所以</w:t>
-      </w:r>
-      <w:r>
-        <w:rPr>
-          <w:rFonts w:hint="eastAsia"/>
-        </w:rPr>
-        <w:t>优先</w:t>
-      </w:r>
-      <w:r>
-        <w:rPr>
-          <w:rFonts w:hint="eastAsia"/>
-        </w:rPr>
-        <w:t>选择方案一，但是方案一的效率比较差，因此考虑对</w:t>
-      </w:r>
-      <w:r>
-        <w:rPr>
-          <w:rFonts w:hint="eastAsia"/>
-        </w:rPr>
-        <w:t>方案一</w:t>
-      </w:r>
-      <w:r>
-        <w:rPr>
-          <w:rFonts w:hint="eastAsia"/>
-        </w:rPr>
-        <w:t>的</w:t>
-      </w:r>
-      <w:r>
-        <w:rPr>
-          <w:rFonts w:hint="eastAsia"/>
-        </w:rPr>
-        <w:t>目录</w:t>
-      </w:r>
-      <w:r>
-        <w:rPr>
-          <w:rFonts w:hint="eastAsia"/>
-        </w:rPr>
-        <w:t>元数据做</w:t>
-      </w:r>
-      <w:r>
-        <w:rPr>
-          <w:rFonts w:hint="eastAsia"/>
-        </w:rPr>
-        <w:t>缓存</w:t>
-      </w:r>
-      <w:r>
-        <w:rPr>
-          <w:rFonts w:hint="eastAsia"/>
-        </w:rPr>
-        <w:t>机制</w:t>
-      </w:r>
-      <w:r>
-        <w:rPr>
-          <w:rFonts w:hint="eastAsia"/>
-        </w:rPr>
-        <w:t>，</w:t>
-      </w:r>
-      <w:r>
-        <w:rPr>
-          <w:rFonts w:hint="eastAsia"/>
-        </w:rPr>
-        <w:t>将目录缓存下来，以保证文件访问时的效率可以和方案二一致。</w:t>
+        <w:t>操作时，要对子文件或目录做大量改写操作，一致性难以保证，并且中间层目录访问权限无法控制，所以优先选择方案一，但是方案一的效率比较差，因此考虑对方案一的目录元数据做缓存机制，将目录缓存下来，以保证文件访问时的效率可以和方案二一致。</w:t>
       </w:r>
       <w:r>
         <w:rPr>
@@ -20984,7 +20347,7 @@
     </w:p>
     <w:p>
       <w:pPr>
-        <w:pStyle w:val="3"/>
+        <w:pStyle w:val="Heading3"/>
         <w:numPr>
           <w:ilvl w:val="0"/>
           <w:numId w:val="14"/>
@@ -21021,19 +20384,7 @@
         <w:rPr>
           <w:rFonts w:hint="eastAsia"/>
         </w:rPr>
-        <w:t>下，访问目录</w:t>
-      </w:r>
-      <w:r>
-        <w:rPr>
-          <w:rFonts w:hint="eastAsia"/>
-        </w:rPr>
-        <w:t>和文件是频繁的热点操作，</w:t>
-      </w:r>
-      <w:r>
-        <w:rPr>
-          <w:rFonts w:hint="eastAsia"/>
-        </w:rPr>
-        <w:t>无论是</w:t>
+        <w:t>下，访问目录和文件是频繁的热点操作，无论是</w:t>
       </w:r>
       <w:r>
         <w:rPr>
@@ -21045,25 +20396,14 @@
         <w:rPr>
           <w:rFonts w:hint="eastAsia"/>
         </w:rPr>
-        <w:t>查</w:t>
-      </w:r>
-      <w:r>
-        <w:rPr>
-          <w:rFonts w:hint="eastAsia"/>
-        </w:rPr>
-        <w:t>看还是文件读写，都需要大量的访问</w:t>
-      </w:r>
-      <w:r>
-        <w:rPr>
-          <w:rFonts w:hint="eastAsia"/>
-        </w:rPr>
-        <w:t>目录以验证文件是否存在及是否有权限操作等。</w:t>
-      </w:r>
-      <w:r>
-        <w:rPr>
-          <w:rFonts w:hint="eastAsia"/>
-        </w:rPr>
-        <w:t>所以为了减少与</w:t>
+        <w:t>查看还是文件读写，都</w:t>
+      </w:r>
+      <w:r>
+        <w:rPr>
+          <w:rFonts w:hint="eastAsia"/>
+        </w:rPr>
+        <w:lastRenderedPageBreak/>
+        <w:t>需要大量的访问目录以验证文件是否存在及是否有权限操作等。所以为了减少与</w:t>
       </w:r>
       <w:r>
         <w:rPr>
@@ -21098,20 +20438,7 @@
         <w:rPr>
           <w:rFonts w:hint="eastAsia"/>
         </w:rPr>
-        <w:t>由于目录和文件操作具有相关的耦合性，即当前操作的目录和文件在未来一段时间内也</w:t>
-      </w:r>
-      <w:r>
-        <w:rPr>
-          <w:rFonts w:hint="eastAsia"/>
-        </w:rPr>
-        <w:lastRenderedPageBreak/>
-        <w:t>将大概率的进行再次操作，所以利用</w:t>
-      </w:r>
-      <w:r>
-        <w:rPr>
-          <w:rFonts w:hint="eastAsia"/>
-        </w:rPr>
-        <w:t>一个线程安全的</w:t>
+        <w:t>由于目录和文件操作具有相关的耦合性，即当前操作的目录和文件在未来一段时间内也将大概率的进行再次操作，所以利用一个线程安全的</w:t>
       </w:r>
       <w:r>
         <w:rPr>
@@ -21123,25 +20450,7 @@
         <w:rPr>
           <w:rFonts w:hint="eastAsia"/>
         </w:rPr>
-        <w:t>缓存</w:t>
-      </w:r>
-      <w:r>
-        <w:rPr>
-          <w:rFonts w:hint="eastAsia"/>
-        </w:rPr>
-        <w:t>作为目录的缓存区</w:t>
-      </w:r>
-      <w:r>
-        <w:rPr>
-          <w:rFonts w:hint="eastAsia"/>
-        </w:rPr>
-        <w:t>，</w:t>
-      </w:r>
-      <w:r>
-        <w:rPr>
-          <w:rFonts w:hint="eastAsia"/>
-        </w:rPr>
-        <w:t>将有效提高目录文件的操作性能。</w:t>
+        <w:t>缓存作为目录的缓存区，将有效提高目录文件的操作性能。</w:t>
       </w:r>
     </w:p>
     <w:p>
@@ -21195,7 +20504,7 @@
     </w:p>
     <w:tbl>
       <w:tblPr>
-        <w:tblStyle w:val="a9"/>
+        <w:tblStyle w:val="TableGrid"/>
         <w:tblW w:w="0" w:type="auto"/>
         <w:tblLook w:val="04A0"/>
       </w:tblPr>
@@ -21329,7 +20638,7 @@
     </w:p>
     <w:tbl>
       <w:tblPr>
-        <w:tblStyle w:val="a9"/>
+        <w:tblStyle w:val="TableGrid"/>
         <w:tblW w:w="0" w:type="auto"/>
         <w:tblLook w:val="04A0"/>
       </w:tblPr>
@@ -21432,7 +20741,7 @@
     </w:p>
     <w:tbl>
       <w:tblPr>
-        <w:tblStyle w:val="a9"/>
+        <w:tblStyle w:val="TableGrid"/>
         <w:tblW w:w="0" w:type="auto"/>
         <w:tblLook w:val="04A0"/>
       </w:tblPr>
@@ -21528,13 +20837,7 @@
               <w:rPr>
                 <w:rFonts w:hint="eastAsia"/>
               </w:rPr>
-              <w:t>dir</w:t>
-            </w:r>
-            <w:r>
-              <w:rPr>
-                <w:rFonts w:hint="eastAsia"/>
-              </w:rPr>
-              <w:t>List</w:t>
+              <w:t>dirList</w:t>
             </w:r>
           </w:p>
         </w:tc>
@@ -21565,13 +20868,7 @@
               <w:rPr>
                 <w:rFonts w:hint="eastAsia"/>
               </w:rPr>
-              <w:t>dir</w:t>
-            </w:r>
-            <w:r>
-              <w:rPr>
-                <w:rFonts w:hint="eastAsia"/>
-              </w:rPr>
-              <w:t>Map</w:t>
+              <w:t>dirMap</w:t>
             </w:r>
           </w:p>
         </w:tc>
@@ -21658,7 +20955,7 @@
           <v:shape id="_x0000_i1047" type="#_x0000_t75" style="width:404.45pt;height:115.2pt" o:ole="">
             <v:imagedata r:id="rId25" o:title=""/>
           </v:shape>
-          <o:OLEObject Type="Embed" ProgID="Visio.Drawing.11" ShapeID="_x0000_i1047" DrawAspect="Content" ObjectID="_1582108204" r:id="rId26"/>
+          <o:OLEObject Type="Embed" ProgID="Visio.Drawing.11" ShapeID="_x0000_i1047" DrawAspect="Content" ObjectID="_1586177160" r:id="rId26"/>
         </w:object>
       </w:r>
     </w:p>
@@ -21676,13 +20973,7 @@
         <w:rPr>
           <w:rFonts w:hint="eastAsia"/>
         </w:rPr>
-        <w:t>缓存类包含了一个</w:t>
-      </w:r>
-      <w:r>
-        <w:rPr>
-          <w:rFonts w:hint="eastAsia"/>
-        </w:rPr>
-        <w:t>双向链表</w:t>
+        <w:t>缓存类包含了一个双向链表</w:t>
       </w:r>
       <w:r>
         <w:rPr>
@@ -21706,13 +20997,7 @@
         <w:rPr>
           <w:rFonts w:hint="eastAsia"/>
         </w:rPr>
-        <w:t>双向链表</w:t>
-      </w:r>
-      <w:r>
-        <w:rPr>
-          <w:rFonts w:hint="eastAsia"/>
-        </w:rPr>
-        <w:t>中每一个</w:t>
+        <w:t>双向链表中每一个</w:t>
       </w:r>
       <w:r>
         <w:rPr>
@@ -21724,19 +21009,7 @@
         <w:rPr>
           <w:rFonts w:hint="eastAsia"/>
         </w:rPr>
-        <w:t>都是目录</w:t>
-      </w:r>
-      <w:r>
-        <w:rPr>
-          <w:rFonts w:hint="eastAsia"/>
-        </w:rPr>
-        <w:t>元数据</w:t>
-      </w:r>
-      <w:r>
-        <w:rPr>
-          <w:rFonts w:hint="eastAsia"/>
-        </w:rPr>
-        <w:t>结构</w:t>
+        <w:t>都是目录元数据结构</w:t>
       </w:r>
       <w:r>
         <w:rPr>
@@ -21748,13 +21021,7 @@
         <w:rPr>
           <w:rFonts w:hint="eastAsia"/>
         </w:rPr>
-        <w:t>，</w:t>
-      </w:r>
-      <w:r>
-        <w:rPr>
-          <w:rFonts w:hint="eastAsia"/>
-        </w:rPr>
-        <w:t>通过不断的将最新访问到的目录移向链表</w:t>
+        <w:t>，通过不断的将最新访问到的目录移向链表</w:t>
       </w:r>
       <w:r>
         <w:rPr>
@@ -21802,13 +21069,7 @@
         <w:rPr>
           <w:rFonts w:hint="eastAsia"/>
         </w:rPr>
-        <w:t>缓存的总容量</w:t>
-      </w:r>
-      <w:r>
-        <w:rPr>
-          <w:rFonts w:hint="eastAsia"/>
-        </w:rPr>
-        <w:t>。</w:t>
+        <w:t>缓存的总容量。</w:t>
       </w:r>
     </w:p>
     <w:p>
@@ -21944,13 +21205,7 @@
         <w:rPr>
           <w:rFonts w:hint="eastAsia"/>
         </w:rPr>
-        <w:t>，</w:t>
-      </w:r>
-      <w:r>
-        <w:rPr>
-          <w:rFonts w:hint="eastAsia"/>
-        </w:rPr>
-        <w:t>从</w:t>
+        <w:t>，从</w:t>
       </w:r>
       <w:r>
         <w:rPr>
@@ -21974,19 +21229,7 @@
         <w:rPr>
           <w:rFonts w:hint="eastAsia"/>
         </w:rPr>
-        <w:t>文件要依次</w:t>
-      </w:r>
-      <w:r>
-        <w:rPr>
-          <w:rFonts w:hint="eastAsia"/>
-        </w:rPr>
-        <w:t>遍历</w:t>
-      </w:r>
-      <w:r>
-        <w:rPr>
-          <w:rFonts w:hint="eastAsia"/>
-        </w:rPr>
-        <w:t>目录</w:t>
+        <w:t>文件要依次遍历目录</w:t>
       </w:r>
       <w:r>
         <w:rPr>
@@ -22025,31 +21268,97 @@
         <w:rPr>
           <w:rFonts w:hint="eastAsia"/>
         </w:rPr>
-        <w:t>，</w:t>
-      </w:r>
-      <w:r>
-        <w:rPr>
-          <w:rFonts w:hint="eastAsia"/>
-        </w:rPr>
-        <w:t>如果无缓存机制，</w:t>
-      </w:r>
-      <w:r>
-        <w:rPr>
-          <w:rFonts w:hint="eastAsia"/>
-        </w:rPr>
-        <w:t>每次</w:t>
-      </w:r>
-      <w:r>
-        <w:rPr>
-          <w:rFonts w:hint="eastAsia"/>
-        </w:rPr>
-        <w:t>遍历一层目录</w:t>
-      </w:r>
-      <w:r>
-        <w:rPr>
-          <w:rFonts w:hint="eastAsia"/>
-        </w:rPr>
-        <w:t>都需要</w:t>
+        <w:t>，如果无缓存机制，每次遍历一层目录都需要和</w:t>
+      </w:r>
+      <w:r>
+        <w:rPr>
+          <w:rFonts w:hint="eastAsia"/>
+        </w:rPr>
+        <w:t>sequoiadb</w:t>
+      </w:r>
+      <w:r>
+        <w:rPr>
+          <w:rFonts w:hint="eastAsia"/>
+        </w:rPr>
+        <w:t>进行一次查询操作以获取当前目录的</w:t>
+      </w:r>
+      <w:r>
+        <w:rPr>
+          <w:rFonts w:hint="eastAsia"/>
+        </w:rPr>
+        <w:t>Id</w:t>
+      </w:r>
+      <w:r>
+        <w:rPr>
+          <w:rFonts w:hint="eastAsia"/>
+        </w:rPr>
+        <w:t>，然后根据</w:t>
+      </w:r>
+      <w:r>
+        <w:rPr>
+          <w:rFonts w:hint="eastAsia"/>
+        </w:rPr>
+        <w:t>Id</w:t>
+      </w:r>
+      <w:r>
+        <w:rPr>
+          <w:rFonts w:hint="eastAsia"/>
+        </w:rPr>
+        <w:t>和下一层目录的</w:t>
+      </w:r>
+      <w:r>
+        <w:rPr>
+          <w:rFonts w:hint="eastAsia"/>
+        </w:rPr>
+        <w:t>dirname</w:t>
+      </w:r>
+      <w:r>
+        <w:rPr>
+          <w:rFonts w:hint="eastAsia"/>
+        </w:rPr>
+        <w:t>获取其属性信息。现将目录文件</w:t>
+      </w:r>
+      <w:r>
+        <w:rPr>
+          <w:rFonts w:hint="eastAsia"/>
+        </w:rPr>
+        <w:t>a</w:t>
+      </w:r>
+      <w:r>
+        <w:rPr>
+          <w:rFonts w:hint="eastAsia"/>
+        </w:rPr>
+        <w:t>、</w:t>
+      </w:r>
+      <w:r>
+        <w:rPr>
+          <w:rFonts w:hint="eastAsia"/>
+        </w:rPr>
+        <w:t>b</w:t>
+      </w:r>
+      <w:r>
+        <w:rPr>
+          <w:rFonts w:hint="eastAsia"/>
+        </w:rPr>
+        <w:t>、</w:t>
+      </w:r>
+      <w:r>
+        <w:rPr>
+          <w:rFonts w:hint="eastAsia"/>
+        </w:rPr>
+        <w:t>c</w:t>
+      </w:r>
+      <w:r>
+        <w:rPr>
+          <w:rFonts w:hint="eastAsia"/>
+        </w:rPr>
+        <w:t>、</w:t>
+      </w:r>
+      <w:r>
+        <w:rPr>
+          <w:rFonts w:hint="eastAsia"/>
+        </w:rPr>
+        <w:t>d</w:t>
       </w:r>
       <w:r>
         <w:rPr>
@@ -22061,139 +21370,164 @@
         <w:rPr>
           <w:rFonts w:hint="eastAsia"/>
         </w:rPr>
+        <w:t>e</w:t>
+      </w:r>
+      <w:r>
+        <w:rPr>
+          <w:rFonts w:hint="eastAsia"/>
+        </w:rPr>
+        <w:t>进行缓存，上层对</w:t>
+      </w:r>
+      <w:r>
+        <w:rPr>
+          <w:rFonts w:hint="eastAsia"/>
+        </w:rPr>
+        <w:t>file</w:t>
+      </w:r>
+      <w:r>
+        <w:rPr>
+          <w:rFonts w:hint="eastAsia"/>
+        </w:rPr>
+        <w:t>进行的任何操作，首先依次尝试从缓存中查找</w:t>
+      </w:r>
+      <w:r>
+        <w:rPr>
+          <w:rFonts w:hint="eastAsia"/>
+        </w:rPr>
+        <w:t>a</w:t>
+      </w:r>
+      <w:r>
+        <w:rPr>
+          <w:rFonts w:hint="eastAsia"/>
+        </w:rPr>
+        <w:t>、</w:t>
+      </w:r>
+      <w:r>
+        <w:rPr>
+          <w:rFonts w:hint="eastAsia"/>
+        </w:rPr>
+        <w:t>b</w:t>
+      </w:r>
+      <w:r>
+        <w:rPr>
+          <w:rFonts w:hint="eastAsia"/>
+        </w:rPr>
+        <w:t>、</w:t>
+      </w:r>
+      <w:r>
+        <w:rPr>
+          <w:rFonts w:hint="eastAsia"/>
+        </w:rPr>
+        <w:t>c</w:t>
+      </w:r>
+      <w:r>
+        <w:rPr>
+          <w:rFonts w:hint="eastAsia"/>
+        </w:rPr>
+        <w:t>、</w:t>
+      </w:r>
+      <w:r>
+        <w:rPr>
+          <w:rFonts w:hint="eastAsia"/>
+        </w:rPr>
+        <w:t>d</w:t>
+      </w:r>
+      <w:r>
+        <w:rPr>
+          <w:rFonts w:hint="eastAsia"/>
+        </w:rPr>
+        <w:t>和</w:t>
+      </w:r>
+      <w:r>
+        <w:rPr>
+          <w:rFonts w:hint="eastAsia"/>
+        </w:rPr>
+        <w:t>e</w:t>
+      </w:r>
+      <w:r>
+        <w:rPr>
+          <w:rFonts w:hint="eastAsia"/>
+        </w:rPr>
+        <w:t>，获取到</w:t>
+      </w:r>
+      <w:r>
+        <w:rPr>
+          <w:rFonts w:hint="eastAsia"/>
+        </w:rPr>
+        <w:t>e</w:t>
+      </w:r>
+      <w:r>
+        <w:rPr>
+          <w:rFonts w:hint="eastAsia"/>
+        </w:rPr>
+        <w:t>的</w:t>
+      </w:r>
+      <w:r>
+        <w:rPr>
+          <w:rFonts w:hint="eastAsia"/>
+        </w:rPr>
+        <w:t>id</w:t>
+      </w:r>
+      <w:r>
+        <w:rPr>
+          <w:rFonts w:hint="eastAsia"/>
+        </w:rPr>
+        <w:t>，然后根据</w:t>
+      </w:r>
+      <w:r>
+        <w:rPr>
+          <w:rFonts w:hint="eastAsia"/>
+        </w:rPr>
+        <w:t>id</w:t>
+      </w:r>
+      <w:r>
+        <w:rPr>
+          <w:rFonts w:hint="eastAsia"/>
+        </w:rPr>
+        <w:t>和</w:t>
+      </w:r>
+      <w:r>
+        <w:rPr>
+          <w:rFonts w:hint="eastAsia"/>
+        </w:rPr>
+        <w:t>filename</w:t>
+      </w:r>
+      <w:r>
+        <w:rPr>
+          <w:rFonts w:hint="eastAsia"/>
+        </w:rPr>
+        <w:t>得到了</w:t>
+      </w:r>
+      <w:r>
+        <w:rPr>
+          <w:rFonts w:hint="eastAsia"/>
+        </w:rPr>
+        <w:t>file</w:t>
+      </w:r>
+      <w:r>
+        <w:rPr>
+          <w:rFonts w:hint="eastAsia"/>
+        </w:rPr>
+        <w:t>文件，这样保证每次对文件的操作</w:t>
+      </w:r>
+      <w:r>
+        <w:rPr>
+          <w:rFonts w:hint="eastAsia"/>
+        </w:rPr>
+        <w:lastRenderedPageBreak/>
+        <w:t>只需要和</w:t>
+      </w:r>
+      <w:r>
+        <w:rPr>
+          <w:rFonts w:hint="eastAsia"/>
+        </w:rPr>
         <w:t>sequoiadb</w:t>
       </w:r>
       <w:r>
         <w:rPr>
           <w:rFonts w:hint="eastAsia"/>
         </w:rPr>
-        <w:t>进行一次查询操作</w:t>
-      </w:r>
-      <w:r>
-        <w:rPr>
-          <w:rFonts w:hint="eastAsia"/>
-        </w:rPr>
-        <w:t>以获取</w:t>
-      </w:r>
-      <w:r>
-        <w:rPr>
-          <w:rFonts w:hint="eastAsia"/>
-        </w:rPr>
-        <w:t>当前目录的</w:t>
-      </w:r>
-      <w:r>
-        <w:rPr>
-          <w:rFonts w:hint="eastAsia"/>
-        </w:rPr>
-        <w:t>Id</w:t>
-      </w:r>
-      <w:r>
-        <w:rPr>
-          <w:rFonts w:hint="eastAsia"/>
-        </w:rPr>
-        <w:t>，然后根据</w:t>
-      </w:r>
-      <w:r>
-        <w:rPr>
-          <w:rFonts w:hint="eastAsia"/>
-        </w:rPr>
-        <w:t>Id</w:t>
-      </w:r>
-      <w:r>
-        <w:rPr>
-          <w:rFonts w:hint="eastAsia"/>
-        </w:rPr>
-        <w:t>和</w:t>
-      </w:r>
-      <w:r>
-        <w:rPr>
-          <w:rFonts w:hint="eastAsia"/>
-        </w:rPr>
-        <w:t>下一层目录的</w:t>
-      </w:r>
-      <w:r>
-        <w:rPr>
-          <w:rFonts w:hint="eastAsia"/>
-        </w:rPr>
-        <w:t>dirname</w:t>
-      </w:r>
-      <w:r>
-        <w:rPr>
-          <w:rFonts w:hint="eastAsia"/>
-        </w:rPr>
-        <w:t>获取</w:t>
-      </w:r>
-      <w:r>
-        <w:rPr>
-          <w:rFonts w:hint="eastAsia"/>
-        </w:rPr>
-        <w:t>其属性信息</w:t>
-      </w:r>
-      <w:r>
-        <w:rPr>
-          <w:rFonts w:hint="eastAsia"/>
-        </w:rPr>
-        <w:t>。现将目录文件</w:t>
-      </w:r>
-      <w:r>
-        <w:rPr>
-          <w:rFonts w:hint="eastAsia"/>
-        </w:rPr>
-        <w:t>a</w:t>
-      </w:r>
-      <w:r>
-        <w:rPr>
-          <w:rFonts w:hint="eastAsia"/>
-        </w:rPr>
-        <w:t>、</w:t>
-      </w:r>
-      <w:r>
-        <w:rPr>
-          <w:rFonts w:hint="eastAsia"/>
-        </w:rPr>
-        <w:t>b</w:t>
-      </w:r>
-      <w:r>
-        <w:rPr>
-          <w:rFonts w:hint="eastAsia"/>
-        </w:rPr>
-        <w:t>、</w:t>
-      </w:r>
-      <w:r>
-        <w:rPr>
-          <w:rFonts w:hint="eastAsia"/>
-        </w:rPr>
-        <w:t>c</w:t>
-      </w:r>
-      <w:r>
-        <w:rPr>
-          <w:rFonts w:hint="eastAsia"/>
-        </w:rPr>
-        <w:t>、</w:t>
-      </w:r>
-      <w:r>
-        <w:rPr>
-          <w:rFonts w:hint="eastAsia"/>
-        </w:rPr>
-        <w:t>d</w:t>
-      </w:r>
-      <w:r>
-        <w:rPr>
-          <w:rFonts w:hint="eastAsia"/>
-        </w:rPr>
-        <w:t>和</w:t>
-      </w:r>
-      <w:r>
-        <w:rPr>
-          <w:rFonts w:hint="eastAsia"/>
-        </w:rPr>
-        <w:t>e</w:t>
-      </w:r>
-      <w:r>
-        <w:rPr>
-          <w:rFonts w:hint="eastAsia"/>
-        </w:rPr>
-        <w:t>进行缓存，上层对</w:t>
+        <w:t>进行一次交互就能获取到</w:t>
       </w:r>
       <w:r>
         <w:rPr>
@@ -22205,223 +21539,7 @@
         <w:rPr>
           <w:rFonts w:hint="eastAsia"/>
         </w:rPr>
-        <w:t>进行的任何操作，首先依次尝试从缓存中查找</w:t>
-      </w:r>
-      <w:r>
-        <w:rPr>
-          <w:rFonts w:hint="eastAsia"/>
-        </w:rPr>
-        <w:t>a</w:t>
-      </w:r>
-      <w:r>
-        <w:rPr>
-          <w:rFonts w:hint="eastAsia"/>
-        </w:rPr>
-        <w:t>、</w:t>
-      </w:r>
-      <w:r>
-        <w:rPr>
-          <w:rFonts w:hint="eastAsia"/>
-        </w:rPr>
-        <w:t>b</w:t>
-      </w:r>
-      <w:r>
-        <w:rPr>
-          <w:rFonts w:hint="eastAsia"/>
-        </w:rPr>
-        <w:t>、</w:t>
-      </w:r>
-      <w:r>
-        <w:rPr>
-          <w:rFonts w:hint="eastAsia"/>
-        </w:rPr>
-        <w:t>c</w:t>
-      </w:r>
-      <w:r>
-        <w:rPr>
-          <w:rFonts w:hint="eastAsia"/>
-        </w:rPr>
-        <w:t>、</w:t>
-      </w:r>
-      <w:r>
-        <w:rPr>
-          <w:rFonts w:hint="eastAsia"/>
-        </w:rPr>
-        <w:t>d</w:t>
-      </w:r>
-      <w:r>
-        <w:rPr>
-          <w:rFonts w:hint="eastAsia"/>
-        </w:rPr>
-        <w:t>和</w:t>
-      </w:r>
-      <w:r>
-        <w:rPr>
-          <w:rFonts w:hint="eastAsia"/>
-        </w:rPr>
-        <w:t>e</w:t>
-      </w:r>
-      <w:r>
-        <w:rPr>
-          <w:rFonts w:hint="eastAsia"/>
-        </w:rPr>
-        <w:t>，</w:t>
-      </w:r>
-      <w:r>
-        <w:rPr>
-          <w:rFonts w:hint="eastAsia"/>
-        </w:rPr>
-        <w:t>获取到</w:t>
-      </w:r>
-      <w:r>
-        <w:rPr>
-          <w:rFonts w:hint="eastAsia"/>
-        </w:rPr>
-        <w:t>e</w:t>
-      </w:r>
-      <w:r>
-        <w:rPr>
-          <w:rFonts w:hint="eastAsia"/>
-        </w:rPr>
-        <w:t>的</w:t>
-      </w:r>
-      <w:r>
-        <w:rPr>
-          <w:rFonts w:hint="eastAsia"/>
-        </w:rPr>
-        <w:t>id</w:t>
-      </w:r>
-      <w:r>
-        <w:rPr>
-          <w:rFonts w:hint="eastAsia"/>
-        </w:rPr>
-        <w:t>，</w:t>
-      </w:r>
-      <w:r>
-        <w:rPr>
-          <w:rFonts w:hint="eastAsia"/>
-        </w:rPr>
-        <w:t>然后根据</w:t>
-      </w:r>
-      <w:r>
-        <w:rPr>
-          <w:rFonts w:hint="eastAsia"/>
-        </w:rPr>
-        <w:t>id</w:t>
-      </w:r>
-      <w:r>
-        <w:rPr>
-          <w:rFonts w:hint="eastAsia"/>
-        </w:rPr>
-        <w:t>和</w:t>
-      </w:r>
-      <w:r>
-        <w:rPr>
-          <w:rFonts w:hint="eastAsia"/>
-        </w:rPr>
-        <w:t>filename</w:t>
-      </w:r>
-      <w:r>
-        <w:rPr>
-          <w:rFonts w:hint="eastAsia"/>
-        </w:rPr>
-        <w:t>得到了</w:t>
-      </w:r>
-      <w:r>
-        <w:rPr>
-          <w:rFonts w:hint="eastAsia"/>
-        </w:rPr>
-        <w:t>file</w:t>
-      </w:r>
-      <w:r>
-        <w:rPr>
-          <w:rFonts w:hint="eastAsia"/>
-        </w:rPr>
-        <w:t>文件</w:t>
-      </w:r>
-      <w:r>
-        <w:rPr>
-          <w:rFonts w:hint="eastAsia"/>
-        </w:rPr>
-        <w:t>，</w:t>
-      </w:r>
-      <w:r>
-        <w:rPr>
-          <w:rFonts w:hint="eastAsia"/>
-        </w:rPr>
-        <w:t>这样保证每次</w:t>
-      </w:r>
-      <w:r>
-        <w:rPr>
-          <w:rFonts w:hint="eastAsia"/>
-        </w:rPr>
-        <w:t>对文件的操作</w:t>
-      </w:r>
-      <w:r>
-        <w:rPr>
-          <w:rFonts w:hint="eastAsia"/>
-        </w:rPr>
-        <w:t>只需要</w:t>
-      </w:r>
-      <w:r>
-        <w:rPr>
-          <w:rFonts w:hint="eastAsia"/>
-        </w:rPr>
-        <w:t>和</w:t>
-      </w:r>
-      <w:r>
-        <w:rPr>
-          <w:rFonts w:hint="eastAsia"/>
-        </w:rPr>
-        <w:t>sequoiadb</w:t>
-      </w:r>
-      <w:r>
-        <w:rPr>
-          <w:rFonts w:hint="eastAsia"/>
-        </w:rPr>
-        <w:t>进行一次</w:t>
-      </w:r>
-      <w:r>
-        <w:rPr>
-          <w:rFonts w:hint="eastAsia"/>
-        </w:rPr>
-        <w:t>交互就能获取到</w:t>
-      </w:r>
-      <w:r>
-        <w:rPr>
-          <w:rFonts w:hint="eastAsia"/>
-        </w:rPr>
-        <w:t>file</w:t>
-      </w:r>
-      <w:r>
-        <w:rPr>
-          <w:rFonts w:hint="eastAsia"/>
-        </w:rPr>
-        <w:t>的属性</w:t>
-      </w:r>
-      <w:r>
-        <w:rPr>
-          <w:rFonts w:hint="eastAsia"/>
-        </w:rPr>
-        <w:t>，</w:t>
-      </w:r>
-      <w:r>
-        <w:rPr>
-          <w:rFonts w:hint="eastAsia"/>
-        </w:rPr>
-        <w:t>从</w:t>
-      </w:r>
-      <w:r>
-        <w:rPr>
-          <w:rFonts w:hint="eastAsia"/>
-        </w:rPr>
-        <w:t>而减少了目录递进的</w:t>
-      </w:r>
-      <w:r>
-        <w:rPr>
-          <w:rFonts w:hint="eastAsia"/>
-        </w:rPr>
-        <w:t>查询</w:t>
+        <w:t>的属性，从而减少了目录递进的查询</w:t>
       </w:r>
       <w:r>
         <w:rPr>
@@ -22433,19 +21551,7 @@
         <w:rPr>
           <w:rFonts w:hint="eastAsia"/>
         </w:rPr>
-        <w:t>，减少访问时间</w:t>
-      </w:r>
-      <w:r>
-        <w:rPr>
-          <w:rFonts w:hint="eastAsia"/>
-        </w:rPr>
-        <w:t>，目录层次越深，优化效果越明显</w:t>
-      </w:r>
-      <w:r>
-        <w:rPr>
-          <w:rFonts w:hint="eastAsia"/>
-        </w:rPr>
-        <w:t>。实测</w:t>
+        <w:t>，减少访问时间，目录层次越深，优化效果越明显。实测</w:t>
       </w:r>
       <w:r>
         <w:rPr>
@@ -22494,7 +21600,7 @@
           <v:shape id="_x0000_i1048" type="#_x0000_t75" style="width:127.1pt;height:194.7pt" o:ole="">
             <v:imagedata r:id="rId27" o:title=""/>
           </v:shape>
-          <o:OLEObject Type="Embed" ProgID="Visio.Drawing.11" ShapeID="_x0000_i1048" DrawAspect="Content" ObjectID="_1582108205" r:id="rId28"/>
+          <o:OLEObject Type="Embed" ProgID="Visio.Drawing.11" ShapeID="_x0000_i1048" DrawAspect="Content" ObjectID="_1586177161" r:id="rId28"/>
         </w:object>
       </w:r>
     </w:p>
@@ -22575,31 +21681,13 @@
         <w:rPr>
           <w:rFonts w:hint="eastAsia"/>
         </w:rPr>
-        <w:t>个目录文件，所以暂时将缓存</w:t>
-      </w:r>
-      <w:r>
-        <w:rPr>
-          <w:rFonts w:hint="eastAsia"/>
-        </w:rPr>
-        <w:t>默认</w:t>
-      </w:r>
-      <w:r>
-        <w:rPr>
-          <w:rFonts w:hint="eastAsia"/>
-        </w:rPr>
-        <w:t>定为</w:t>
-      </w:r>
-      <w:r>
-        <w:rPr>
-          <w:rFonts w:hint="eastAsia"/>
-        </w:rPr>
-        <w:t>2</w:t>
-      </w:r>
-      <w:r>
-        <w:rPr>
-          <w:rFonts w:hint="eastAsia"/>
-        </w:rPr>
-        <w:t>M</w:t>
+        <w:t>个目录文件，所以暂时将缓存默认定为</w:t>
+      </w:r>
+      <w:r>
+        <w:rPr>
+          <w:rFonts w:hint="eastAsia"/>
+        </w:rPr>
+        <w:t>2M</w:t>
       </w:r>
       <w:r>
         <w:rPr>
@@ -22617,13 +21705,7 @@
         <w:rPr>
           <w:rFonts w:hint="eastAsia"/>
         </w:rPr>
-        <w:t>也可以</w:t>
-      </w:r>
-      <w:r>
-        <w:rPr>
-          <w:rFonts w:hint="eastAsia"/>
-        </w:rPr>
-        <w:t>通过</w:t>
+        <w:t>也可以通过</w:t>
       </w:r>
       <w:r>
         <w:t>—</w:t>
@@ -22650,18 +21732,12 @@
         <w:rPr>
           <w:rFonts w:hint="eastAsia"/>
         </w:rPr>
-        <w:t>指定其大小</w:t>
-      </w:r>
-      <w:r>
-        <w:rPr>
-          <w:rFonts w:hint="eastAsia"/>
-        </w:rPr>
-        <w:t>。</w:t>
+        <w:t>指定其大小。</w:t>
       </w:r>
     </w:p>
     <w:p>
       <w:pPr>
-        <w:pStyle w:val="3"/>
+        <w:pStyle w:val="Heading3"/>
         <w:numPr>
           <w:ilvl w:val="0"/>
           <w:numId w:val="14"/>
@@ -22862,13 +21938,7 @@
         <w:rPr>
           <w:rFonts w:hint="eastAsia"/>
         </w:rPr>
-        <w:t>请求</w:t>
-      </w:r>
-      <w:r>
-        <w:rPr>
-          <w:rFonts w:hint="eastAsia"/>
-        </w:rPr>
-        <w:t>首先会发送到</w:t>
+        <w:t>请求首先会发送到</w:t>
       </w:r>
       <w:r>
         <w:rPr>
@@ -22901,13 +21971,7 @@
         <w:rPr>
           <w:rFonts w:hint="eastAsia"/>
         </w:rPr>
-        <w:t>队列的大小），同时，</w:t>
-      </w:r>
-      <w:r>
-        <w:rPr>
-          <w:rFonts w:hint="eastAsia"/>
-        </w:rPr>
-        <w:t>当</w:t>
+        <w:t>队列的大小），同时，当</w:t>
       </w:r>
       <w:r>
         <w:rPr>
@@ -22931,13 +21995,7 @@
         <w:rPr>
           <w:rFonts w:hint="eastAsia"/>
         </w:rPr>
-        <w:t>请求</w:t>
-      </w:r>
-      <w:r>
-        <w:rPr>
-          <w:rFonts w:hint="eastAsia"/>
-        </w:rPr>
-        <w:t>达到最大值，</w:t>
+        <w:t>请求达到最大值，</w:t>
       </w:r>
       <w:r>
         <w:rPr>
@@ -22973,13 +22031,7 @@
         <w:rPr>
           <w:rFonts w:hint="eastAsia"/>
         </w:rPr>
-        <w:t>队列进行处理，</w:t>
-      </w:r>
-      <w:r>
-        <w:rPr>
-          <w:rFonts w:hint="eastAsia"/>
-        </w:rPr>
-        <w:t>待</w:t>
+        <w:t>队列进行处理，待</w:t>
       </w:r>
       <w:r>
         <w:rPr>
@@ -23079,7 +22131,7 @@
           <wp:inline distT="0" distB="0" distL="0" distR="0">
             <wp:extent cx="3113764" cy="1995655"/>
             <wp:effectExtent l="19050" t="0" r="0" b="0"/>
-            <wp:docPr id="12" name="图片 12"/>
+            <wp:docPr id="1" name="图片 12"/>
             <wp:cNvGraphicFramePr>
               <a:graphicFrameLocks xmlns:a="http://schemas.openxmlformats.org/drawingml/2006/main" noChangeAspect="1"/>
             </wp:cNvGraphicFramePr>
@@ -23130,7 +22182,73 @@
         <w:rPr>
           <w:rFonts w:hint="eastAsia"/>
         </w:rPr>
-        <w:t>同样</w:t>
+        <w:t>同样在</w:t>
+      </w:r>
+      <w:r>
+        <w:rPr>
+          <w:rFonts w:hint="eastAsia"/>
+        </w:rPr>
+        <w:t>sequoiafs</w:t>
+      </w:r>
+      <w:r>
+        <w:rPr>
+          <w:rFonts w:hint="eastAsia"/>
+        </w:rPr>
+        <w:t>文件系统侧，上层应用通过通用的文件系统</w:t>
+      </w:r>
+      <w:r>
+        <w:rPr>
+          <w:rFonts w:hint="eastAsia"/>
+        </w:rPr>
+        <w:t>API</w:t>
+      </w:r>
+      <w:r>
+        <w:rPr>
+          <w:rFonts w:hint="eastAsia"/>
+        </w:rPr>
+        <w:t>进行对文件操作，例如读写文件需要</w:t>
+      </w:r>
+      <w:r>
+        <w:rPr>
+          <w:rFonts w:hint="eastAsia"/>
+        </w:rPr>
+        <w:t>open-&gt;read-&gt;write-&gt;close</w:t>
+      </w:r>
+      <w:r>
+        <w:rPr>
+          <w:rFonts w:hint="eastAsia"/>
+        </w:rPr>
+        <w:t>，</w:t>
+      </w:r>
+      <w:r>
+        <w:rPr>
+          <w:rFonts w:hint="eastAsia"/>
+        </w:rPr>
+        <w:t>open</w:t>
+      </w:r>
+      <w:r>
+        <w:rPr>
+          <w:rFonts w:hint="eastAsia"/>
+        </w:rPr>
+        <w:t>和</w:t>
+      </w:r>
+      <w:r>
+        <w:rPr>
+          <w:rFonts w:hint="eastAsia"/>
+        </w:rPr>
+        <w:t>read</w:t>
+      </w:r>
+      <w:r>
+        <w:rPr>
+          <w:rFonts w:hint="eastAsia"/>
+        </w:rPr>
+        <w:t>等接口通过文件句柄进行操作，而</w:t>
+      </w:r>
+      <w:r>
+        <w:rPr>
+          <w:rFonts w:hint="eastAsia"/>
+        </w:rPr>
+        <w:t>sequoiafs</w:t>
       </w:r>
       <w:r>
         <w:rPr>
@@ -23142,78 +22260,6 @@
         <w:rPr>
           <w:rFonts w:hint="eastAsia"/>
         </w:rPr>
-        <w:t>sequoiafs</w:t>
-      </w:r>
-      <w:r>
-        <w:rPr>
-          <w:rFonts w:hint="eastAsia"/>
-        </w:rPr>
-        <w:t>文件系统侧，上层应用通过通用的文件系统</w:t>
-      </w:r>
-      <w:r>
-        <w:rPr>
-          <w:rFonts w:hint="eastAsia"/>
-        </w:rPr>
-        <w:t>API</w:t>
-      </w:r>
-      <w:r>
-        <w:rPr>
-          <w:rFonts w:hint="eastAsia"/>
-        </w:rPr>
-        <w:t>进行对文件操作，例如读写文件需要</w:t>
-      </w:r>
-      <w:r>
-        <w:rPr>
-          <w:rFonts w:hint="eastAsia"/>
-        </w:rPr>
-        <w:t>open-&gt;read-&gt;write-&gt;close</w:t>
-      </w:r>
-      <w:r>
-        <w:rPr>
-          <w:rFonts w:hint="eastAsia"/>
-        </w:rPr>
-        <w:t>，</w:t>
-      </w:r>
-      <w:r>
-        <w:rPr>
-          <w:rFonts w:hint="eastAsia"/>
-        </w:rPr>
-        <w:t>open</w:t>
-      </w:r>
-      <w:r>
-        <w:rPr>
-          <w:rFonts w:hint="eastAsia"/>
-        </w:rPr>
-        <w:t>和</w:t>
-      </w:r>
-      <w:r>
-        <w:rPr>
-          <w:rFonts w:hint="eastAsia"/>
-        </w:rPr>
-        <w:t>read</w:t>
-      </w:r>
-      <w:r>
-        <w:rPr>
-          <w:rFonts w:hint="eastAsia"/>
-        </w:rPr>
-        <w:t>等接口通过文件句柄进行操作，而</w:t>
-      </w:r>
-      <w:r>
-        <w:rPr>
-          <w:rFonts w:hint="eastAsia"/>
-        </w:rPr>
-        <w:t>sequoiafs</w:t>
-      </w:r>
-      <w:r>
-        <w:rPr>
-          <w:rFonts w:hint="eastAsia"/>
-        </w:rPr>
-        <w:t>在</w:t>
-      </w:r>
-      <w:r>
-        <w:rPr>
-          <w:rFonts w:hint="eastAsia"/>
-        </w:rPr>
         <w:t>FUSE</w:t>
       </w:r>
       <w:r>
@@ -23232,7 +22278,14 @@
         <w:rPr>
           <w:rFonts w:hint="eastAsia"/>
         </w:rPr>
-        <w:t>的接口以实现对数据库的操作，其中包括大量的对目录元数据集合、文件元数据集合和</w:t>
+        <w:t>的接口以实现对数据库的操作，其中包括大量</w:t>
+      </w:r>
+      <w:r>
+        <w:rPr>
+          <w:rFonts w:hint="eastAsia"/>
+        </w:rPr>
+        <w:lastRenderedPageBreak/>
+        <w:t>的对目录元数据集合、文件元数据集合和</w:t>
       </w:r>
       <w:r>
         <w:rPr>
@@ -23244,13 +22297,7 @@
         <w:rPr>
           <w:rFonts w:hint="eastAsia"/>
         </w:rPr>
-        <w:t>文件的操作，所以同一个句柄需要记录对应的句柄以实现在同一个句柄之间调用</w:t>
-      </w:r>
-      <w:r>
-        <w:rPr>
-          <w:rFonts w:hint="eastAsia"/>
-        </w:rPr>
-        <w:t>。</w:t>
+        <w:t>文件的操作，所以同一个句柄需要记录对应的句柄以实现在同一个句柄之间调用。</w:t>
       </w:r>
     </w:p>
     <w:p>
@@ -23309,14 +22356,7 @@
         <w:rPr>
           <w:rFonts w:hint="eastAsia"/>
         </w:rPr>
-        <w:t>设备</w:t>
-      </w:r>
-      <w:r>
-        <w:rPr>
-          <w:rFonts w:hint="eastAsia"/>
-        </w:rPr>
-        <w:lastRenderedPageBreak/>
-        <w:t>消息线程和处理线程就会有多线程并发操作。如果在</w:t>
+        <w:t>设备消息线程和处理线程就会有多线程并发操作。如果在</w:t>
       </w:r>
       <w:r>
         <w:rPr>
@@ -23402,18 +22442,12 @@
         <w:rPr>
           <w:rFonts w:hint="eastAsia"/>
         </w:rPr>
-        <w:t>文件句柄相关成员见下列表格</w:t>
-      </w:r>
-      <w:r>
-        <w:rPr>
-          <w:rFonts w:hint="eastAsia"/>
-        </w:rPr>
-        <w:t>：</w:t>
+        <w:t>文件句柄相关成员见下列表格：</w:t>
       </w:r>
     </w:p>
     <w:tbl>
       <w:tblPr>
-        <w:tblStyle w:val="a9"/>
+        <w:tblStyle w:val="TableGrid"/>
         <w:tblW w:w="0" w:type="auto"/>
         <w:tblInd w:w="108" w:type="dxa"/>
         <w:tblLook w:val="04A0"/>
@@ -23609,7 +22643,7 @@
               <w:rPr>
                 <w:rFonts w:hint="eastAsia"/>
               </w:rPr>
-              <w:t>hCursor</w:t>
+              <w:t>hCursor[2]</w:t>
             </w:r>
           </w:p>
         </w:tc>
@@ -23685,7 +22719,7 @@
     <w:p/>
     <w:p>
       <w:pPr>
-        <w:pStyle w:val="3"/>
+        <w:pStyle w:val="Heading3"/>
         <w:numPr>
           <w:ilvl w:val="0"/>
           <w:numId w:val="14"/>
@@ -23704,7 +22738,7 @@
     </w:p>
     <w:p>
       <w:pPr>
-        <w:pStyle w:val="4"/>
+        <w:pStyle w:val="Heading4"/>
         <w:numPr>
           <w:ilvl w:val="0"/>
           <w:numId w:val="16"/>
@@ -23933,7 +22967,7 @@
     </w:p>
     <w:p>
       <w:pPr>
-        <w:pStyle w:val="4"/>
+        <w:pStyle w:val="Heading4"/>
         <w:numPr>
           <w:ilvl w:val="0"/>
           <w:numId w:val="16"/>
@@ -24066,6 +23100,7 @@
         <w:rPr>
           <w:rFonts w:hint="eastAsia"/>
         </w:rPr>
+        <w:lastRenderedPageBreak/>
         <w:t>O_RDWR</w:t>
       </w:r>
       <w:r>
@@ -24088,13 +23123,7 @@
         <w:rPr>
           <w:rFonts w:hint="eastAsia"/>
         </w:rPr>
-        <w:t>根据文件存在与否，</w:t>
-      </w:r>
-      <w:r>
-        <w:rPr>
-          <w:rFonts w:hint="eastAsia"/>
-        </w:rPr>
-        <w:t>底层</w:t>
+        <w:t>根据文件存在与否，底层</w:t>
       </w:r>
       <w:r>
         <w:rPr>
@@ -24181,14 +23210,7 @@
         <w:rPr>
           <w:rFonts w:hint="eastAsia"/>
         </w:rPr>
-        <w:t>创建文件外，上</w:t>
-      </w:r>
-      <w:r>
-        <w:rPr>
-          <w:rFonts w:hint="eastAsia"/>
-        </w:rPr>
-        <w:lastRenderedPageBreak/>
-        <w:t>层调用</w:t>
+        <w:t>创建文件外，上层调用</w:t>
       </w:r>
       <w:r>
         <w:rPr>
@@ -24443,7 +23465,17 @@
           <w:sz w:val="16"/>
           <w:szCs w:val="16"/>
         </w:rPr>
-        <w:t xml:space="preserve">int </w:t>
+        <w:t>int create(</w:t>
+      </w:r>
+      <w:r>
+        <w:rPr>
+          <w:rFonts w:ascii="宋体" w:eastAsia="宋体" w:cs="宋体"/>
+          <w:color w:val="000000"/>
+          <w:kern w:val="0"/>
+          <w:sz w:val="16"/>
+          <w:szCs w:val="16"/>
+        </w:rPr>
+        <w:t>“</w:t>
       </w:r>
       <w:r>
         <w:rPr>
@@ -24453,7 +23485,7 @@
           <w:sz w:val="16"/>
           <w:szCs w:val="16"/>
         </w:rPr>
-        <w:t>create(</w:t>
+        <w:t>cl_path/lob_file</w:t>
       </w:r>
       <w:r>
         <w:rPr>
@@ -24463,7 +23495,7 @@
           <w:sz w:val="16"/>
           <w:szCs w:val="16"/>
         </w:rPr>
-        <w:t>“</w:t>
+        <w:t>”</w:t>
       </w:r>
       <w:r>
         <w:rPr>
@@ -24473,9 +23505,16 @@
           <w:sz w:val="16"/>
           <w:szCs w:val="16"/>
         </w:rPr>
-        <w:t>cl_path/lob_file</w:t>
-      </w:r>
-      <w:r>
+        <w:t>,mode)</w:t>
+      </w:r>
+    </w:p>
+    <w:p>
+      <w:pPr>
+        <w:autoSpaceDE w:val="0"/>
+        <w:autoSpaceDN w:val="0"/>
+        <w:adjustRightInd w:val="0"/>
+        <w:spacing w:line="288" w:lineRule="auto"/>
+        <w:jc w:val="left"/>
         <w:rPr>
           <w:rFonts w:ascii="宋体" w:eastAsia="宋体" w:cs="宋体"/>
           <w:color w:val="000000"/>
@@ -24483,8 +23522,7 @@
           <w:sz w:val="16"/>
           <w:szCs w:val="16"/>
         </w:rPr>
-        <w:t>”</w:t>
-      </w:r>
+      </w:pPr>
       <w:r>
         <w:rPr>
           <w:rFonts w:ascii="宋体" w:eastAsia="宋体" w:cs="宋体" w:hint="eastAsia"/>
@@ -24493,7 +23531,47 @@
           <w:sz w:val="16"/>
           <w:szCs w:val="16"/>
         </w:rPr>
-        <w:t>,mode)</w:t>
+        <w:t>flags:暂时支持</w:t>
+      </w:r>
+      <w:r>
+        <w:rPr>
+          <w:rFonts w:ascii="宋体" w:eastAsia="宋体" w:cs="宋体" w:hint="eastAsia"/>
+          <w:color w:val="000000"/>
+          <w:kern w:val="0"/>
+          <w:sz w:val="16"/>
+          <w:szCs w:val="16"/>
+        </w:rPr>
+        <w:t>O_RDONLY、O_WRONLY</w:t>
+      </w:r>
+      <w:r>
+        <w:rPr>
+          <w:rFonts w:ascii="宋体" w:eastAsia="宋体" w:cs="宋体" w:hint="eastAsia"/>
+          <w:color w:val="000000"/>
+          <w:kern w:val="0"/>
+          <w:sz w:val="16"/>
+          <w:szCs w:val="16"/>
+        </w:rPr>
+        <w:t>，如果要创建LOB，则需要指定</w:t>
+      </w:r>
+      <w:r>
+        <w:rPr>
+          <w:rFonts w:ascii="宋体" w:eastAsia="宋体" w:cs="宋体" w:hint="eastAsia"/>
+          <w:color w:val="000000"/>
+          <w:kern w:val="0"/>
+          <w:sz w:val="16"/>
+          <w:szCs w:val="16"/>
+        </w:rPr>
+        <w:t>O_CREATE</w:t>
+      </w:r>
+      <w:r>
+        <w:rPr>
+          <w:rFonts w:ascii="宋体" w:eastAsia="宋体" w:cs="宋体" w:hint="eastAsia"/>
+          <w:color w:val="000000"/>
+          <w:kern w:val="0"/>
+          <w:sz w:val="16"/>
+          <w:szCs w:val="16"/>
+        </w:rPr>
+        <w:t>并创建。</w:t>
       </w:r>
     </w:p>
     <w:p>
@@ -24519,8 +23597,24 @@
           <w:sz w:val="16"/>
           <w:szCs w:val="16"/>
         </w:rPr>
-        <w:t>flags:暂时支持</w:t>
-      </w:r>
+        <w:t>组合支持如下为：</w:t>
+      </w:r>
+    </w:p>
+    <w:p>
+      <w:pPr>
+        <w:autoSpaceDE w:val="0"/>
+        <w:autoSpaceDN w:val="0"/>
+        <w:adjustRightInd w:val="0"/>
+        <w:spacing w:line="288" w:lineRule="auto"/>
+        <w:jc w:val="left"/>
+        <w:rPr>
+          <w:rFonts w:ascii="宋体" w:eastAsia="宋体" w:cs="宋体"/>
+          <w:color w:val="000000"/>
+          <w:kern w:val="0"/>
+          <w:sz w:val="16"/>
+          <w:szCs w:val="16"/>
+        </w:rPr>
+      </w:pPr>
       <w:r>
         <w:rPr>
           <w:rFonts w:ascii="宋体" w:eastAsia="宋体" w:cs="宋体" w:hint="eastAsia"/>
@@ -24529,8 +23623,24 @@
           <w:sz w:val="16"/>
           <w:szCs w:val="16"/>
         </w:rPr>
-        <w:t>O_RDONLY、O_WRONLY</w:t>
-      </w:r>
+        <w:t>open(filename, O_RDONLY)</w:t>
+      </w:r>
+    </w:p>
+    <w:p>
+      <w:pPr>
+        <w:autoSpaceDE w:val="0"/>
+        <w:autoSpaceDN w:val="0"/>
+        <w:adjustRightInd w:val="0"/>
+        <w:spacing w:line="288" w:lineRule="auto"/>
+        <w:jc w:val="left"/>
+        <w:rPr>
+          <w:rFonts w:ascii="宋体" w:eastAsia="宋体" w:cs="宋体"/>
+          <w:color w:val="000000"/>
+          <w:kern w:val="0"/>
+          <w:sz w:val="16"/>
+          <w:szCs w:val="16"/>
+        </w:rPr>
+      </w:pPr>
       <w:r>
         <w:rPr>
           <w:rFonts w:ascii="宋体" w:eastAsia="宋体" w:cs="宋体" w:hint="eastAsia"/>
@@ -24539,8 +23649,24 @@
           <w:sz w:val="16"/>
           <w:szCs w:val="16"/>
         </w:rPr>
-        <w:t>，如果要创建LOB，则需要指定</w:t>
-      </w:r>
+        <w:t>open(filename, O_WRONLY)</w:t>
+      </w:r>
+    </w:p>
+    <w:p>
+      <w:pPr>
+        <w:autoSpaceDE w:val="0"/>
+        <w:autoSpaceDN w:val="0"/>
+        <w:adjustRightInd w:val="0"/>
+        <w:spacing w:line="288" w:lineRule="auto"/>
+        <w:jc w:val="left"/>
+        <w:rPr>
+          <w:rFonts w:ascii="宋体" w:eastAsia="宋体" w:cs="宋体"/>
+          <w:color w:val="000000"/>
+          <w:kern w:val="0"/>
+          <w:sz w:val="16"/>
+          <w:szCs w:val="16"/>
+        </w:rPr>
+      </w:pPr>
       <w:r>
         <w:rPr>
           <w:rFonts w:ascii="宋体" w:eastAsia="宋体" w:cs="宋体" w:hint="eastAsia"/>
@@ -24549,8 +23675,24 @@
           <w:sz w:val="16"/>
           <w:szCs w:val="16"/>
         </w:rPr>
-        <w:t>O_CREATE</w:t>
-      </w:r>
+        <w:t>open(filename, O_WRONLY|O_CREATE)</w:t>
+      </w:r>
+    </w:p>
+    <w:p>
+      <w:pPr>
+        <w:autoSpaceDE w:val="0"/>
+        <w:autoSpaceDN w:val="0"/>
+        <w:adjustRightInd w:val="0"/>
+        <w:spacing w:line="288" w:lineRule="auto"/>
+        <w:jc w:val="left"/>
+        <w:rPr>
+          <w:rFonts w:ascii="宋体" w:eastAsia="宋体" w:cs="宋体"/>
+          <w:color w:val="000000"/>
+          <w:kern w:val="0"/>
+          <w:sz w:val="16"/>
+          <w:szCs w:val="16"/>
+        </w:rPr>
+      </w:pPr>
       <w:r>
         <w:rPr>
           <w:rFonts w:ascii="宋体" w:eastAsia="宋体" w:cs="宋体" w:hint="eastAsia"/>
@@ -24559,247 +23701,7 @@
           <w:sz w:val="16"/>
           <w:szCs w:val="16"/>
         </w:rPr>
-        <w:t>并</w:t>
-      </w:r>
-      <w:r>
-        <w:rPr>
-          <w:rFonts w:ascii="宋体" w:eastAsia="宋体" w:cs="宋体" w:hint="eastAsia"/>
-          <w:color w:val="000000"/>
-          <w:kern w:val="0"/>
-          <w:sz w:val="16"/>
-          <w:szCs w:val="16"/>
-        </w:rPr>
-        <w:t>创建。</w:t>
-      </w:r>
-    </w:p>
-    <w:p>
-      <w:pPr>
-        <w:autoSpaceDE w:val="0"/>
-        <w:autoSpaceDN w:val="0"/>
-        <w:adjustRightInd w:val="0"/>
-        <w:spacing w:line="288" w:lineRule="auto"/>
-        <w:jc w:val="left"/>
-        <w:rPr>
-          <w:rFonts w:ascii="宋体" w:eastAsia="宋体" w:cs="宋体"/>
-          <w:color w:val="000000"/>
-          <w:kern w:val="0"/>
-          <w:sz w:val="16"/>
-          <w:szCs w:val="16"/>
-        </w:rPr>
-      </w:pPr>
-      <w:r>
-        <w:rPr>
-          <w:rFonts w:ascii="宋体" w:eastAsia="宋体" w:cs="宋体" w:hint="eastAsia"/>
-          <w:color w:val="000000"/>
-          <w:kern w:val="0"/>
-          <w:sz w:val="16"/>
-          <w:szCs w:val="16"/>
-        </w:rPr>
-        <w:t>组合支持如下为：</w:t>
-      </w:r>
-    </w:p>
-    <w:p>
-      <w:pPr>
-        <w:autoSpaceDE w:val="0"/>
-        <w:autoSpaceDN w:val="0"/>
-        <w:adjustRightInd w:val="0"/>
-        <w:spacing w:line="288" w:lineRule="auto"/>
-        <w:jc w:val="left"/>
-        <w:rPr>
-          <w:rFonts w:ascii="宋体" w:eastAsia="宋体" w:cs="宋体"/>
-          <w:color w:val="000000"/>
-          <w:kern w:val="0"/>
-          <w:sz w:val="16"/>
-          <w:szCs w:val="16"/>
-        </w:rPr>
-      </w:pPr>
-      <w:r>
-        <w:rPr>
-          <w:rFonts w:ascii="宋体" w:eastAsia="宋体" w:cs="宋体" w:hint="eastAsia"/>
-          <w:color w:val="000000"/>
-          <w:kern w:val="0"/>
-          <w:sz w:val="16"/>
-          <w:szCs w:val="16"/>
-        </w:rPr>
-        <w:t>open(filename, O_RDONLY)</w:t>
-      </w:r>
-    </w:p>
-    <w:p>
-      <w:pPr>
-        <w:autoSpaceDE w:val="0"/>
-        <w:autoSpaceDN w:val="0"/>
-        <w:adjustRightInd w:val="0"/>
-        <w:spacing w:line="288" w:lineRule="auto"/>
-        <w:jc w:val="left"/>
-        <w:rPr>
-          <w:rFonts w:ascii="宋体" w:eastAsia="宋体" w:cs="宋体"/>
-          <w:color w:val="000000"/>
-          <w:kern w:val="0"/>
-          <w:sz w:val="16"/>
-          <w:szCs w:val="16"/>
-        </w:rPr>
-      </w:pPr>
-      <w:r>
-        <w:rPr>
-          <w:rFonts w:ascii="宋体" w:eastAsia="宋体" w:cs="宋体" w:hint="eastAsia"/>
-          <w:color w:val="000000"/>
-          <w:kern w:val="0"/>
-          <w:sz w:val="16"/>
-          <w:szCs w:val="16"/>
-        </w:rPr>
-        <w:t>open(filename, O_WRONLY)</w:t>
-      </w:r>
-    </w:p>
-    <w:p>
-      <w:pPr>
-        <w:autoSpaceDE w:val="0"/>
-        <w:autoSpaceDN w:val="0"/>
-        <w:adjustRightInd w:val="0"/>
-        <w:spacing w:line="288" w:lineRule="auto"/>
-        <w:jc w:val="left"/>
-        <w:rPr>
-          <w:rFonts w:ascii="宋体" w:eastAsia="宋体" w:cs="宋体"/>
-          <w:color w:val="000000"/>
-          <w:kern w:val="0"/>
-          <w:sz w:val="16"/>
-          <w:szCs w:val="16"/>
-        </w:rPr>
-      </w:pPr>
-      <w:r>
-        <w:rPr>
-          <w:rFonts w:ascii="宋体" w:eastAsia="宋体" w:cs="宋体" w:hint="eastAsia"/>
-          <w:color w:val="000000"/>
-          <w:kern w:val="0"/>
-          <w:sz w:val="16"/>
-          <w:szCs w:val="16"/>
-        </w:rPr>
-        <w:t>open(filename, O_WRONLY|O_CREATE)</w:t>
-      </w:r>
-    </w:p>
-    <w:p>
-      <w:pPr>
-        <w:autoSpaceDE w:val="0"/>
-        <w:autoSpaceDN w:val="0"/>
-        <w:adjustRightInd w:val="0"/>
-        <w:spacing w:line="288" w:lineRule="auto"/>
-        <w:jc w:val="left"/>
-        <w:rPr>
-          <w:rFonts w:ascii="宋体" w:eastAsia="宋体" w:cs="宋体"/>
-          <w:color w:val="000000"/>
-          <w:kern w:val="0"/>
-          <w:sz w:val="16"/>
-          <w:szCs w:val="16"/>
-        </w:rPr>
-      </w:pPr>
-      <w:r>
-        <w:rPr>
-          <w:rFonts w:ascii="宋体" w:eastAsia="宋体" w:cs="宋体" w:hint="eastAsia"/>
-          <w:color w:val="000000"/>
-          <w:kern w:val="0"/>
-          <w:sz w:val="16"/>
-          <w:szCs w:val="16"/>
-        </w:rPr>
-        <w:t>当指定O_CREATE的时候，</w:t>
-      </w:r>
-      <w:r>
-        <w:rPr>
-          <w:rFonts w:ascii="宋体" w:eastAsia="宋体" w:cs="宋体" w:hint="eastAsia"/>
-          <w:color w:val="000000"/>
-          <w:kern w:val="0"/>
-          <w:sz w:val="16"/>
-          <w:szCs w:val="16"/>
-        </w:rPr>
-        <w:t>忽略</w:t>
-      </w:r>
-      <w:r>
-        <w:rPr>
-          <w:rFonts w:ascii="宋体" w:eastAsia="宋体" w:cs="宋体" w:hint="eastAsia"/>
-          <w:color w:val="000000"/>
-          <w:kern w:val="0"/>
-          <w:sz w:val="16"/>
-          <w:szCs w:val="16"/>
-        </w:rPr>
-        <w:t>mode权限的配置</w:t>
-      </w:r>
-      <w:r>
-        <w:rPr>
-          <w:rFonts w:ascii="宋体" w:eastAsia="宋体" w:cs="宋体" w:hint="eastAsia"/>
-          <w:color w:val="000000"/>
-          <w:kern w:val="0"/>
-          <w:sz w:val="16"/>
-          <w:szCs w:val="16"/>
-        </w:rPr>
-        <w:t>指定</w:t>
-      </w:r>
-      <w:r>
-        <w:rPr>
-          <w:rFonts w:ascii="宋体" w:eastAsia="宋体" w:cs="宋体" w:hint="eastAsia"/>
-          <w:color w:val="000000"/>
-          <w:kern w:val="0"/>
-          <w:sz w:val="16"/>
-          <w:szCs w:val="16"/>
-        </w:rPr>
-        <w:t>，</w:t>
-      </w:r>
-      <w:r>
-        <w:rPr>
-          <w:rFonts w:ascii="宋体" w:eastAsia="宋体" w:cs="宋体" w:hint="eastAsia"/>
-          <w:color w:val="000000"/>
-          <w:kern w:val="0"/>
-          <w:sz w:val="16"/>
-          <w:szCs w:val="16"/>
-        </w:rPr>
-        <w:t>一律为</w:t>
-      </w:r>
-      <w:r>
-        <w:rPr>
-          <w:rFonts w:ascii="宋体" w:eastAsia="宋体" w:cs="宋体" w:hint="eastAsia"/>
-          <w:color w:val="000000"/>
-          <w:kern w:val="0"/>
-          <w:sz w:val="16"/>
-          <w:szCs w:val="16"/>
-        </w:rPr>
-        <w:t>默认</w:t>
-      </w:r>
-      <w:r>
-        <w:rPr>
-          <w:rFonts w:ascii="宋体" w:eastAsia="宋体" w:cs="宋体" w:hint="eastAsia"/>
-          <w:color w:val="000000"/>
-          <w:kern w:val="0"/>
-          <w:sz w:val="16"/>
-          <w:szCs w:val="16"/>
-        </w:rPr>
-        <w:t>的</w:t>
-      </w:r>
-      <w:r>
-        <w:rPr>
-          <w:rFonts w:ascii="宋体" w:eastAsia="宋体" w:cs="宋体" w:hint="eastAsia"/>
-          <w:color w:val="000000"/>
-          <w:kern w:val="0"/>
-          <w:sz w:val="16"/>
-          <w:szCs w:val="16"/>
-        </w:rPr>
-        <w:t>0</w:t>
-      </w:r>
-      <w:r>
-        <w:rPr>
-          <w:rFonts w:ascii="宋体" w:eastAsia="宋体" w:cs="宋体" w:hint="eastAsia"/>
-          <w:color w:val="000000"/>
-          <w:kern w:val="0"/>
-          <w:sz w:val="16"/>
-          <w:szCs w:val="16"/>
-        </w:rPr>
-        <w:t>644</w:t>
-      </w:r>
-      <w:r>
-        <w:rPr>
-          <w:rFonts w:ascii="宋体" w:eastAsia="宋体" w:cs="宋体" w:hint="eastAsia"/>
-          <w:color w:val="000000"/>
-          <w:kern w:val="0"/>
-          <w:sz w:val="16"/>
-          <w:szCs w:val="16"/>
-        </w:rPr>
-        <w:t>。</w:t>
+        <w:t>当指定O_CREATE的时候，忽略mode权限的配置指定，一律为默认的0644。</w:t>
       </w:r>
     </w:p>
     <w:p>
@@ -24919,8 +23821,8 @@
             <v:stroke joinstyle="miter"/>
             <v:path gradientshapeok="t" o:connecttype="rect"/>
           </v:shapetype>
-          <v:shape id="_x0000_s1053" type="#_x0000_t202" style="width:165.25pt;height:70.2pt;mso-width-percent:400;mso-height-percent:200;mso-position-horizontal-relative:char;mso-position-vertical-relative:line;mso-width-percent:400;mso-height-percent:200;mso-width-relative:margin;mso-height-relative:margin">
-            <v:textbox style="mso-next-textbox:#_x0000_s1053;mso-fit-shape-to-text:t">
+          <v:shape id="_x0000_s1078" type="#_x0000_t202" style="width:165.25pt;height:70.2pt;mso-width-percent:400;mso-height-percent:200;mso-position-horizontal-relative:char;mso-position-vertical-relative:line;mso-width-percent:400;mso-height-percent:200;mso-width-relative:margin;mso-height-relative:margin">
+            <v:textbox style="mso-next-textbox:#_x0000_s1078;mso-fit-shape-to-text:t">
               <w:txbxContent>
                 <w:p>
                   <w:pPr>
@@ -25270,7 +24172,43 @@
           <w:sz w:val="16"/>
           <w:szCs w:val="16"/>
         </w:rPr>
-        <w:t xml:space="preserve"> </w:t>
+        <w:t xml:space="preserve"> sdbclient::sdbCollection::</w:t>
+      </w:r>
+      <w:r>
+        <w:rPr>
+          <w:rFonts w:ascii="宋体" w:eastAsia="宋体" w:cs="宋体"/>
+          <w:color w:val="000000"/>
+          <w:kern w:val="0"/>
+          <w:sz w:val="16"/>
+          <w:szCs w:val="16"/>
+        </w:rPr>
+        <w:t>openLob (sdbLob &amp;lob, const bson::OID &amp;oid)</w:t>
+      </w:r>
+    </w:p>
+    <w:p>
+      <w:pPr>
+        <w:autoSpaceDE w:val="0"/>
+        <w:autoSpaceDN w:val="0"/>
+        <w:adjustRightInd w:val="0"/>
+        <w:spacing w:line="288" w:lineRule="auto"/>
+        <w:jc w:val="left"/>
+        <w:rPr>
+          <w:rFonts w:ascii="宋体" w:eastAsia="宋体" w:cs="宋体"/>
+          <w:color w:val="000000"/>
+          <w:kern w:val="0"/>
+          <w:sz w:val="16"/>
+          <w:szCs w:val="16"/>
+        </w:rPr>
+      </w:pPr>
+      <w:r>
+        <w:rPr>
+          <w:rFonts w:ascii="宋体" w:eastAsia="宋体" w:cs="宋体"/>
+          <w:color w:val="000000"/>
+          <w:kern w:val="0"/>
+          <w:sz w:val="16"/>
+          <w:szCs w:val="16"/>
+        </w:rPr>
+        <w:t xml:space="preserve">INT32 </w:t>
       </w:r>
       <w:r>
         <w:rPr>
@@ -25290,7 +24228,7 @@
           <w:sz w:val="16"/>
           <w:szCs w:val="16"/>
         </w:rPr>
-        <w:t>openLob (sdbLob &amp;lob, const bson::OID &amp;oid)</w:t>
+        <w:t>createLob (sdbLob &amp;lob, const bson::OID *oid=NULL)</w:t>
       </w:r>
     </w:p>
     <w:p>
@@ -25316,17 +24254,6 @@
           <w:sz w:val="16"/>
           <w:szCs w:val="16"/>
         </w:rPr>
-        <w:t xml:space="preserve">INT32 </w:t>
-      </w:r>
-      <w:r>
-        <w:rPr>
-          <w:rFonts w:ascii="宋体" w:eastAsia="宋体" w:cs="宋体" w:hint="eastAsia"/>
-          <w:color w:val="000000"/>
-          <w:kern w:val="0"/>
-          <w:sz w:val="16"/>
-          <w:szCs w:val="16"/>
-        </w:rPr>
-        <w:t>sdbclient::sdbCollection::</w:t>
       </w:r>
       <w:r>
         <w:rPr>
@@ -25336,44 +24263,9 @@
           <w:sz w:val="16"/>
           <w:szCs w:val="16"/>
         </w:rPr>
-        <w:t>createLob (sdbLob &amp;lob, const bson::OID *oid=NULL)</w:t>
-      </w:r>
-    </w:p>
-    <w:p>
-      <w:pPr>
-        <w:autoSpaceDE w:val="0"/>
-        <w:autoSpaceDN w:val="0"/>
-        <w:adjustRightInd w:val="0"/>
-        <w:spacing w:line="288" w:lineRule="auto"/>
-        <w:jc w:val="left"/>
-        <w:rPr>
-          <w:rFonts w:ascii="宋体" w:eastAsia="宋体" w:cs="宋体"/>
-          <w:color w:val="000000"/>
-          <w:kern w:val="0"/>
-          <w:sz w:val="16"/>
-          <w:szCs w:val="16"/>
-        </w:rPr>
-      </w:pPr>
-      <w:r>
-        <w:rPr>
-          <w:rFonts w:ascii="宋体" w:eastAsia="宋体" w:cs="宋体"/>
-          <w:color w:val="000000"/>
-          <w:kern w:val="0"/>
-          <w:sz w:val="16"/>
-          <w:szCs w:val="16"/>
-        </w:rPr>
-      </w:r>
-      <w:r>
-        <w:rPr>
-          <w:rFonts w:ascii="宋体" w:eastAsia="宋体" w:cs="宋体"/>
-          <w:color w:val="000000"/>
-          <w:kern w:val="0"/>
-          <w:sz w:val="16"/>
-          <w:szCs w:val="16"/>
-        </w:rPr>
         <w:pict>
-          <v:shape id="_x0000_s1052" type="#_x0000_t202" style="width:165.25pt;height:70.2pt;mso-width-percent:400;mso-height-percent:200;mso-position-horizontal-relative:char;mso-position-vertical-relative:line;mso-width-percent:400;mso-height-percent:200;mso-width-relative:margin;mso-height-relative:margin">
-            <v:textbox style="mso-next-textbox:#_x0000_s1052;mso-fit-shape-to-text:t">
+          <v:shape id="_x0000_s1077" type="#_x0000_t202" style="width:165.25pt;height:70.2pt;mso-width-percent:400;mso-height-percent:200;mso-position-horizontal-relative:char;mso-position-vertical-relative:line;mso-width-percent:400;mso-height-percent:200;mso-width-relative:margin;mso-height-relative:margin">
+            <v:textbox style="mso-next-textbox:#_x0000_s1077;mso-fit-shape-to-text:t">
               <w:txbxContent>
                 <w:p>
                   <w:pPr>
@@ -25602,13 +24494,7 @@
         <w:rPr>
           <w:rFonts w:hint="eastAsia"/>
         </w:rPr>
-        <w:t>,mode,fi</w:t>
-      </w:r>
-      <w:r>
-        <w:rPr>
-          <w:rFonts w:hint="eastAsia"/>
-        </w:rPr>
-        <w:t>)</w:t>
+        <w:t>,mode,fi)</w:t>
       </w:r>
     </w:p>
     <w:p>
@@ -25624,33 +24510,21 @@
           <v:shape id="_x0000_i1049" type="#_x0000_t75" style="width:97.65pt;height:260.45pt" o:ole="">
             <v:imagedata r:id="rId30" o:title=""/>
           </v:shape>
-          <o:OLEObject Type="Embed" ProgID="Visio.Drawing.11" ShapeID="_x0000_i1049" DrawAspect="Content" ObjectID="_1582108206" r:id="rId31"/>
+          <o:OLEObject Type="Embed" ProgID="Visio.Drawing.11" ShapeID="_x0000_i1049" DrawAspect="Content" ObjectID="_1586177162" r:id="rId31"/>
         </w:object>
       </w:r>
       <w:r>
         <w:rPr>
           <w:rFonts w:hint="eastAsia"/>
         </w:rPr>
-        <w:t xml:space="preserve">       </w:t>
-      </w:r>
-      <w:r>
-        <w:rPr>
-          <w:rFonts w:hint="eastAsia"/>
-        </w:rPr>
-        <w:t xml:space="preserve">   </w:t>
-      </w:r>
-      <w:r>
-        <w:rPr>
-          <w:rFonts w:hint="eastAsia"/>
-        </w:rPr>
-        <w:t xml:space="preserve">    </w:t>
+        <w:t xml:space="preserve">              </w:t>
       </w:r>
       <w:r>
         <w:object w:dxaOrig="1973" w:dyaOrig="5998">
           <v:shape id="_x0000_i1050" type="#_x0000_t75" style="width:98.3pt;height:299.9pt" o:ole="">
             <v:imagedata r:id="rId32" o:title=""/>
           </v:shape>
-          <o:OLEObject Type="Embed" ProgID="Visio.Drawing.11" ShapeID="_x0000_i1050" DrawAspect="Content" ObjectID="_1582108207" r:id="rId33"/>
+          <o:OLEObject Type="Embed" ProgID="Visio.Drawing.11" ShapeID="_x0000_i1050" DrawAspect="Content" ObjectID="_1586177163" r:id="rId33"/>
         </w:object>
       </w:r>
     </w:p>
@@ -25674,19 +24548,7 @@
         <w:rPr>
           <w:rFonts w:hint="eastAsia"/>
         </w:rPr>
-        <w:t xml:space="preserve">   </w:t>
-      </w:r>
-      <w:r>
-        <w:rPr>
-          <w:rFonts w:hint="eastAsia"/>
-        </w:rPr>
-        <w:t xml:space="preserve">                     </w:t>
-      </w:r>
-      <w:r>
-        <w:rPr>
-          <w:rFonts w:hint="eastAsia"/>
-        </w:rPr>
-        <w:t>create</w:t>
+        <w:t xml:space="preserve">                        create</w:t>
       </w:r>
       <w:r>
         <w:rPr>
@@ -25703,7 +24565,7 @@
     </w:p>
     <w:p>
       <w:pPr>
-        <w:pStyle w:val="4"/>
+        <w:pStyle w:val="Heading4"/>
         <w:numPr>
           <w:ilvl w:val="0"/>
           <w:numId w:val="16"/>
@@ -25728,13 +24590,7 @@
         <w:rPr>
           <w:rFonts w:hint="eastAsia"/>
         </w:rPr>
-        <w:t>DIR *</w:t>
-      </w:r>
-      <w:r>
-        <w:rPr>
-          <w:rFonts w:hint="eastAsia"/>
-        </w:rPr>
-        <w:t>opendir</w:t>
+        <w:t>DIR *opendir</w:t>
       </w:r>
       <w:r>
         <w:rPr>
@@ -25840,13 +24696,13 @@
           <v:shape id="_x0000_i1051" type="#_x0000_t75" style="width:97.65pt;height:260.45pt" o:ole="">
             <v:imagedata r:id="rId34" o:title=""/>
           </v:shape>
-          <o:OLEObject Type="Embed" ProgID="Visio.Drawing.11" ShapeID="_x0000_i1051" DrawAspect="Content" ObjectID="_1582108208" r:id="rId35"/>
+          <o:OLEObject Type="Embed" ProgID="Visio.Drawing.11" ShapeID="_x0000_i1051" DrawAspect="Content" ObjectID="_1586177164" r:id="rId35"/>
         </w:object>
       </w:r>
     </w:p>
     <w:p>
       <w:pPr>
-        <w:pStyle w:val="4"/>
+        <w:pStyle w:val="Heading4"/>
         <w:numPr>
           <w:ilvl w:val="0"/>
           <w:numId w:val="16"/>
@@ -25977,8 +24833,8 @@
           <w:szCs w:val="16"/>
         </w:rPr>
         <w:pict>
-          <v:shape id="_x0000_s1048" type="#_x0000_t202" style="width:165.25pt;height:70.2pt;mso-width-percent:400;mso-height-percent:200;mso-position-horizontal-relative:char;mso-position-vertical-relative:line;mso-width-percent:400;mso-height-percent:200;mso-width-relative:margin;mso-height-relative:margin">
-            <v:textbox style="mso-next-textbox:#_x0000_s1048;mso-fit-shape-to-text:t">
+          <v:shape id="_x0000_s1076" type="#_x0000_t202" style="width:165.25pt;height:70.2pt;mso-width-percent:400;mso-height-percent:200;mso-position-horizontal-relative:char;mso-position-vertical-relative:line;mso-width-percent:400;mso-height-percent:200;mso-width-relative:margin;mso-height-relative:margin">
+            <v:textbox style="mso-next-textbox:#_x0000_s1076;mso-fit-shape-to-text:t">
               <w:txbxContent>
                 <w:p>
                   <w:pPr>
@@ -26222,8 +25078,8 @@
           <w:szCs w:val="16"/>
         </w:rPr>
         <w:pict>
-          <v:shape id="_x0000_s1047" type="#_x0000_t202" style="width:165.25pt;height:70.2pt;mso-width-percent:400;mso-height-percent:200;mso-position-horizontal-relative:char;mso-position-vertical-relative:line;mso-width-percent:400;mso-height-percent:200;mso-width-relative:margin;mso-height-relative:margin">
-            <v:textbox style="mso-next-textbox:#_x0000_s1047;mso-fit-shape-to-text:t">
+          <v:shape id="_x0000_s1075" type="#_x0000_t202" style="width:165.25pt;height:70.2pt;mso-width-percent:400;mso-height-percent:200;mso-position-horizontal-relative:char;mso-position-vertical-relative:line;mso-width-percent:400;mso-height-percent:200;mso-width-relative:margin;mso-height-relative:margin">
+            <v:textbox style="mso-next-textbox:#_x0000_s1075;mso-fit-shape-to-text:t">
               <w:txbxContent>
                 <w:p>
                   <w:pPr>
@@ -26490,7 +25346,7 @@
           <v:shape id="_x0000_i1052" type="#_x0000_t75" style="width:97.65pt;height:162.15pt" o:ole="">
             <v:imagedata r:id="rId36" o:title=""/>
           </v:shape>
-          <o:OLEObject Type="Embed" ProgID="Visio.Drawing.11" ShapeID="_x0000_i1052" DrawAspect="Content" ObjectID="_1582108209" r:id="rId37"/>
+          <o:OLEObject Type="Embed" ProgID="Visio.Drawing.11" ShapeID="_x0000_i1052" DrawAspect="Content" ObjectID="_1586177165" r:id="rId37"/>
         </w:object>
       </w:r>
       <w:r>
@@ -26502,7 +25358,7 @@
     </w:p>
     <w:p>
       <w:pPr>
-        <w:pStyle w:val="4"/>
+        <w:pStyle w:val="Heading4"/>
         <w:numPr>
           <w:ilvl w:val="0"/>
           <w:numId w:val="16"/>
@@ -26516,14 +25372,7 @@
           <w:rFonts w:hint="eastAsia"/>
           <w:b w:val="0"/>
         </w:rPr>
-        <w:t>l</w:t>
-      </w:r>
-      <w:r>
-        <w:rPr>
-          <w:rFonts w:hint="eastAsia"/>
-          <w:b w:val="0"/>
-        </w:rPr>
-        <w:t>seek</w:t>
+        <w:t>lseek</w:t>
       </w:r>
     </w:p>
     <w:p>
@@ -26556,13 +25405,7 @@
         <w:rPr>
           <w:rFonts w:hint="eastAsia"/>
         </w:rPr>
-        <w:t>l</w:t>
-      </w:r>
-      <w:r>
-        <w:rPr>
-          <w:rFonts w:hint="eastAsia"/>
-        </w:rPr>
-        <w:t>seek</w:t>
+        <w:t>lseek</w:t>
       </w:r>
       <w:r>
         <w:rPr>
@@ -26580,13 +25423,7 @@
         <w:rPr>
           <w:rFonts w:hint="eastAsia"/>
         </w:rPr>
-        <w:t>用</w:t>
-      </w:r>
-      <w:r>
-        <w:rPr>
-          <w:rFonts w:hint="eastAsia"/>
-        </w:rPr>
-        <w:t>户空间文件系统无相应的接口，但是可以直接调用该接口进行偏移设置，</w:t>
+        <w:t>用户空间文件系统无相应的接口，但是可以直接调用该接口进行偏移设置，</w:t>
       </w:r>
       <w:r>
         <w:rPr>
@@ -26658,19 +25495,7 @@
         <w:rPr>
           <w:rFonts w:hint="eastAsia"/>
         </w:rPr>
-        <w:t>以参数形式传入</w:t>
-      </w:r>
-      <w:r>
-        <w:rPr>
-          <w:rFonts w:hint="eastAsia"/>
-        </w:rPr>
-        <w:t>，从而实现</w:t>
-      </w:r>
-      <w:r>
-        <w:rPr>
-          <w:rFonts w:hint="eastAsia"/>
-        </w:rPr>
-        <w:t>控制文件的</w:t>
+        <w:t>以参数形式传入，从而实现控制文件的</w:t>
       </w:r>
       <w:r>
         <w:rPr>
@@ -26735,7 +25560,7 @@
     </w:p>
     <w:p>
       <w:pPr>
-        <w:pStyle w:val="4"/>
+        <w:pStyle w:val="Heading4"/>
         <w:numPr>
           <w:ilvl w:val="0"/>
           <w:numId w:val="16"/>
@@ -26881,13 +25706,7 @@
         <w:rPr>
           <w:rFonts w:hint="eastAsia"/>
         </w:rPr>
-        <w:t>都走普通的读取流程</w:t>
-      </w:r>
-      <w:r>
-        <w:rPr>
-          <w:rFonts w:hint="eastAsia"/>
-        </w:rPr>
-        <w:t>。</w:t>
+        <w:t>都走普通的读取流程。</w:t>
       </w:r>
     </w:p>
     <w:p>
@@ -27083,8 +25902,8 @@
           <w:szCs w:val="16"/>
         </w:rPr>
         <w:pict>
-          <v:shape id="_x0000_s1045" type="#_x0000_t202" style="width:165.25pt;height:70.2pt;mso-width-percent:400;mso-height-percent:200;mso-position-horizontal-relative:char;mso-position-vertical-relative:line;mso-width-percent:400;mso-height-percent:200;mso-width-relative:margin;mso-height-relative:margin">
-            <v:textbox style="mso-next-textbox:#_x0000_s1045;mso-fit-shape-to-text:t">
+          <v:shape id="_x0000_s1074" type="#_x0000_t202" style="width:165.25pt;height:70.2pt;mso-width-percent:400;mso-height-percent:200;mso-position-horizontal-relative:char;mso-position-vertical-relative:line;mso-width-percent:400;mso-height-percent:200;mso-width-relative:margin;mso-height-relative:margin">
+            <v:textbox style="mso-next-textbox:#_x0000_s1074;mso-fit-shape-to-text:t">
               <w:txbxContent>
                 <w:p>
                   <w:pPr>
@@ -27542,8 +26361,8 @@
           <w:szCs w:val="16"/>
         </w:rPr>
         <w:pict>
-          <v:shape id="_x0000_s1044" type="#_x0000_t202" style="width:164.85pt;height:42.35pt;mso-width-percent:400;mso-position-horizontal-relative:char;mso-position-vertical-relative:line;mso-width-percent:400;mso-width-relative:margin;mso-height-relative:margin">
-            <v:textbox style="mso-next-textbox:#_x0000_s1044">
+          <v:shape id="_x0000_s1073" type="#_x0000_t202" style="width:164.85pt;height:42.35pt;mso-width-percent:400;mso-position-horizontal-relative:char;mso-position-vertical-relative:line;mso-width-percent:400;mso-width-relative:margin;mso-height-relative:margin">
+            <v:textbox style="mso-next-textbox:#_x0000_s1073">
               <w:txbxContent>
                 <w:p>
                   <w:pPr>
@@ -27660,7 +26479,7 @@
           <v:shape id="_x0000_i1053" type="#_x0000_t75" style="width:139pt;height:248.55pt" o:ole="">
             <v:imagedata r:id="rId38" o:title=""/>
           </v:shape>
-          <o:OLEObject Type="Embed" ProgID="Visio.Drawing.11" ShapeID="_x0000_i1053" DrawAspect="Content" ObjectID="_1582108210" r:id="rId39"/>
+          <o:OLEObject Type="Embed" ProgID="Visio.Drawing.11" ShapeID="_x0000_i1053" DrawAspect="Content" ObjectID="_1586177166" r:id="rId39"/>
         </w:object>
       </w:r>
     </w:p>
@@ -27697,7 +26516,7 @@
     </w:p>
     <w:p>
       <w:pPr>
-        <w:pStyle w:val="4"/>
+        <w:pStyle w:val="Heading4"/>
         <w:numPr>
           <w:ilvl w:val="0"/>
           <w:numId w:val="16"/>
@@ -27935,8 +26754,8 @@
           <w:szCs w:val="16"/>
         </w:rPr>
         <w:pict>
-          <v:shape id="_x0000_s1042" type="#_x0000_t202" style="width:165.25pt;height:70.2pt;mso-width-percent:400;mso-height-percent:200;mso-position-horizontal-relative:char;mso-position-vertical-relative:line;mso-width-percent:400;mso-height-percent:200;mso-width-relative:margin;mso-height-relative:margin">
-            <v:textbox style="mso-next-textbox:#_x0000_s1042;mso-fit-shape-to-text:t">
+          <v:shape id="_x0000_s1072" type="#_x0000_t202" style="width:165.25pt;height:70.2pt;mso-width-percent:400;mso-height-percent:200;mso-position-horizontal-relative:char;mso-position-vertical-relative:line;mso-width-percent:400;mso-height-percent:200;mso-width-relative:margin;mso-height-relative:margin">
+            <v:textbox style="mso-next-textbox:#_x0000_s1072;mso-fit-shape-to-text:t">
               <w:txbxContent>
                 <w:p>
                   <w:pPr>
@@ -28296,8 +27115,8 @@
           <w:szCs w:val="16"/>
         </w:rPr>
         <w:pict>
-          <v:shape id="_x0000_s1041" type="#_x0000_t202" style="width:165.25pt;height:70.2pt;mso-width-percent:400;mso-height-percent:200;mso-position-horizontal-relative:char;mso-position-vertical-relative:line;mso-width-percent:400;mso-height-percent:200;mso-width-relative:margin;mso-height-relative:margin">
-            <v:textbox style="mso-next-textbox:#_x0000_s1041;mso-fit-shape-to-text:t">
+          <v:shape id="_x0000_s1071" type="#_x0000_t202" style="width:165.25pt;height:70.2pt;mso-width-percent:400;mso-height-percent:200;mso-position-horizontal-relative:char;mso-position-vertical-relative:line;mso-width-percent:400;mso-height-percent:200;mso-width-relative:margin;mso-height-relative:margin">
+            <v:textbox style="mso-next-textbox:#_x0000_s1071;mso-fit-shape-to-text:t">
               <w:txbxContent>
                 <w:p>
                   <w:pPr>
@@ -28372,13 +27191,13 @@
           <v:shape id="_x0000_i1054" type="#_x0000_t75" style="width:110.2pt;height:254.2pt" o:ole="">
             <v:imagedata r:id="rId40" o:title=""/>
           </v:shape>
-          <o:OLEObject Type="Embed" ProgID="Visio.Drawing.11" ShapeID="_x0000_i1054" DrawAspect="Content" ObjectID="_1582108211" r:id="rId41"/>
+          <o:OLEObject Type="Embed" ProgID="Visio.Drawing.11" ShapeID="_x0000_i1054" DrawAspect="Content" ObjectID="_1586177167" r:id="rId41"/>
         </w:object>
       </w:r>
     </w:p>
     <w:p>
       <w:pPr>
-        <w:pStyle w:val="4"/>
+        <w:pStyle w:val="Heading4"/>
         <w:numPr>
           <w:ilvl w:val="0"/>
           <w:numId w:val="16"/>
@@ -28574,8 +27393,8 @@
           <w:szCs w:val="16"/>
         </w:rPr>
         <w:pict>
-          <v:shape id="_x0000_s1039" type="#_x0000_t202" style="width:165.25pt;height:70.2pt;mso-width-percent:400;mso-height-percent:200;mso-position-horizontal-relative:char;mso-position-vertical-relative:line;mso-width-percent:400;mso-height-percent:200;mso-width-relative:margin;mso-height-relative:margin">
-            <v:textbox style="mso-next-textbox:#_x0000_s1039;mso-fit-shape-to-text:t">
+          <v:shape id="_x0000_s1070" type="#_x0000_t202" style="width:165.25pt;height:70.2pt;mso-width-percent:400;mso-height-percent:200;mso-position-horizontal-relative:char;mso-position-vertical-relative:line;mso-width-percent:400;mso-height-percent:200;mso-width-relative:margin;mso-height-relative:margin">
+            <v:textbox style="mso-next-textbox:#_x0000_s1070;mso-fit-shape-to-text:t">
               <w:txbxContent>
                 <w:p>
                   <w:pPr>
@@ -28690,13 +27509,13 @@
           <v:shape id="_x0000_i1055" type="#_x0000_t75" style="width:64.5pt;height:140.85pt" o:ole="">
             <v:imagedata r:id="rId42" o:title=""/>
           </v:shape>
-          <o:OLEObject Type="Embed" ProgID="Visio.Drawing.11" ShapeID="_x0000_i1055" DrawAspect="Content" ObjectID="_1582108212" r:id="rId43"/>
+          <o:OLEObject Type="Embed" ProgID="Visio.Drawing.11" ShapeID="_x0000_i1055" DrawAspect="Content" ObjectID="_1586177168" r:id="rId43"/>
         </w:object>
       </w:r>
     </w:p>
     <w:p>
       <w:pPr>
-        <w:pStyle w:val="4"/>
+        <w:pStyle w:val="Heading4"/>
         <w:numPr>
           <w:ilvl w:val="0"/>
           <w:numId w:val="16"/>
@@ -28767,13 +27586,7 @@
         <w:rPr>
           <w:rFonts w:hint="eastAsia"/>
         </w:rPr>
-        <w:t xml:space="preserve"> </w:t>
-      </w:r>
-      <w:r>
-        <w:rPr>
-          <w:rFonts w:hint="eastAsia"/>
-        </w:rPr>
-        <w:t>remove(const char *pathname)</w:t>
+        <w:t xml:space="preserve"> remove(const char *pathname)</w:t>
       </w:r>
     </w:p>
     <w:p>
@@ -28862,7 +27675,7 @@
           <w:szCs w:val="16"/>
         </w:rPr>
         <w:pict>
-          <v:shape id="_x0000_s1037" type="#_x0000_t202" style="width:165.25pt;height:70.2pt;mso-width-percent:400;mso-height-percent:200;mso-position-horizontal-relative:char;mso-position-vertical-relative:line;mso-width-percent:400;mso-height-percent:200;mso-width-relative:margin;mso-height-relative:margin">
+          <v:shape id="_x0000_s1069" type="#_x0000_t202" style="width:165.25pt;height:70.2pt;mso-width-percent:400;mso-height-percent:200;mso-position-horizontal-relative:char;mso-position-vertical-relative:line;mso-width-percent:400;mso-height-percent:200;mso-width-relative:margin;mso-height-relative:margin">
             <v:textbox style="mso-fit-shape-to-text:t">
               <w:txbxContent>
                 <w:p>
@@ -29012,7 +27825,7 @@
           <w:szCs w:val="16"/>
         </w:rPr>
         <w:pict>
-          <v:shape id="_x0000_s1036" type="#_x0000_t202" style="width:176.55pt;height:49.45pt;mso-height-percent:200;mso-position-horizontal-relative:char;mso-position-vertical-relative:line;mso-height-percent:200;mso-width-relative:margin;mso-height-relative:margin">
+          <v:shape id="_x0000_s1068" type="#_x0000_t202" style="width:176.55pt;height:49.45pt;mso-height-percent:200;mso-position-horizontal-relative:char;mso-position-vertical-relative:line;mso-height-percent:200;mso-width-relative:margin;mso-height-relative:margin">
             <v:textbox style="mso-fit-shape-to-text:t">
               <w:txbxContent>
                 <w:p>
@@ -29114,13 +27927,13 @@
           <v:shape id="_x0000_i1056" type="#_x0000_t75" style="width:116.45pt;height:352.5pt" o:ole="">
             <v:imagedata r:id="rId44" o:title=""/>
           </v:shape>
-          <o:OLEObject Type="Embed" ProgID="Visio.Drawing.11" ShapeID="_x0000_i1056" DrawAspect="Content" ObjectID="_1582108213" r:id="rId45"/>
+          <o:OLEObject Type="Embed" ProgID="Visio.Drawing.11" ShapeID="_x0000_i1056" DrawAspect="Content" ObjectID="_1586177169" r:id="rId45"/>
         </w:object>
       </w:r>
     </w:p>
     <w:p>
       <w:pPr>
-        <w:pStyle w:val="4"/>
+        <w:pStyle w:val="Heading4"/>
         <w:numPr>
           <w:ilvl w:val="0"/>
           <w:numId w:val="16"/>
@@ -29258,13 +28071,7 @@
         <w:rPr>
           <w:rFonts w:hint="eastAsia"/>
         </w:rPr>
-        <w:t xml:space="preserve"> </w:t>
-      </w:r>
-      <w:r>
-        <w:rPr>
-          <w:rFonts w:hint="eastAsia"/>
-        </w:rPr>
-        <w:t>close(int fd)</w:t>
+        <w:t xml:space="preserve"> close(int fd)</w:t>
       </w:r>
     </w:p>
     <w:p>
@@ -29309,13 +28116,7 @@
         <w:rPr>
           <w:rFonts w:hint="eastAsia"/>
         </w:rPr>
-        <w:t xml:space="preserve">INT32 </w:t>
-      </w:r>
-      <w:r>
-        <w:rPr>
-          <w:rFonts w:hint="eastAsia"/>
-        </w:rPr>
-        <w:t>(*release)</w:t>
+        <w:t>INT32 (*release)</w:t>
       </w:r>
       <w:r>
         <w:t xml:space="preserve"> (const CHAR *path, struct fuse_file_info *fi)</w:t>
@@ -29353,7 +28154,7 @@
           <w:szCs w:val="16"/>
         </w:rPr>
         <w:pict>
-          <v:shape id="_x0000_s1034" type="#_x0000_t202" style="width:165.25pt;height:70.2pt;mso-width-percent:400;mso-height-percent:200;mso-position-horizontal-relative:char;mso-position-vertical-relative:line;mso-width-percent:400;mso-height-percent:200;mso-width-relative:margin;mso-height-relative:margin">
+          <v:shape id="_x0000_s1067" type="#_x0000_t202" style="width:165.25pt;height:70.2pt;mso-width-percent:400;mso-height-percent:200;mso-position-horizontal-relative:char;mso-position-vertical-relative:line;mso-width-percent:400;mso-height-percent:200;mso-width-relative:margin;mso-height-relative:margin">
             <v:textbox style="mso-fit-shape-to-text:t">
               <w:txbxContent>
                 <w:p>
@@ -29518,13 +28319,13 @@
           <v:shape id="_x0000_i1057" type="#_x0000_t75" style="width:67.6pt;height:129.6pt" o:ole="">
             <v:imagedata r:id="rId46" o:title=""/>
           </v:shape>
-          <o:OLEObject Type="Embed" ProgID="Visio.Drawing.11" ShapeID="_x0000_i1057" DrawAspect="Content" ObjectID="_1582108214" r:id="rId47"/>
+          <o:OLEObject Type="Embed" ProgID="Visio.Drawing.11" ShapeID="_x0000_i1057" DrawAspect="Content" ObjectID="_1586177170" r:id="rId47"/>
         </w:object>
       </w:r>
     </w:p>
     <w:p>
       <w:pPr>
-        <w:pStyle w:val="4"/>
+        <w:pStyle w:val="Heading4"/>
         <w:numPr>
           <w:ilvl w:val="0"/>
           <w:numId w:val="16"/>
@@ -29558,13 +28359,7 @@
         <w:rPr>
           <w:rFonts w:hint="eastAsia"/>
         </w:rPr>
-        <w:t>用于</w:t>
-      </w:r>
-      <w:r>
-        <w:rPr>
-          <w:rFonts w:hint="eastAsia"/>
-        </w:rPr>
-        <w:t>以</w:t>
+        <w:t>用于以</w:t>
       </w:r>
       <w:r>
         <w:rPr>
@@ -29576,25 +28371,7 @@
         <w:rPr>
           <w:rFonts w:hint="eastAsia"/>
         </w:rPr>
-        <w:t>的权限</w:t>
-      </w:r>
-      <w:r>
-        <w:rPr>
-          <w:rFonts w:hint="eastAsia"/>
-        </w:rPr>
-        <w:t>创建</w:t>
-      </w:r>
-      <w:r>
-        <w:rPr>
-          <w:rFonts w:hint="eastAsia"/>
-        </w:rPr>
-        <w:t>一个</w:t>
-      </w:r>
-      <w:r>
-        <w:rPr>
-          <w:rFonts w:hint="eastAsia"/>
-        </w:rPr>
-        <w:t>目录。</w:t>
+        <w:t>的权限创建一个目录。</w:t>
       </w:r>
     </w:p>
     <w:p>
@@ -29624,13 +28401,13 @@
           <v:shape id="_x0000_i1058" type="#_x0000_t75" style="width:98.3pt;height:298pt" o:ole="">
             <v:imagedata r:id="rId48" o:title=""/>
           </v:shape>
-          <o:OLEObject Type="Embed" ProgID="Visio.Drawing.11" ShapeID="_x0000_i1058" DrawAspect="Content" ObjectID="_1582108215" r:id="rId49"/>
+          <o:OLEObject Type="Embed" ProgID="Visio.Drawing.11" ShapeID="_x0000_i1058" DrawAspect="Content" ObjectID="_1586177171" r:id="rId49"/>
         </w:object>
       </w:r>
     </w:p>
     <w:p>
       <w:pPr>
-        <w:pStyle w:val="4"/>
+        <w:pStyle w:val="Heading4"/>
         <w:numPr>
           <w:ilvl w:val="0"/>
           <w:numId w:val="16"/>
@@ -29795,13 +28572,13 @@
           <v:shape id="_x0000_i1059" type="#_x0000_t75" style="width:67.6pt;height:152.75pt" o:ole="">
             <v:imagedata r:id="rId50" o:title=""/>
           </v:shape>
-          <o:OLEObject Type="Embed" ProgID="Visio.Drawing.11" ShapeID="_x0000_i1059" DrawAspect="Content" ObjectID="_1582108216" r:id="rId51"/>
+          <o:OLEObject Type="Embed" ProgID="Visio.Drawing.11" ShapeID="_x0000_i1059" DrawAspect="Content" ObjectID="_1586177172" r:id="rId51"/>
         </w:object>
       </w:r>
     </w:p>
     <w:p>
       <w:pPr>
-        <w:pStyle w:val="4"/>
+        <w:pStyle w:val="Heading4"/>
         <w:numPr>
           <w:ilvl w:val="0"/>
           <w:numId w:val="16"/>
@@ -29820,7 +28597,7 @@
     </w:p>
     <w:p>
       <w:pPr>
-        <w:pStyle w:val="a8"/>
+        <w:pStyle w:val="ListParagraph"/>
         <w:ind w:left="420" w:firstLineChars="0" w:firstLine="0"/>
       </w:pPr>
       <w:r>
@@ -30017,7 +28794,7 @@
           <w:szCs w:val="16"/>
         </w:rPr>
         <w:pict>
-          <v:shape id="_x0000_s1030" type="#_x0000_t202" style="width:175.8pt;height:39.1pt;mso-height-percent:200;mso-position-horizontal-relative:char;mso-position-vertical-relative:line;mso-height-percent:200;mso-width-relative:margin;mso-height-relative:margin">
+          <v:shape id="_x0000_s1066" type="#_x0000_t202" style="width:175.8pt;height:39.1pt;mso-height-percent:200;mso-position-horizontal-relative:char;mso-position-vertical-relative:line;mso-height-percent:200;mso-width-relative:margin;mso-height-relative:margin">
             <v:textbox style="mso-fit-shape-to-text:t">
               <w:txbxContent>
                 <w:p>
@@ -30143,7 +28920,7 @@
           <v:shape id="_x0000_i1060" type="#_x0000_t75" style="width:67.6pt;height:103.3pt" o:ole="">
             <v:imagedata r:id="rId52" o:title=""/>
           </v:shape>
-          <o:OLEObject Type="Embed" ProgID="Visio.Drawing.11" ShapeID="_x0000_i1060" DrawAspect="Content" ObjectID="_1582108217" r:id="rId53"/>
+          <o:OLEObject Type="Embed" ProgID="Visio.Drawing.11" ShapeID="_x0000_i1060" DrawAspect="Content" ObjectID="_1586177173" r:id="rId53"/>
         </w:object>
       </w:r>
     </w:p>
@@ -30158,7 +28935,7 @@
     </w:p>
     <w:p>
       <w:pPr>
-        <w:pStyle w:val="4"/>
+        <w:pStyle w:val="Heading4"/>
         <w:numPr>
           <w:ilvl w:val="0"/>
           <w:numId w:val="16"/>
@@ -30190,13 +28967,7 @@
         <w:rPr>
           <w:rFonts w:hint="eastAsia"/>
         </w:rPr>
-        <w:t>创建一个符号链接</w:t>
-      </w:r>
-      <w:r>
-        <w:rPr>
-          <w:rFonts w:hint="eastAsia"/>
-        </w:rPr>
-        <w:t>，符号链接默认</w:t>
+        <w:t>创建一个符号链接，符号链接默认</w:t>
       </w:r>
       <w:r>
         <w:rPr>
@@ -30208,13 +28979,7 @@
         <w:rPr>
           <w:rFonts w:hint="eastAsia"/>
         </w:rPr>
-        <w:t>权限</w:t>
-      </w:r>
-      <w:r>
-        <w:rPr>
-          <w:rFonts w:hint="eastAsia"/>
-        </w:rPr>
-        <w:t>。</w:t>
+        <w:t>权限。</w:t>
       </w:r>
       <w:r>
         <w:rPr>
@@ -30318,13 +29083,13 @@
           <v:shape id="_x0000_i1061" type="#_x0000_t75" style="width:98.3pt;height:298pt" o:ole="">
             <v:imagedata r:id="rId54" o:title=""/>
           </v:shape>
-          <o:OLEObject Type="Embed" ProgID="Visio.Drawing.11" ShapeID="_x0000_i1061" DrawAspect="Content" ObjectID="_1582108218" r:id="rId55"/>
+          <o:OLEObject Type="Embed" ProgID="Visio.Drawing.11" ShapeID="_x0000_i1061" DrawAspect="Content" ObjectID="_1586177174" r:id="rId55"/>
         </w:object>
       </w:r>
     </w:p>
     <w:p>
       <w:pPr>
-        <w:pStyle w:val="4"/>
+        <w:pStyle w:val="Heading4"/>
         <w:numPr>
           <w:ilvl w:val="0"/>
           <w:numId w:val="16"/>
@@ -30357,7 +29122,7 @@
     </w:p>
     <w:p>
       <w:pPr>
-        <w:pStyle w:val="HTML"/>
+        <w:pStyle w:val="HTMLPreformatted"/>
         <w:shd w:val="clear" w:color="auto" w:fill="FFFFFF"/>
         <w:rPr>
           <w:rFonts w:asciiTheme="minorHAnsi" w:eastAsiaTheme="minorEastAsia" w:hAnsiTheme="minorHAnsi" w:cstheme="minorBidi"/>
@@ -30378,7 +29143,7 @@
     </w:p>
     <w:p>
       <w:pPr>
-        <w:pStyle w:val="HTML"/>
+        <w:pStyle w:val="HTMLPreformatted"/>
         <w:shd w:val="clear" w:color="auto" w:fill="FFFFFF"/>
         <w:rPr>
           <w:rFonts w:asciiTheme="minorHAnsi" w:eastAsiaTheme="minorEastAsia" w:hAnsiTheme="minorHAnsi" w:cstheme="minorBidi"/>
@@ -30399,7 +29164,7 @@
     </w:p>
     <w:p>
       <w:pPr>
-        <w:pStyle w:val="HTML"/>
+        <w:pStyle w:val="HTMLPreformatted"/>
         <w:shd w:val="clear" w:color="auto" w:fill="FFFFFF"/>
         <w:ind w:firstLineChars="200" w:firstLine="420"/>
         <w:rPr>
@@ -30430,7 +29195,7 @@
     </w:p>
     <w:p>
       <w:pPr>
-        <w:pStyle w:val="HTML"/>
+        <w:pStyle w:val="HTMLPreformatted"/>
         <w:shd w:val="clear" w:color="auto" w:fill="FFFFFF"/>
         <w:ind w:firstLineChars="200" w:firstLine="420"/>
         <w:rPr>
@@ -30461,7 +29226,7 @@
     </w:p>
     <w:p>
       <w:pPr>
-        <w:pStyle w:val="HTML"/>
+        <w:pStyle w:val="HTMLPreformatted"/>
         <w:shd w:val="clear" w:color="auto" w:fill="FFFFFF"/>
         <w:rPr>
           <w:rFonts w:asciiTheme="minorHAnsi" w:eastAsiaTheme="minorEastAsia" w:hAnsiTheme="minorHAnsi" w:cstheme="minorBidi"/>
@@ -30489,13 +29254,13 @@
           <v:shape id="_x0000_i1062" type="#_x0000_t75" style="width:98.3pt;height:298pt" o:ole="">
             <v:imagedata r:id="rId56" o:title=""/>
           </v:shape>
-          <o:OLEObject Type="Embed" ProgID="Visio.Drawing.11" ShapeID="_x0000_i1062" DrawAspect="Content" ObjectID="_1582108219" r:id="rId57"/>
+          <o:OLEObject Type="Embed" ProgID="Visio.Drawing.11" ShapeID="_x0000_i1062" DrawAspect="Content" ObjectID="_1586177175" r:id="rId57"/>
         </w:object>
       </w:r>
     </w:p>
     <w:p>
       <w:pPr>
-        <w:pStyle w:val="4"/>
+        <w:pStyle w:val="Heading4"/>
         <w:numPr>
           <w:ilvl w:val="0"/>
           <w:numId w:val="16"/>
@@ -30531,6 +29296,9 @@
         <w:t>int rename(const char *oldname, const char *newname);</w:t>
       </w:r>
     </w:p>
+    <w:p/>
+    <w:p/>
+    <w:p/>
     <w:p>
       <w:pPr>
         <w:jc w:val="center"/>
@@ -30540,13 +29308,13 @@
           <v:shape id="_x0000_i1063" type="#_x0000_t75" style="width:98.3pt;height:298pt" o:ole="">
             <v:imagedata r:id="rId56" o:title=""/>
           </v:shape>
-          <o:OLEObject Type="Embed" ProgID="Visio.Drawing.11" ShapeID="_x0000_i1063" DrawAspect="Content" ObjectID="_1582108220" r:id="rId58"/>
+          <o:OLEObject Type="Embed" ProgID="Visio.Drawing.11" ShapeID="_x0000_i1063" DrawAspect="Content" ObjectID="_1586177176" r:id="rId58"/>
         </w:object>
       </w:r>
     </w:p>
     <w:p>
       <w:pPr>
-        <w:pStyle w:val="2"/>
+        <w:pStyle w:val="Heading2"/>
         <w:numPr>
           <w:ilvl w:val="0"/>
           <w:numId w:val="13"/>
@@ -30757,7 +29525,7 @@
     </w:p>
     <w:p>
       <w:pPr>
-        <w:pStyle w:val="2"/>
+        <w:pStyle w:val="Heading2"/>
         <w:numPr>
           <w:ilvl w:val="0"/>
           <w:numId w:val="13"/>
@@ -30773,25 +29541,10 @@
         <w:t>遗留任务</w:t>
       </w:r>
     </w:p>
+    <w:p/>
     <w:p>
       <w:pPr>
-        <w:pStyle w:val="2"/>
-        <w:rPr>
-          <w:b w:val="0"/>
-        </w:rPr>
-      </w:pPr>
-    </w:p>
-    <w:p>
-      <w:pPr>
-        <w:autoSpaceDE w:val="0"/>
-        <w:autoSpaceDN w:val="0"/>
-        <w:adjustRightInd w:val="0"/>
-        <w:spacing w:line="288" w:lineRule="auto"/>
-        <w:rPr>
-          <w:rFonts w:ascii="宋体" w:eastAsia="宋体" w:cs="宋体"/>
-          <w:color w:val="000000"/>
-          <w:kern w:val="0"/>
-          <w:sz w:val="16"/>
+        <w:rPr>
           <w:szCs w:val="16"/>
         </w:rPr>
       </w:pPr>
@@ -33016,19 +31769,19 @@
     <w:lsdException w:name="Bibliography" w:uiPriority="37"/>
     <w:lsdException w:name="TOC Heading" w:uiPriority="39" w:qFormat="1"/>
   </w:latentStyles>
-  <w:style w:type="paragraph" w:default="1" w:styleId="a">
+  <w:style w:type="paragraph" w:default="1" w:styleId="Normal">
     <w:name w:val="Normal"/>
     <w:qFormat/>
-    <w:rsid w:val="004F70E3"/>
+    <w:rsid w:val="00BB165D"/>
     <w:pPr>
       <w:widowControl w:val="0"/>
       <w:jc w:val="both"/>
     </w:pPr>
   </w:style>
-  <w:style w:type="paragraph" w:styleId="2">
+  <w:style w:type="paragraph" w:styleId="Heading2">
     <w:name w:val="heading 2"/>
-    <w:basedOn w:val="a"/>
-    <w:link w:val="2Char"/>
+    <w:basedOn w:val="Normal"/>
+    <w:link w:val="Heading2Char"/>
     <w:uiPriority w:val="9"/>
     <w:qFormat/>
     <w:rsid w:val="00220C25"/>
@@ -33047,11 +31800,11 @@
       <w:szCs w:val="36"/>
     </w:rPr>
   </w:style>
-  <w:style w:type="paragraph" w:styleId="3">
+  <w:style w:type="paragraph" w:styleId="Heading3">
     <w:name w:val="heading 3"/>
-    <w:basedOn w:val="a"/>
-    <w:next w:val="a"/>
-    <w:link w:val="3Char"/>
+    <w:basedOn w:val="Normal"/>
+    <w:next w:val="Normal"/>
+    <w:link w:val="Heading3Char"/>
     <w:uiPriority w:val="9"/>
     <w:unhideWhenUsed/>
     <w:qFormat/>
@@ -33069,11 +31822,11 @@
       <w:szCs w:val="32"/>
     </w:rPr>
   </w:style>
-  <w:style w:type="paragraph" w:styleId="4">
+  <w:style w:type="paragraph" w:styleId="Heading4">
     <w:name w:val="heading 4"/>
-    <w:basedOn w:val="a"/>
-    <w:next w:val="a"/>
-    <w:link w:val="4Char"/>
+    <w:basedOn w:val="Normal"/>
+    <w:next w:val="Normal"/>
+    <w:link w:val="Heading4Char"/>
     <w:uiPriority w:val="9"/>
     <w:unhideWhenUsed/>
     <w:qFormat/>
@@ -33092,11 +31845,11 @@
       <w:szCs w:val="28"/>
     </w:rPr>
   </w:style>
-  <w:style w:type="paragraph" w:styleId="5">
+  <w:style w:type="paragraph" w:styleId="Heading5">
     <w:name w:val="heading 5"/>
-    <w:basedOn w:val="a"/>
-    <w:next w:val="a"/>
-    <w:link w:val="5Char"/>
+    <w:basedOn w:val="Normal"/>
+    <w:next w:val="Normal"/>
+    <w:link w:val="Heading5Char"/>
     <w:uiPriority w:val="9"/>
     <w:unhideWhenUsed/>
     <w:qFormat/>
@@ -33114,13 +31867,13 @@
       <w:szCs w:val="28"/>
     </w:rPr>
   </w:style>
-  <w:style w:type="character" w:default="1" w:styleId="a0">
+  <w:style w:type="character" w:default="1" w:styleId="DefaultParagraphFont">
     <w:name w:val="Default Paragraph Font"/>
     <w:uiPriority w:val="1"/>
     <w:semiHidden/>
     <w:unhideWhenUsed/>
   </w:style>
-  <w:style w:type="table" w:default="1" w:styleId="a1">
+  <w:style w:type="table" w:default="1" w:styleId="TableNormal">
     <w:name w:val="Normal Table"/>
     <w:uiPriority w:val="99"/>
     <w:semiHidden/>
@@ -33136,15 +31889,15 @@
       </w:tblCellMar>
     </w:tblPr>
   </w:style>
-  <w:style w:type="numbering" w:default="1" w:styleId="a2">
+  <w:style w:type="numbering" w:default="1" w:styleId="NoList">
     <w:name w:val="No List"/>
     <w:uiPriority w:val="99"/>
     <w:semiHidden/>
     <w:unhideWhenUsed/>
   </w:style>
-  <w:style w:type="character" w:styleId="a3">
+  <w:style w:type="character" w:styleId="CommentReference">
     <w:name w:val="annotation reference"/>
-    <w:basedOn w:val="a0"/>
+    <w:basedOn w:val="DefaultParagraphFont"/>
     <w:uiPriority w:val="99"/>
     <w:semiHidden/>
     <w:unhideWhenUsed/>
@@ -33154,10 +31907,10 @@
       <w:szCs w:val="21"/>
     </w:rPr>
   </w:style>
-  <w:style w:type="paragraph" w:styleId="a4">
+  <w:style w:type="paragraph" w:styleId="CommentText">
     <w:name w:val="annotation text"/>
-    <w:basedOn w:val="a"/>
-    <w:link w:val="Char"/>
+    <w:basedOn w:val="Normal"/>
+    <w:link w:val="CommentTextChar"/>
     <w:uiPriority w:val="99"/>
     <w:unhideWhenUsed/>
     <w:rsid w:val="00374621"/>
@@ -33165,18 +31918,18 @@
       <w:jc w:val="left"/>
     </w:pPr>
   </w:style>
-  <w:style w:type="character" w:customStyle="1" w:styleId="Char">
-    <w:name w:val="批注文字 Char"/>
-    <w:basedOn w:val="a0"/>
-    <w:link w:val="a4"/>
+  <w:style w:type="character" w:customStyle="1" w:styleId="CommentTextChar">
+    <w:name w:val="Comment Text Char"/>
+    <w:basedOn w:val="DefaultParagraphFont"/>
+    <w:link w:val="CommentText"/>
     <w:uiPriority w:val="99"/>
     <w:rsid w:val="00374621"/>
   </w:style>
-  <w:style w:type="paragraph" w:styleId="a5">
+  <w:style w:type="paragraph" w:styleId="CommentSubject">
     <w:name w:val="annotation subject"/>
-    <w:basedOn w:val="a4"/>
-    <w:next w:val="a4"/>
-    <w:link w:val="Char0"/>
+    <w:basedOn w:val="CommentText"/>
+    <w:next w:val="CommentText"/>
+    <w:link w:val="CommentSubjectChar"/>
     <w:uiPriority w:val="99"/>
     <w:semiHidden/>
     <w:unhideWhenUsed/>
@@ -33186,10 +31939,10 @@
       <w:bCs/>
     </w:rPr>
   </w:style>
-  <w:style w:type="character" w:customStyle="1" w:styleId="Char0">
-    <w:name w:val="批注主题 Char"/>
-    <w:basedOn w:val="Char"/>
-    <w:link w:val="a5"/>
+  <w:style w:type="character" w:customStyle="1" w:styleId="CommentSubjectChar">
+    <w:name w:val="Comment Subject Char"/>
+    <w:basedOn w:val="CommentTextChar"/>
+    <w:link w:val="CommentSubject"/>
     <w:uiPriority w:val="99"/>
     <w:semiHidden/>
     <w:rsid w:val="00374621"/>
@@ -33198,10 +31951,10 @@
       <w:bCs/>
     </w:rPr>
   </w:style>
-  <w:style w:type="paragraph" w:styleId="a6">
+  <w:style w:type="paragraph" w:styleId="BalloonText">
     <w:name w:val="Balloon Text"/>
-    <w:basedOn w:val="a"/>
-    <w:link w:val="Char1"/>
+    <w:basedOn w:val="Normal"/>
+    <w:link w:val="BalloonTextChar"/>
     <w:uiPriority w:val="99"/>
     <w:semiHidden/>
     <w:unhideWhenUsed/>
@@ -33211,10 +31964,10 @@
       <w:szCs w:val="18"/>
     </w:rPr>
   </w:style>
-  <w:style w:type="character" w:customStyle="1" w:styleId="Char1">
-    <w:name w:val="批注框文本 Char"/>
-    <w:basedOn w:val="a0"/>
-    <w:link w:val="a6"/>
+  <w:style w:type="character" w:customStyle="1" w:styleId="BalloonTextChar">
+    <w:name w:val="Balloon Text Char"/>
+    <w:basedOn w:val="DefaultParagraphFont"/>
+    <w:link w:val="BalloonText"/>
     <w:uiPriority w:val="99"/>
     <w:semiHidden/>
     <w:rsid w:val="00374621"/>
@@ -33223,17 +31976,17 @@
       <w:szCs w:val="18"/>
     </w:rPr>
   </w:style>
-  <w:style w:type="paragraph" w:styleId="a7">
+  <w:style w:type="paragraph" w:styleId="Revision">
     <w:name w:val="Revision"/>
     <w:hidden/>
     <w:uiPriority w:val="99"/>
     <w:semiHidden/>
     <w:rsid w:val="00A47328"/>
   </w:style>
-  <w:style w:type="paragraph" w:styleId="HTML">
+  <w:style w:type="paragraph" w:styleId="HTMLPreformatted">
     <w:name w:val="HTML Preformatted"/>
-    <w:basedOn w:val="a"/>
-    <w:link w:val="HTMLChar"/>
+    <w:basedOn w:val="Normal"/>
+    <w:link w:val="HTMLPreformattedChar"/>
     <w:uiPriority w:val="99"/>
     <w:semiHidden/>
     <w:unhideWhenUsed/>
@@ -33267,10 +32020,10 @@
       <w:szCs w:val="24"/>
     </w:rPr>
   </w:style>
-  <w:style w:type="character" w:customStyle="1" w:styleId="HTMLChar">
-    <w:name w:val="HTML 预设格式 Char"/>
-    <w:basedOn w:val="a0"/>
-    <w:link w:val="HTML"/>
+  <w:style w:type="character" w:customStyle="1" w:styleId="HTMLPreformattedChar">
+    <w:name w:val="HTML Preformatted Char"/>
+    <w:basedOn w:val="DefaultParagraphFont"/>
+    <w:link w:val="HTMLPreformatted"/>
     <w:uiPriority w:val="99"/>
     <w:semiHidden/>
     <w:rsid w:val="004A00D5"/>
@@ -33281,10 +32034,10 @@
       <w:szCs w:val="24"/>
     </w:rPr>
   </w:style>
-  <w:style w:type="character" w:customStyle="1" w:styleId="2Char">
-    <w:name w:val="标题 2 Char"/>
-    <w:basedOn w:val="a0"/>
-    <w:link w:val="2"/>
+  <w:style w:type="character" w:customStyle="1" w:styleId="Heading2Char">
+    <w:name w:val="Heading 2 Char"/>
+    <w:basedOn w:val="DefaultParagraphFont"/>
+    <w:link w:val="Heading2"/>
     <w:uiPriority w:val="9"/>
     <w:rsid w:val="00220C25"/>
     <w:rPr>
@@ -33296,9 +32049,9 @@
       <w:szCs w:val="36"/>
     </w:rPr>
   </w:style>
-  <w:style w:type="paragraph" w:styleId="a8">
+  <w:style w:type="paragraph" w:styleId="ListParagraph">
     <w:name w:val="List Paragraph"/>
-    <w:basedOn w:val="a"/>
+    <w:basedOn w:val="Normal"/>
     <w:uiPriority w:val="34"/>
     <w:qFormat/>
     <w:rsid w:val="00F81D63"/>
@@ -33306,9 +32059,9 @@
       <w:ind w:firstLineChars="200" w:firstLine="420"/>
     </w:pPr>
   </w:style>
-  <w:style w:type="table" w:styleId="a9">
+  <w:style w:type="table" w:styleId="TableGrid">
     <w:name w:val="Table Grid"/>
-    <w:basedOn w:val="a1"/>
+    <w:basedOn w:val="TableNormal"/>
     <w:uiPriority w:val="59"/>
     <w:rsid w:val="0083242D"/>
     <w:tblPr>
@@ -33329,10 +32082,10 @@
       </w:tblCellMar>
     </w:tblPr>
   </w:style>
-  <w:style w:type="paragraph" w:styleId="aa">
+  <w:style w:type="paragraph" w:styleId="Header">
     <w:name w:val="header"/>
-    <w:basedOn w:val="a"/>
-    <w:link w:val="Char2"/>
+    <w:basedOn w:val="Normal"/>
+    <w:link w:val="HeaderChar"/>
     <w:uiPriority w:val="99"/>
     <w:semiHidden/>
     <w:unhideWhenUsed/>
@@ -33353,10 +32106,10 @@
       <w:szCs w:val="18"/>
     </w:rPr>
   </w:style>
-  <w:style w:type="character" w:customStyle="1" w:styleId="Char2">
-    <w:name w:val="页眉 Char"/>
-    <w:basedOn w:val="a0"/>
-    <w:link w:val="aa"/>
+  <w:style w:type="character" w:customStyle="1" w:styleId="HeaderChar">
+    <w:name w:val="Header Char"/>
+    <w:basedOn w:val="DefaultParagraphFont"/>
+    <w:link w:val="Header"/>
     <w:uiPriority w:val="99"/>
     <w:semiHidden/>
     <w:rsid w:val="00DB69DF"/>
@@ -33365,10 +32118,10 @@
       <w:szCs w:val="18"/>
     </w:rPr>
   </w:style>
-  <w:style w:type="paragraph" w:styleId="ab">
+  <w:style w:type="paragraph" w:styleId="Footer">
     <w:name w:val="footer"/>
-    <w:basedOn w:val="a"/>
-    <w:link w:val="Char3"/>
+    <w:basedOn w:val="Normal"/>
+    <w:link w:val="FooterChar"/>
     <w:uiPriority w:val="99"/>
     <w:semiHidden/>
     <w:unhideWhenUsed/>
@@ -33386,10 +32139,10 @@
       <w:szCs w:val="18"/>
     </w:rPr>
   </w:style>
-  <w:style w:type="character" w:customStyle="1" w:styleId="Char3">
-    <w:name w:val="页脚 Char"/>
-    <w:basedOn w:val="a0"/>
-    <w:link w:val="ab"/>
+  <w:style w:type="character" w:customStyle="1" w:styleId="FooterChar">
+    <w:name w:val="Footer Char"/>
+    <w:basedOn w:val="DefaultParagraphFont"/>
+    <w:link w:val="Footer"/>
     <w:uiPriority w:val="99"/>
     <w:semiHidden/>
     <w:rsid w:val="00DB69DF"/>
@@ -33398,10 +32151,10 @@
       <w:szCs w:val="18"/>
     </w:rPr>
   </w:style>
-  <w:style w:type="character" w:customStyle="1" w:styleId="3Char">
-    <w:name w:val="标题 3 Char"/>
-    <w:basedOn w:val="a0"/>
-    <w:link w:val="3"/>
+  <w:style w:type="character" w:customStyle="1" w:styleId="Heading3Char">
+    <w:name w:val="Heading 3 Char"/>
+    <w:basedOn w:val="DefaultParagraphFont"/>
+    <w:link w:val="Heading3"/>
     <w:uiPriority w:val="9"/>
     <w:rsid w:val="00E9480D"/>
     <w:rPr>
@@ -33411,11 +32164,11 @@
       <w:szCs w:val="32"/>
     </w:rPr>
   </w:style>
-  <w:style w:type="paragraph" w:styleId="ac">
+  <w:style w:type="paragraph" w:styleId="Date">
     <w:name w:val="Date"/>
-    <w:basedOn w:val="a"/>
-    <w:next w:val="a"/>
-    <w:link w:val="Char4"/>
+    <w:basedOn w:val="Normal"/>
+    <w:next w:val="Normal"/>
+    <w:link w:val="DateChar"/>
     <w:uiPriority w:val="99"/>
     <w:semiHidden/>
     <w:unhideWhenUsed/>
@@ -33424,18 +32177,18 @@
       <w:ind w:leftChars="2500" w:left="100"/>
     </w:pPr>
   </w:style>
-  <w:style w:type="character" w:customStyle="1" w:styleId="Char4">
-    <w:name w:val="日期 Char"/>
-    <w:basedOn w:val="a0"/>
-    <w:link w:val="ac"/>
+  <w:style w:type="character" w:customStyle="1" w:styleId="DateChar">
+    <w:name w:val="Date Char"/>
+    <w:basedOn w:val="DefaultParagraphFont"/>
+    <w:link w:val="Date"/>
     <w:uiPriority w:val="99"/>
     <w:semiHidden/>
     <w:rsid w:val="00446E7D"/>
   </w:style>
-  <w:style w:type="paragraph" w:styleId="ad">
+  <w:style w:type="paragraph" w:styleId="DocumentMap">
     <w:name w:val="Document Map"/>
-    <w:basedOn w:val="a"/>
-    <w:link w:val="Char5"/>
+    <w:basedOn w:val="Normal"/>
+    <w:link w:val="DocumentMapChar"/>
     <w:uiPriority w:val="99"/>
     <w:semiHidden/>
     <w:unhideWhenUsed/>
@@ -33446,10 +32199,10 @@
       <w:szCs w:val="18"/>
     </w:rPr>
   </w:style>
-  <w:style w:type="character" w:customStyle="1" w:styleId="Char5">
-    <w:name w:val="文档结构图 Char"/>
-    <w:basedOn w:val="a0"/>
-    <w:link w:val="ad"/>
+  <w:style w:type="character" w:customStyle="1" w:styleId="DocumentMapChar">
+    <w:name w:val="Document Map Char"/>
+    <w:basedOn w:val="DefaultParagraphFont"/>
+    <w:link w:val="DocumentMap"/>
     <w:uiPriority w:val="99"/>
     <w:semiHidden/>
     <w:rsid w:val="00CD6A56"/>
@@ -33459,10 +32212,10 @@
       <w:szCs w:val="18"/>
     </w:rPr>
   </w:style>
-  <w:style w:type="character" w:customStyle="1" w:styleId="4Char">
-    <w:name w:val="标题 4 Char"/>
-    <w:basedOn w:val="a0"/>
-    <w:link w:val="4"/>
+  <w:style w:type="character" w:customStyle="1" w:styleId="Heading4Char">
+    <w:name w:val="Heading 4 Char"/>
+    <w:basedOn w:val="DefaultParagraphFont"/>
+    <w:link w:val="Heading4"/>
     <w:uiPriority w:val="9"/>
     <w:rsid w:val="00CD6A56"/>
     <w:rPr>
@@ -33473,9 +32226,9 @@
       <w:szCs w:val="28"/>
     </w:rPr>
   </w:style>
-  <w:style w:type="character" w:styleId="ae">
+  <w:style w:type="character" w:styleId="Emphasis">
     <w:name w:val="Emphasis"/>
-    <w:basedOn w:val="a0"/>
+    <w:basedOn w:val="DefaultParagraphFont"/>
     <w:uiPriority w:val="20"/>
     <w:qFormat/>
     <w:rsid w:val="00D039E3"/>
@@ -33484,10 +32237,10 @@
       <w:iCs/>
     </w:rPr>
   </w:style>
-  <w:style w:type="character" w:customStyle="1" w:styleId="5Char">
-    <w:name w:val="标题 5 Char"/>
-    <w:basedOn w:val="a0"/>
-    <w:link w:val="5"/>
+  <w:style w:type="character" w:customStyle="1" w:styleId="Heading5Char">
+    <w:name w:val="Heading 5 Char"/>
+    <w:basedOn w:val="DefaultParagraphFont"/>
+    <w:link w:val="Heading5"/>
     <w:uiPriority w:val="9"/>
     <w:rsid w:val="00410795"/>
     <w:rPr>
